--- a/outputs/a23/a23_ficha_tecnica.docx
+++ b/outputs/a23/a23_ficha_tecnica.docx
@@ -851,7 +851,7 @@
           </w:tcPr>
           <w:p ns2:paraId="2A1BDCF3" ns2:textId="77777777">
             <w:r>
-              <w:t xml:space="preserve">Modo predict inline: se envía un diccionario con las variables de un mes de referencia; el plugin lo replica seq_len=6 veces para construir la secuencia y devuelve el precio estimado a 6 meses. Modo predict batch: se pasa un CSV histórico con columnas producto/canal/fecha y las variables de entrada; el plugin ordena por fecha, desliza una ventana de longitud seq_len por cada grupo (producto, canal) y emite una predicción (y_pred) por ventana válida. El reentrenamiento por usuario NO está soportado: train() devuelve HTTP 501 y el reentrenamiento se realiza offline con el repositorio original a23-rnn-dairy-prediccion.</w:t>
+              <w:t xml:space="preserve">Modo predict inline: se envía un diccionario con las variables de un mes de referencia; el plugin lo replica seq_len=6 veces para construir la secuencia y devuelve el precio estimado a 6 meses. Modo predict batch: se pasa un CSV histórico con columnas producto/canal/fecha y las variables de entrada; el plugin ordena por fecha, desliza una ventana de longitud seq_len por cada grupo (producto, canal) y emite una predicción (y_pred) por ventana válida. Modo train: reentrena (refit) la arquitectura GRU ya seleccionada sobre un CSV con el mismo contrato que el dataset de entrenamiento original (fecha, producto, canal, target_precio_medio + variables exógenas); requiere obligatoriamente un mlflow_run_id (sin valor por defecto) y el bundle reentrenado se guarda solo en ese run de MLflow, nunca sobrescribe el artefacto base servido.</w:t>
             </w:r>
           </w:p>
         </w:tc>
@@ -2257,7 +2257,7 @@
           </w:tcPr>
           <w:p ns2:paraId="274456BA" ns2:textId="77777777">
             <w:r>
-              <w:t xml:space="preserve">model_key / threshold / mlflow_run_id</w:t>
+              <w:t xml:space="preserve">model_key / threshold</w:t>
             </w:r>
           </w:p>
         </w:tc>
@@ -2280,7 +2280,7 @@
           </w:tcPr>
           <w:p ns2:paraId="03BFE475" ns2:textId="77777777">
             <w:r>
-              <w:t xml:space="preserve">str / float / str</w:t>
+              <w:t xml:space="preserve">str / float</w:t>
             </w:r>
           </w:p>
         </w:tc>
@@ -2303,7 +2303,7 @@
           </w:tcPr>
           <w:p ns2:paraId="73AC0988" ns2:textId="77777777">
             <w:r>
-              <w:t xml:space="preserve">Aceptados por la firma del endpoint pero ignorados por este plugin: no hay selección de umbral ni carga de modelos reentrenados desde MLflow.</w:t>
+              <w:t xml:space="preserve">Aceptados por la firma del endpoint pero ignorados por este plugin: no hay selección de umbral.</w:t>
             </w:r>
           </w:p>
         </w:tc>
@@ -2349,7 +2349,241 @@
           </w:tcPr>
           <w:p ns2:paraId="7756D559" ns2:textId="77777777">
             <w:r>
-              <w:t xml:space="preserve">None / ""</w:t>
+              <w:t xml:space="preserve">None</w:t>
+            </w:r>
+          </w:p>
+        </w:tc>
+      </w:tr>
+      <w:tr ns2:paraId="5943B210" ns2:textId="77777777">
+        <w:tc>
+          <w:tcPr>
+            <w:tcW w:w="2167" w:type="dxa"/>
+            <w:tcBorders>
+              <w:top w:val="single" w:sz="4" w:space="0" w:color="BFCFDF"/>
+              <w:left w:val="single" w:sz="4" w:space="0" w:color="BFCFDF"/>
+              <w:bottom w:val="single" w:sz="4" w:space="0" w:color="BFCFDF"/>
+              <w:right w:val="single" w:sz="4" w:space="0" w:color="BFCFDF"/>
+            </w:tcBorders>
+            <w:shd w:val="clear" w:color="auto" w:fill="EBF3FB"/>
+            <w:tcMar>
+              <w:top w:w="80" w:type="dxa"/>
+              <w:left w:w="120" w:type="dxa"/>
+              <w:bottom w:w="80" w:type="dxa"/>
+              <w:right w:w="120" w:type="dxa"/>
+            </w:tcMar>
+          </w:tcPr>
+          <w:p ns2:paraId="274456BA" ns2:textId="77777777">
+            <w:r>
+              <w:t xml:space="preserve">mlflow_run_id</w:t>
+            </w:r>
+          </w:p>
+        </w:tc>
+        <w:tc>
+          <w:tcPr>
+            <w:tcW w:w="1384" w:type="dxa"/>
+            <w:tcBorders>
+              <w:top w:val="single" w:sz="4" w:space="0" w:color="BFCFDF"/>
+              <w:left w:val="single" w:sz="4" w:space="0" w:color="BFCFDF"/>
+              <w:bottom w:val="single" w:sz="4" w:space="0" w:color="BFCFDF"/>
+              <w:right w:val="single" w:sz="4" w:space="0" w:color="BFCFDF"/>
+            </w:tcBorders>
+            <w:shd w:val="clear" w:color="auto" w:fill="EBF3FB"/>
+            <w:tcMar>
+              <w:top w:w="80" w:type="dxa"/>
+              <w:left w:w="120" w:type="dxa"/>
+              <w:bottom w:w="80" w:type="dxa"/>
+              <w:right w:w="120" w:type="dxa"/>
+            </w:tcMar>
+          </w:tcPr>
+          <w:p ns2:paraId="03BFE475" ns2:textId="77777777">
+            <w:r>
+              <w:t xml:space="preserve">str</w:t>
+            </w:r>
+          </w:p>
+        </w:tc>
+        <w:tc>
+          <w:tcPr>
+            <w:tcW w:w="3055" w:type="dxa"/>
+            <w:tcBorders>
+              <w:top w:val="single" w:sz="4" w:space="0" w:color="BFCFDF"/>
+              <w:left w:val="single" w:sz="4" w:space="0" w:color="BFCFDF"/>
+              <w:bottom w:val="single" w:sz="4" w:space="0" w:color="BFCFDF"/>
+              <w:right w:val="single" w:sz="4" w:space="0" w:color="BFCFDF"/>
+            </w:tcBorders>
+            <w:shd w:val="clear" w:color="auto" w:fill="EBF3FB"/>
+            <w:tcMar>
+              <w:top w:w="80" w:type="dxa"/>
+              <w:left w:w="120" w:type="dxa"/>
+              <w:bottom w:w="80" w:type="dxa"/>
+              <w:right w:w="120" w:type="dxa"/>
+            </w:tcMar>
+          </w:tcPr>
+          <w:p ns2:paraId="73AC0988" ns2:textId="77777777">
+            <w:r>
+              <w:t xml:space="preserve">En predict/batch: si se indica, carga un bundle GRU reentrenado por el usuario desde MLflow en vez del artefacto fijo. En train: obligatorio, identifica el run donde se persiste el GRU reentrenado.</w:t>
+            </w:r>
+          </w:p>
+        </w:tc>
+        <w:tc>
+          <w:tcPr>
+            <w:tcW w:w="1307" w:type="dxa"/>
+            <w:tcBorders>
+              <w:top w:val="single" w:sz="4" w:space="0" w:color="BFCFDF"/>
+              <w:left w:val="single" w:sz="4" w:space="0" w:color="BFCFDF"/>
+              <w:bottom w:val="single" w:sz="4" w:space="0" w:color="BFCFDF"/>
+              <w:right w:val="single" w:sz="4" w:space="0" w:color="BFCFDF"/>
+            </w:tcBorders>
+            <w:shd w:val="clear" w:color="auto" w:fill="EBF3FB"/>
+            <w:tcMar>
+              <w:top w:w="80" w:type="dxa"/>
+              <w:left w:w="120" w:type="dxa"/>
+              <w:bottom w:w="80" w:type="dxa"/>
+              <w:right w:w="120" w:type="dxa"/>
+            </w:tcMar>
+          </w:tcPr>
+          <w:p ns2:paraId="29F6ACFB" ns2:textId="77777777">
+            <w:r>
+              <w:t xml:space="preserve">No en predict; Sí en train</w:t>
+            </w:r>
+          </w:p>
+        </w:tc>
+        <w:tc>
+          <w:tcPr>
+            <w:tcW w:w="1447" w:type="dxa"/>
+            <w:tcBorders>
+              <w:top w:val="single" w:sz="4" w:space="0" w:color="BFCFDF"/>
+              <w:left w:val="single" w:sz="4" w:space="0" w:color="BFCFDF"/>
+              <w:bottom w:val="single" w:sz="4" w:space="0" w:color="BFCFDF"/>
+              <w:right w:val="single" w:sz="4" w:space="0" w:color="BFCFDF"/>
+            </w:tcBorders>
+            <w:shd w:val="clear" w:color="auto" w:fill="EBF3FB"/>
+            <w:tcMar>
+              <w:top w:w="80" w:type="dxa"/>
+              <w:left w:w="120" w:type="dxa"/>
+              <w:bottom w:w="80" w:type="dxa"/>
+              <w:right w:w="120" w:type="dxa"/>
+            </w:tcMar>
+          </w:tcPr>
+          <w:p ns2:paraId="7756D559" ns2:textId="77777777">
+            <w:r>
+              <w:t xml:space="preserve">"" (predict) / - (train)</w:t>
+            </w:r>
+          </w:p>
+        </w:tc>
+      </w:tr>
+      <w:tr ns2:paraId="5943B210" ns2:textId="77777777">
+        <w:tc>
+          <w:tcPr>
+            <w:tcW w:w="2167" w:type="dxa"/>
+            <w:tcBorders>
+              <w:top w:val="single" w:sz="4" w:space="0" w:color="BFCFDF"/>
+              <w:left w:val="single" w:sz="4" w:space="0" w:color="BFCFDF"/>
+              <w:bottom w:val="single" w:sz="4" w:space="0" w:color="BFCFDF"/>
+              <w:right w:val="single" w:sz="4" w:space="0" w:color="BFCFDF"/>
+            </w:tcBorders>
+            <w:shd w:val="clear" w:color="auto" w:fill="EBF3FB"/>
+            <w:tcMar>
+              <w:top w:w="80" w:type="dxa"/>
+              <w:left w:w="120" w:type="dxa"/>
+              <w:bottom w:w="80" w:type="dxa"/>
+              <w:right w:w="120" w:type="dxa"/>
+            </w:tcMar>
+          </w:tcPr>
+          <w:p ns2:paraId="274456BA" ns2:textId="77777777">
+            <w:r>
+              <w:t xml:space="preserve">data_path (modo train)</w:t>
+            </w:r>
+          </w:p>
+        </w:tc>
+        <w:tc>
+          <w:tcPr>
+            <w:tcW w:w="1384" w:type="dxa"/>
+            <w:tcBorders>
+              <w:top w:val="single" w:sz="4" w:space="0" w:color="BFCFDF"/>
+              <w:left w:val="single" w:sz="4" w:space="0" w:color="BFCFDF"/>
+              <w:bottom w:val="single" w:sz="4" w:space="0" w:color="BFCFDF"/>
+              <w:right w:val="single" w:sz="4" w:space="0" w:color="BFCFDF"/>
+            </w:tcBorders>
+            <w:shd w:val="clear" w:color="auto" w:fill="EBF3FB"/>
+            <w:tcMar>
+              <w:top w:w="80" w:type="dxa"/>
+              <w:left w:w="120" w:type="dxa"/>
+              <w:bottom w:w="80" w:type="dxa"/>
+              <w:right w:w="120" w:type="dxa"/>
+            </w:tcMar>
+          </w:tcPr>
+          <w:p ns2:paraId="03BFE475" ns2:textId="77777777">
+            <w:r>
+              <w:t xml:space="preserve">str</w:t>
+            </w:r>
+          </w:p>
+        </w:tc>
+        <w:tc>
+          <w:tcPr>
+            <w:tcW w:w="3055" w:type="dxa"/>
+            <w:tcBorders>
+              <w:top w:val="single" w:sz="4" w:space="0" w:color="BFCFDF"/>
+              <w:left w:val="single" w:sz="4" w:space="0" w:color="BFCFDF"/>
+              <w:bottom w:val="single" w:sz="4" w:space="0" w:color="BFCFDF"/>
+              <w:right w:val="single" w:sz="4" w:space="0" w:color="BFCFDF"/>
+            </w:tcBorders>
+            <w:shd w:val="clear" w:color="auto" w:fill="EBF3FB"/>
+            <w:tcMar>
+              <w:top w:w="80" w:type="dxa"/>
+              <w:left w:w="120" w:type="dxa"/>
+              <w:bottom w:w="80" w:type="dxa"/>
+              <w:right w:w="120" w:type="dxa"/>
+            </w:tcMar>
+          </w:tcPr>
+          <w:p ns2:paraId="73AC0988" ns2:textId="77777777">
+            <w:r>
+              <w:t xml:space="preserve">CSV con el mismo contrato que dataset_forecast_ready.csv: fecha, producto, canal, target_precio_medio y las columnas exógenas (lags, medias móviles, HICP/IPC/MAPA)</w:t>
+            </w:r>
+          </w:p>
+        </w:tc>
+        <w:tc>
+          <w:tcPr>
+            <w:tcW w:w="1307" w:type="dxa"/>
+            <w:tcBorders>
+              <w:top w:val="single" w:sz="4" w:space="0" w:color="BFCFDF"/>
+              <w:left w:val="single" w:sz="4" w:space="0" w:color="BFCFDF"/>
+              <w:bottom w:val="single" w:sz="4" w:space="0" w:color="BFCFDF"/>
+              <w:right w:val="single" w:sz="4" w:space="0" w:color="BFCFDF"/>
+            </w:tcBorders>
+            <w:shd w:val="clear" w:color="auto" w:fill="EBF3FB"/>
+            <w:tcMar>
+              <w:top w:w="80" w:type="dxa"/>
+              <w:left w:w="120" w:type="dxa"/>
+              <w:bottom w:w="80" w:type="dxa"/>
+              <w:right w:w="120" w:type="dxa"/>
+            </w:tcMar>
+          </w:tcPr>
+          <w:p ns2:paraId="29F6ACFB" ns2:textId="77777777">
+            <w:r>
+              <w:t xml:space="preserve">Sí (modo train)</w:t>
+            </w:r>
+          </w:p>
+        </w:tc>
+        <w:tc>
+          <w:tcPr>
+            <w:tcW w:w="1447" w:type="dxa"/>
+            <w:tcBorders>
+              <w:top w:val="single" w:sz="4" w:space="0" w:color="BFCFDF"/>
+              <w:left w:val="single" w:sz="4" w:space="0" w:color="BFCFDF"/>
+              <w:bottom w:val="single" w:sz="4" w:space="0" w:color="BFCFDF"/>
+              <w:right w:val="single" w:sz="4" w:space="0" w:color="BFCFDF"/>
+            </w:tcBorders>
+            <w:shd w:val="clear" w:color="auto" w:fill="EBF3FB"/>
+            <w:tcMar>
+              <w:top w:w="80" w:type="dxa"/>
+              <w:left w:w="120" w:type="dxa"/>
+              <w:bottom w:w="80" w:type="dxa"/>
+              <w:right w:w="120" w:type="dxa"/>
+            </w:tcMar>
+          </w:tcPr>
+          <w:p ns2:paraId="7756D559" ns2:textId="77777777">
+            <w:r>
+              <w:t xml:space="preserve">-</w:t>
             </w:r>
           </w:p>
         </w:tc>
@@ -3466,7 +3700,7 @@
           </w:tcPr>
           <w:p ns2:paraId="631A7871" ns2:textId="77777777">
             <w:r>
-              <w:t xml:space="preserve">RMSE (test hold-out)</w:t>
+              <w:t xml:space="preserve">RMSE (test hold-out, media 3 semillas)</w:t>
             </w:r>
           </w:p>
         </w:tc>
@@ -3512,7 +3746,7 @@
           </w:tcPr>
           <w:p ns2:paraId="43E2B30F" ns2:textId="77777777">
             <w:r>
-              <w:t xml:space="preserve">Raíz del error cuadrático medio, media multi-semilla (3 semillas) en el test hold-out (último 10% de fechas)</w:t>
+              <w:t xml:space="preserve">Raíz del error cuadrático medio, media multi-semilla (3 semillas) en el test hold-out (último 10% de fechas) — bloque "GRU" de final_test_metrics.json. NO es el artefacto realmente servido (ver entrada 'artefacto servido' mas abajo).</w:t>
             </w:r>
           </w:p>
         </w:tc>
@@ -3560,7 +3794,7 @@
           </w:tcPr>
           <w:p ns2:paraId="631A7871" ns2:textId="77777777">
             <w:r>
-              <w:t xml:space="preserve">MAE (test hold-out)</w:t>
+              <w:t xml:space="preserve">MAE (test hold-out, media 3 semillas)</w:t>
             </w:r>
           </w:p>
         </w:tc>
@@ -3606,7 +3840,7 @@
           </w:tcPr>
           <w:p ns2:paraId="43E2B30F" ns2:textId="77777777">
             <w:r>
-              <w:t xml:space="preserve">Error absoluto medio en el test hold-out</w:t>
+              <w:t xml:space="preserve">Error absoluto medio en el test hold-out — bloque "GRU" de final_test_metrics.json. NO es el artefacto realmente servido (ver entrada 'artefacto servido' mas abajo).</w:t>
             </w:r>
           </w:p>
         </w:tc>
@@ -3654,7 +3888,7 @@
           </w:tcPr>
           <w:p ns2:paraId="631A7871" ns2:textId="77777777">
             <w:r>
-              <w:t xml:space="preserve">MAPE (test hold-out)</w:t>
+              <w:t xml:space="preserve">MAPE (test hold-out, media 3 semillas)</w:t>
             </w:r>
           </w:p>
         </w:tc>
@@ -3700,7 +3934,7 @@
           </w:tcPr>
           <w:p ns2:paraId="43E2B30F" ns2:textId="77777777">
             <w:r>
-              <w:t xml:space="preserve">Error porcentual absoluto medio en el test hold-out</w:t>
+              <w:t xml:space="preserve">Error porcentual absoluto medio en el test hold-out — bloque "GRU" de final_test_metrics.json. NO es el artefacto realmente servido (ver entrada 'artefacto servido' mas abajo).</w:t>
             </w:r>
           </w:p>
         </w:tc>
@@ -3748,7 +3982,7 @@
           </w:tcPr>
           <w:p ns2:paraId="631A7871" ns2:textId="77777777">
             <w:r>
-              <w:t xml:space="preserve">R² (test hold-out)</w:t>
+              <w:t xml:space="preserve">R² (test hold-out, media 3 semillas)</w:t>
             </w:r>
           </w:p>
         </w:tc>
@@ -3794,7 +4028,7 @@
           </w:tcPr>
           <w:p ns2:paraId="43E2B30F" ns2:textId="77777777">
             <w:r>
-              <w:t xml:space="preserve">Proporción de varianza explicada en el test hold-out</w:t>
+              <w:t xml:space="preserve">Proporción de varianza explicada en el test hold-out — bloque "GRU" de final_test_metrics.json. NO es el artefacto realmente servido (ver entrada 'artefacto servido' mas abajo).</w:t>
             </w:r>
           </w:p>
         </w:tc>
@@ -3842,7 +4076,7 @@
           </w:tcPr>
           <w:p ns2:paraId="631A7871" ns2:textId="77777777">
             <w:r>
-              <w:t xml:space="preserve">Direction Accuracy (test hold-out)</w:t>
+              <w:t xml:space="preserve">Direction Accuracy (test hold-out, media 3 semillas)</w:t>
             </w:r>
           </w:p>
         </w:tc>
@@ -3888,7 +4122,7 @@
           </w:tcPr>
           <w:p ns2:paraId="43E2B30F" ns2:textId="77777777">
             <w:r>
-              <w:t xml:space="preserve">Acierto en la dirección del cambio de precio en test (objetivo declarado &gt; 60%)</w:t>
+              <w:t xml:space="preserve">Acierto en la dirección del cambio de precio en test (objetivo declarado &gt; 60%) — bloque "GRU" de final_test_metrics.json. NO es el artefacto realmente servido (ver entrada 'artefacto servido' mas abajo).</w:t>
             </w:r>
           </w:p>
         </w:tc>
@@ -3936,7 +4170,7 @@
           </w:tcPr>
           <w:p ns2:paraId="631A7871" ns2:textId="77777777">
             <w:r>
-              <w:t xml:space="preserve">RMSE baseline Naive (test)</w:t>
+              <w:t xml:space="preserve">MAE (artefacto servido, gru_model.pt seed=42)</w:t>
             </w:r>
           </w:p>
         </w:tc>
@@ -3959,7 +4193,7 @@
           </w:tcPr>
           <w:p ns2:paraId="098B665D" ns2:textId="77777777">
             <w:r>
-              <w:t xml:space="preserve">0,0295 EUR/L</w:t>
+              <w:t xml:space="preserve">0,0135 EUR/L</w:t>
             </w:r>
           </w:p>
         </w:tc>
@@ -3982,7 +4216,7 @@
           </w:tcPr>
           <w:p ns2:paraId="43E2B30F" ns2:textId="77777777">
             <w:r>
-              <w:t xml:space="preserve">Referencia de persistencia (precio futuro = precio actual) en test</w:t>
+              <w:t xml:space="preserve">Bloque "GRU_artifact_metrics" de final_test_metrics.json — metrica real del unico artefacto desplegado (seleccionado por best_seed_by_validation_rmse), no la media de las 3 semillas evaluadas.</w:t>
             </w:r>
           </w:p>
         </w:tc>
@@ -4005,7 +4239,7 @@
           </w:tcPr>
           <w:p ns2:paraId="6AFC25E8" ns2:textId="77777777">
             <w:r>
-              <w:t xml:space="preserve">El GRU mejora ~23,3% el RMSE del baseline, confirmando capacidad predictiva real más allá de la persistencia</w:t>
+              <w:t xml:space="preserve">El artefacto que de verdad responde en produccion es mejor que la media reportada: error medio de 1,35 centimos/L, no 1,77.</w:t>
             </w:r>
           </w:p>
         </w:tc>
@@ -4030,7 +4264,7 @@
           </w:tcPr>
           <w:p ns2:paraId="631A7871" ns2:textId="77777777">
             <w:r>
-              <w:t xml:space="preserve">RMSE (validación cruzada temporal)</w:t>
+              <w:t xml:space="preserve">RMSE (artefacto servido, gru_model.pt seed=42)</w:t>
             </w:r>
           </w:p>
         </w:tc>
@@ -4053,7 +4287,7 @@
           </w:tcPr>
           <w:p ns2:paraId="098B665D" ns2:textId="77777777">
             <w:r>
-              <w:t xml:space="preserve">0,0263 ± 0,0074 EUR/L</w:t>
+              <w:t xml:space="preserve">0,0170 EUR/L</w:t>
             </w:r>
           </w:p>
         </w:tc>
@@ -4076,7 +4310,7 @@
           </w:tcPr>
           <w:p ns2:paraId="43E2B30F" ns2:textId="77777777">
             <w:r>
-              <w:t xml:space="preserve">RMSE medio en validación cruzada walk-forward de 5 folds (métrica de selección del modelo, frente a Naive CV 0,0492)</w:t>
+              <w:t xml:space="preserve">Bloque "GRU_artifact_metrics" de final_test_metrics.json.</w:t>
             </w:r>
           </w:p>
         </w:tc>
@@ -4099,7 +4333,7 @@
           </w:tcPr>
           <w:p ns2:paraId="6AFC25E8" ns2:textId="77777777">
             <w:r>
-              <w:t xml:space="preserve">Métrica prioritaria que seleccionó GRU frente a LSTM (0,0288) y XGBoost (0,0453)</w:t>
+              <w:t xml:space="preserve">Consistente con el MAE: el artefacto servido tiene menor error que la media multi-semilla.</w:t>
             </w:r>
           </w:p>
         </w:tc>
@@ -4124,6 +4358,288 @@
           </w:tcPr>
           <w:p ns2:paraId="631A7871" ns2:textId="77777777">
             <w:r>
+              <w:t xml:space="preserve">R² (artefacto servido, gru_model.pt seed=42)</w:t>
+            </w:r>
+          </w:p>
+        </w:tc>
+        <w:tc>
+          <w:tcPr>
+            <w:tcW w:w="2340" w:type="dxa"/>
+            <w:tcBorders>
+              <w:top w:val="single" w:sz="4" w:space="0" w:color="BFCFDF"/>
+              <w:left w:val="single" w:sz="4" w:space="0" w:color="BFCFDF"/>
+              <w:bottom w:val="single" w:sz="4" w:space="0" w:color="BFCFDF"/>
+              <w:right w:val="single" w:sz="4" w:space="0" w:color="BFCFDF"/>
+            </w:tcBorders>
+            <w:shd w:val="clear" w:color="auto" w:fill="EBF3FB"/>
+            <w:tcMar>
+              <w:top w:w="80" w:type="dxa"/>
+              <w:left w:w="120" w:type="dxa"/>
+              <w:bottom w:w="80" w:type="dxa"/>
+              <w:right w:w="120" w:type="dxa"/>
+            </w:tcMar>
+          </w:tcPr>
+          <w:p ns2:paraId="098B665D" ns2:textId="77777777">
+            <w:r>
+              <w:t xml:space="preserve">0,899</w:t>
+            </w:r>
+          </w:p>
+        </w:tc>
+        <w:tc>
+          <w:tcPr>
+            <w:tcW w:w="2340" w:type="dxa"/>
+            <w:tcBorders>
+              <w:top w:val="single" w:sz="4" w:space="0" w:color="BFCFDF"/>
+              <w:left w:val="single" w:sz="4" w:space="0" w:color="BFCFDF"/>
+              <w:bottom w:val="single" w:sz="4" w:space="0" w:color="BFCFDF"/>
+              <w:right w:val="single" w:sz="4" w:space="0" w:color="BFCFDF"/>
+            </w:tcBorders>
+            <w:shd w:val="clear" w:color="auto" w:fill="EBF3FB"/>
+            <w:tcMar>
+              <w:top w:w="80" w:type="dxa"/>
+              <w:left w:w="120" w:type="dxa"/>
+              <w:bottom w:w="80" w:type="dxa"/>
+              <w:right w:w="120" w:type="dxa"/>
+            </w:tcMar>
+          </w:tcPr>
+          <w:p ns2:paraId="43E2B30F" ns2:textId="77777777">
+            <w:r>
+              <w:t xml:space="preserve">Bloque "GRU_artifact_metrics" de final_test_metrics.json.</w:t>
+            </w:r>
+          </w:p>
+        </w:tc>
+        <w:tc>
+          <w:tcPr>
+            <w:tcW w:w="2340" w:type="dxa"/>
+            <w:tcBorders>
+              <w:top w:val="single" w:sz="4" w:space="0" w:color="BFCFDF"/>
+              <w:left w:val="single" w:sz="4" w:space="0" w:color="BFCFDF"/>
+              <w:bottom w:val="single" w:sz="4" w:space="0" w:color="BFCFDF"/>
+              <w:right w:val="single" w:sz="4" w:space="0" w:color="BFCFDF"/>
+            </w:tcBorders>
+            <w:shd w:val="clear" w:color="auto" w:fill="EBF3FB"/>
+            <w:tcMar>
+              <w:top w:w="80" w:type="dxa"/>
+              <w:left w:w="120" w:type="dxa"/>
+              <w:bottom w:w="80" w:type="dxa"/>
+              <w:right w:w="120" w:type="dxa"/>
+            </w:tcMar>
+          </w:tcPr>
+          <w:p ns2:paraId="6AFC25E8" ns2:textId="77777777">
+            <w:r>
+              <w:t xml:space="preserve">El artefacto servido explica ~89,9% de la varianza del precio, notablemente por encima del 79,6% de la media multi-semilla.</w:t>
+            </w:r>
+          </w:p>
+        </w:tc>
+      </w:tr>
+      <w:tr ns2:paraId="66471EDA" ns2:textId="77777777">
+        <w:tc>
+          <w:tcPr>
+            <w:tcW w:w="2340" w:type="dxa"/>
+            <w:tcBorders>
+              <w:top w:val="single" w:sz="4" w:space="0" w:color="BFCFDF"/>
+              <w:left w:val="single" w:sz="4" w:space="0" w:color="BFCFDF"/>
+              <w:bottom w:val="single" w:sz="4" w:space="0" w:color="BFCFDF"/>
+              <w:right w:val="single" w:sz="4" w:space="0" w:color="BFCFDF"/>
+            </w:tcBorders>
+            <w:shd w:val="clear" w:color="auto" w:fill="EBF3FB"/>
+            <w:tcMar>
+              <w:top w:w="80" w:type="dxa"/>
+              <w:left w:w="120" w:type="dxa"/>
+              <w:bottom w:w="80" w:type="dxa"/>
+              <w:right w:w="120" w:type="dxa"/>
+            </w:tcMar>
+          </w:tcPr>
+          <w:p ns2:paraId="631A7871" ns2:textId="77777777">
+            <w:r>
+              <w:t xml:space="preserve">RMSE baseline Naive (test)</w:t>
+            </w:r>
+          </w:p>
+        </w:tc>
+        <w:tc>
+          <w:tcPr>
+            <w:tcW w:w="2340" w:type="dxa"/>
+            <w:tcBorders>
+              <w:top w:val="single" w:sz="4" w:space="0" w:color="BFCFDF"/>
+              <w:left w:val="single" w:sz="4" w:space="0" w:color="BFCFDF"/>
+              <w:bottom w:val="single" w:sz="4" w:space="0" w:color="BFCFDF"/>
+              <w:right w:val="single" w:sz="4" w:space="0" w:color="BFCFDF"/>
+            </w:tcBorders>
+            <w:shd w:val="clear" w:color="auto" w:fill="EBF3FB"/>
+            <w:tcMar>
+              <w:top w:w="80" w:type="dxa"/>
+              <w:left w:w="120" w:type="dxa"/>
+              <w:bottom w:w="80" w:type="dxa"/>
+              <w:right w:w="120" w:type="dxa"/>
+            </w:tcMar>
+          </w:tcPr>
+          <w:p ns2:paraId="098B665D" ns2:textId="77777777">
+            <w:r>
+              <w:t xml:space="preserve">0,0295 EUR/L</w:t>
+            </w:r>
+          </w:p>
+        </w:tc>
+        <w:tc>
+          <w:tcPr>
+            <w:tcW w:w="2340" w:type="dxa"/>
+            <w:tcBorders>
+              <w:top w:val="single" w:sz="4" w:space="0" w:color="BFCFDF"/>
+              <w:left w:val="single" w:sz="4" w:space="0" w:color="BFCFDF"/>
+              <w:bottom w:val="single" w:sz="4" w:space="0" w:color="BFCFDF"/>
+              <w:right w:val="single" w:sz="4" w:space="0" w:color="BFCFDF"/>
+            </w:tcBorders>
+            <w:shd w:val="clear" w:color="auto" w:fill="EBF3FB"/>
+            <w:tcMar>
+              <w:top w:w="80" w:type="dxa"/>
+              <w:left w:w="120" w:type="dxa"/>
+              <w:bottom w:w="80" w:type="dxa"/>
+              <w:right w:w="120" w:type="dxa"/>
+            </w:tcMar>
+          </w:tcPr>
+          <w:p ns2:paraId="43E2B30F" ns2:textId="77777777">
+            <w:r>
+              <w:t xml:space="preserve">Referencia de persistencia (precio futuro = precio actual) en test</w:t>
+            </w:r>
+          </w:p>
+        </w:tc>
+        <w:tc>
+          <w:tcPr>
+            <w:tcW w:w="2340" w:type="dxa"/>
+            <w:tcBorders>
+              <w:top w:val="single" w:sz="4" w:space="0" w:color="BFCFDF"/>
+              <w:left w:val="single" w:sz="4" w:space="0" w:color="BFCFDF"/>
+              <w:bottom w:val="single" w:sz="4" w:space="0" w:color="BFCFDF"/>
+              <w:right w:val="single" w:sz="4" w:space="0" w:color="BFCFDF"/>
+            </w:tcBorders>
+            <w:shd w:val="clear" w:color="auto" w:fill="EBF3FB"/>
+            <w:tcMar>
+              <w:top w:w="80" w:type="dxa"/>
+              <w:left w:w="120" w:type="dxa"/>
+              <w:bottom w:w="80" w:type="dxa"/>
+              <w:right w:w="120" w:type="dxa"/>
+            </w:tcMar>
+          </w:tcPr>
+          <w:p ns2:paraId="6AFC25E8" ns2:textId="77777777">
+            <w:r>
+              <w:t xml:space="preserve">El GRU mejora ~23,3% el RMSE del baseline, confirmando capacidad predictiva real más allá de la persistencia</w:t>
+            </w:r>
+          </w:p>
+        </w:tc>
+      </w:tr>
+      <w:tr ns2:paraId="66471EDA" ns2:textId="77777777">
+        <w:tc>
+          <w:tcPr>
+            <w:tcW w:w="2340" w:type="dxa"/>
+            <w:tcBorders>
+              <w:top w:val="single" w:sz="4" w:space="0" w:color="BFCFDF"/>
+              <w:left w:val="single" w:sz="4" w:space="0" w:color="BFCFDF"/>
+              <w:bottom w:val="single" w:sz="4" w:space="0" w:color="BFCFDF"/>
+              <w:right w:val="single" w:sz="4" w:space="0" w:color="BFCFDF"/>
+            </w:tcBorders>
+            <w:shd w:val="clear" w:color="auto" w:fill="EBF3FB"/>
+            <w:tcMar>
+              <w:top w:w="80" w:type="dxa"/>
+              <w:left w:w="120" w:type="dxa"/>
+              <w:bottom w:w="80" w:type="dxa"/>
+              <w:right w:w="120" w:type="dxa"/>
+            </w:tcMar>
+          </w:tcPr>
+          <w:p ns2:paraId="631A7871" ns2:textId="77777777">
+            <w:r>
+              <w:t xml:space="preserve">RMSE (validación cruzada temporal)</w:t>
+            </w:r>
+          </w:p>
+        </w:tc>
+        <w:tc>
+          <w:tcPr>
+            <w:tcW w:w="2340" w:type="dxa"/>
+            <w:tcBorders>
+              <w:top w:val="single" w:sz="4" w:space="0" w:color="BFCFDF"/>
+              <w:left w:val="single" w:sz="4" w:space="0" w:color="BFCFDF"/>
+              <w:bottom w:val="single" w:sz="4" w:space="0" w:color="BFCFDF"/>
+              <w:right w:val="single" w:sz="4" w:space="0" w:color="BFCFDF"/>
+            </w:tcBorders>
+            <w:shd w:val="clear" w:color="auto" w:fill="EBF3FB"/>
+            <w:tcMar>
+              <w:top w:w="80" w:type="dxa"/>
+              <w:left w:w="120" w:type="dxa"/>
+              <w:bottom w:w="80" w:type="dxa"/>
+              <w:right w:w="120" w:type="dxa"/>
+            </w:tcMar>
+          </w:tcPr>
+          <w:p ns2:paraId="098B665D" ns2:textId="77777777">
+            <w:r>
+              <w:t xml:space="preserve">0,0263 ± 0,0074 EUR/L</w:t>
+            </w:r>
+          </w:p>
+        </w:tc>
+        <w:tc>
+          <w:tcPr>
+            <w:tcW w:w="2340" w:type="dxa"/>
+            <w:tcBorders>
+              <w:top w:val="single" w:sz="4" w:space="0" w:color="BFCFDF"/>
+              <w:left w:val="single" w:sz="4" w:space="0" w:color="BFCFDF"/>
+              <w:bottom w:val="single" w:sz="4" w:space="0" w:color="BFCFDF"/>
+              <w:right w:val="single" w:sz="4" w:space="0" w:color="BFCFDF"/>
+            </w:tcBorders>
+            <w:shd w:val="clear" w:color="auto" w:fill="EBF3FB"/>
+            <w:tcMar>
+              <w:top w:w="80" w:type="dxa"/>
+              <w:left w:w="120" w:type="dxa"/>
+              <w:bottom w:w="80" w:type="dxa"/>
+              <w:right w:w="120" w:type="dxa"/>
+            </w:tcMar>
+          </w:tcPr>
+          <w:p ns2:paraId="43E2B30F" ns2:textId="77777777">
+            <w:r>
+              <w:t xml:space="preserve">RMSE medio en validación cruzada walk-forward de 5 folds (métrica de selección del modelo, frente a Naive CV 0,0492)</w:t>
+            </w:r>
+          </w:p>
+        </w:tc>
+        <w:tc>
+          <w:tcPr>
+            <w:tcW w:w="2340" w:type="dxa"/>
+            <w:tcBorders>
+              <w:top w:val="single" w:sz="4" w:space="0" w:color="BFCFDF"/>
+              <w:left w:val="single" w:sz="4" w:space="0" w:color="BFCFDF"/>
+              <w:bottom w:val="single" w:sz="4" w:space="0" w:color="BFCFDF"/>
+              <w:right w:val="single" w:sz="4" w:space="0" w:color="BFCFDF"/>
+            </w:tcBorders>
+            <w:shd w:val="clear" w:color="auto" w:fill="EBF3FB"/>
+            <w:tcMar>
+              <w:top w:w="80" w:type="dxa"/>
+              <w:left w:w="120" w:type="dxa"/>
+              <w:bottom w:w="80" w:type="dxa"/>
+              <w:right w:w="120" w:type="dxa"/>
+            </w:tcMar>
+          </w:tcPr>
+          <w:p ns2:paraId="6AFC25E8" ns2:textId="77777777">
+            <w:r>
+              <w:t xml:space="preserve">Métrica prioritaria que seleccionó GRU frente a LSTM (0,0288) y XGBoost (0,0453)</w:t>
+            </w:r>
+          </w:p>
+        </w:tc>
+      </w:tr>
+      <w:tr ns2:paraId="66471EDA" ns2:textId="77777777">
+        <w:tc>
+          <w:tcPr>
+            <w:tcW w:w="2340" w:type="dxa"/>
+            <w:tcBorders>
+              <w:top w:val="single" w:sz="4" w:space="0" w:color="BFCFDF"/>
+              <w:left w:val="single" w:sz="4" w:space="0" w:color="BFCFDF"/>
+              <w:bottom w:val="single" w:sz="4" w:space="0" w:color="BFCFDF"/>
+              <w:right w:val="single" w:sz="4" w:space="0" w:color="BFCFDF"/>
+            </w:tcBorders>
+            <w:shd w:val="clear" w:color="auto" w:fill="EBF3FB"/>
+            <w:tcMar>
+              <w:top w:w="80" w:type="dxa"/>
+              <w:left w:w="120" w:type="dxa"/>
+              <w:bottom w:w="80" w:type="dxa"/>
+              <w:right w:w="120" w:type="dxa"/>
+            </w:tcMar>
+          </w:tcPr>
+          <w:p ns2:paraId="631A7871" ns2:textId="77777777">
+            <w:r>
               <w:t xml:space="preserve">Direction Accuracy (validación cruzada)</w:t>
             </w:r>
           </w:p>
@@ -4194,6 +4710,100 @@
           <w:p ns2:paraId="6AFC25E8" ns2:textId="77777777">
             <w:r>
               <w:t xml:space="preserve">La mayor de las arquitecturas evaluadas; mayor variabilidad entre folds por la heterogeneidad temporal (shock de precios de 2022)</w:t>
+            </w:r>
+          </w:p>
+        </w:tc>
+      </w:tr>
+      <w:tr ns2:paraId="66471EDA" ns2:textId="77777777">
+        <w:tc>
+          <w:tcPr>
+            <w:tcW w:w="2340" w:type="dxa"/>
+            <w:tcBorders>
+              <w:top w:val="single" w:sz="4" w:space="0" w:color="BFCFDF"/>
+              <w:left w:val="single" w:sz="4" w:space="0" w:color="BFCFDF"/>
+              <w:bottom w:val="single" w:sz="4" w:space="0" w:color="BFCFDF"/>
+              <w:right w:val="single" w:sz="4" w:space="0" w:color="BFCFDF"/>
+            </w:tcBorders>
+            <w:shd w:val="clear" w:color="auto" w:fill="EBF3FB"/>
+            <w:tcMar>
+              <w:top w:w="80" w:type="dxa"/>
+              <w:left w:w="120" w:type="dxa"/>
+              <w:bottom w:w="80" w:type="dxa"/>
+              <w:right w:w="120" w:type="dxa"/>
+            </w:tcMar>
+          </w:tcPr>
+          <w:p ns2:paraId="631A7871" ns2:textId="77777777">
+            <w:r>
+              <w:t xml:space="preserve">Correctitud post-integración de train() (verification_report.md, Ciclo 2)</w:t>
+            </w:r>
+          </w:p>
+        </w:tc>
+        <w:tc>
+          <w:tcPr>
+            <w:tcW w:w="2340" w:type="dxa"/>
+            <w:tcBorders>
+              <w:top w:val="single" w:sz="4" w:space="0" w:color="BFCFDF"/>
+              <w:left w:val="single" w:sz="4" w:space="0" w:color="BFCFDF"/>
+              <w:bottom w:val="single" w:sz="4" w:space="0" w:color="BFCFDF"/>
+              <w:right w:val="single" w:sz="4" w:space="0" w:color="BFCFDF"/>
+            </w:tcBorders>
+            <w:shd w:val="clear" w:color="auto" w:fill="EBF3FB"/>
+            <w:tcMar>
+              <w:top w:w="80" w:type="dxa"/>
+              <w:left w:w="120" w:type="dxa"/>
+              <w:bottom w:w="80" w:type="dxa"/>
+              <w:right w:w="120" w:type="dxa"/>
+            </w:tcMar>
+          </w:tcPr>
+          <w:p ns2:paraId="098B665D" ns2:textId="77777777">
+            <w:r>
+              <w:t xml:space="preserve">mae=0,0135 rmse=0,017 r2=0,8994 direction_acc=90,6% (dataset real completo, 1.440 filas)</w:t>
+            </w:r>
+          </w:p>
+        </w:tc>
+        <w:tc>
+          <w:tcPr>
+            <w:tcW w:w="2340" w:type="dxa"/>
+            <w:tcBorders>
+              <w:top w:val="single" w:sz="4" w:space="0" w:color="BFCFDF"/>
+              <w:left w:val="single" w:sz="4" w:space="0" w:color="BFCFDF"/>
+              <w:bottom w:val="single" w:sz="4" w:space="0" w:color="BFCFDF"/>
+              <w:right w:val="single" w:sz="4" w:space="0" w:color="BFCFDF"/>
+            </w:tcBorders>
+            <w:shd w:val="clear" w:color="auto" w:fill="EBF3FB"/>
+            <w:tcMar>
+              <w:top w:w="80" w:type="dxa"/>
+              <w:left w:w="120" w:type="dxa"/>
+              <w:bottom w:w="80" w:type="dxa"/>
+              <w:right w:w="120" w:type="dxa"/>
+            </w:tcMar>
+          </w:tcPr>
+          <w:p ns2:paraId="43E2B30F" ns2:textId="77777777">
+            <w:r>
+              <w:t xml:space="preserve">Refit real ejecutado end-to-end sobre el dataset de entrenamiento completo — coincide a 4+ decimales con las métricas del artefacto servido (fila 'artefacto servido' de arriba)</w:t>
+            </w:r>
+          </w:p>
+        </w:tc>
+        <w:tc>
+          <w:tcPr>
+            <w:tcW w:w="2340" w:type="dxa"/>
+            <w:tcBorders>
+              <w:top w:val="single" w:sz="4" w:space="0" w:color="BFCFDF"/>
+              <w:left w:val="single" w:sz="4" w:space="0" w:color="BFCFDF"/>
+              <w:bottom w:val="single" w:sz="4" w:space="0" w:color="BFCFDF"/>
+              <w:right w:val="single" w:sz="4" w:space="0" w:color="BFCFDF"/>
+            </w:tcBorders>
+            <w:shd w:val="clear" w:color="auto" w:fill="EBF3FB"/>
+            <w:tcMar>
+              <w:top w:w="80" w:type="dxa"/>
+              <w:left w:w="120" w:type="dxa"/>
+              <w:bottom w:w="80" w:type="dxa"/>
+              <w:right w:w="120" w:type="dxa"/>
+            </w:tcMar>
+          </w:tcPr>
+          <w:p ns2:paraId="6AFC25E8" ns2:textId="77777777">
+            <w:r>
+              <w:t xml:space="preserve">Confirma que el procedimiento de reentrenamiento portado al plugin reproduce exactamente el original, no una aproximación</w:t>
             </w:r>
           </w:p>
         </w:tc>
@@ -4673,7 +5283,7 @@
           </w:tcPr>
           <w:p ns2:paraId="26419EF2" ns2:textId="77777777">
             <w:r>
-              <w:t xml:space="preserve">Reentrenamiento por usuario no soportado</w:t>
+              <w:t xml:space="preserve">Reentrenamiento: solo refit de la arquitectura ya seleccionada</w:t>
             </w:r>
           </w:p>
         </w:tc>
@@ -4696,7 +5306,7 @@
           </w:tcPr>
           <w:p ns2:paraId="3E7B7A63" ns2:textId="77777777">
             <w:r>
-              <w:t xml:space="preserve">El plugin expone solo predict inline/batch; train() devuelve HTTP 501 y no incluye mlflow_utils.py. El reentrenamiento se hace offline con el repositorio a23-rnn-dairy-prediccion, subiendo los nuevos artefactos a S3. Se recomienda reentrenar mensual o trimestralmente con datos oficiales actualizados.</w:t>
+              <w:t xml:space="preserve">train() reentrena (refit) la red GRU ya elegida como mejor modelo, pero no repite la búsqueda completa que comparó GRU frente a LSTM/XGBoost/baselines — si los datos nuevos cambiaran sustancialmente qué arquitectura es la óptima, eso requiere un ciclo de comparación completo fuera de este endpoint. Se recomienda reentrenar mensual o trimestralmente con datos oficiales actualizados.</w:t>
             </w:r>
           </w:p>
         </w:tc>
@@ -4740,7 +5350,7 @@
         <w:jc w:val="both"/>
       </w:pPr>
       <w:r>
-        <w:t xml:space="preserve">Arquitectura GRU (PyTorch): input_size=32, hidden_size=64, num_layers=2, dropout=0,3, capa lineal escalar final, ~43.841 parámetros; seq_len=6, horizon=6. El estandarizado usa media/escala congeladas del entrenamiento (rnn_scaler.npz) y el conjunto efectivo de variables lo fija feature_cols del manifest.json del artefacto. Ejecutable en CPU x86-64 (mínimo 2 vCPU), RAM ≥ 4 GB, sin GPU; almacenamiento &lt; 500 MB (artefacto GRU ~174 KB). Entorno de desarrollo Python 3.12; runtime compatible con Python 3.10+. Dependencias clave: torch, numpy, pandas. Reentrenamiento por usuario NO soportado (train → HTTP 501) y NO incluye mlflow_utils.py. Monitorización recomendada: reentrenar mensual/trimestral con nuevos datos oficiales completos y alertar si el RMSE observado supera en más del 25% al RMSE de test durante tres meses consecutivos, si la Direction Accuracy acumulada cae por debajo del 60%, si aparecen errores sistemáticos por producto/canal o si cambia la metodología de alguna fuente pública.</w:t>
+        <w:t xml:space="preserve">Arquitectura GRU (PyTorch): input_size=32, hidden_size=64, num_layers=2, dropout=0,3, capa lineal escalar final, ~43.841 parámetros; seq_len=6, horizon=6. El estandarizado usa media/escala congeladas del entrenamiento (rnn_scaler.npz) y el conjunto efectivo de variables lo fija feature_cols del manifest.json del artefacto. Ejecutable en CPU x86-64 (mínimo 2 vCPU), RAM ≥ 4 GB, sin GPU; almacenamiento &lt; 500 MB (artefacto GRU ~174 KB). Entorno de desarrollo Python 3.12; runtime compatible con Python 3.10+. Dependencias clave: torch, numpy, pandas. train() soporta reentrenamiento real (refit de la arquitectura GRU ya seleccionada, 3 seeds, ~48s sobre el dataset completo); mlflow_run_id obligatorio en train, el bundle reentrenado se sube solo a MLflow, nunca sobrescribe el artefacto base. Monitorización recomendada: reentrenar mensual/trimestral con nuevos datos oficiales completos y alertar si el RMSE observado supera en más del 25% al RMSE de test durante tres meses consecutivos, si la Direction Accuracy acumulada cae por debajo del 60%, si aparecen errores sistemáticos por producto/canal o si cambia la metodología de alguna fuente pública.</w:t>
       </w:r>
     </w:p>
     <w:p ns2:paraId="642BAC39" ns2:textId="77777777"/>
@@ -4941,7 +5551,7 @@
           </w:tcPr>
           <w:p ns2:paraId="15092C4A" ns2:textId="77777777">
             <w:r>
-              <w:t xml:space="preserve">Métricas oficiales multi-semilla en test hold-out: RMSE=0,0226±0,0086 EUR/L, MAE=0,0177±0,0067, MAPE=1,78%±0,69%, R²=0,7957±0,1535, Direction Accuracy=93,2%±2,0%; mejora ~23,3% en RMSE frente al baseline Naive (0,0295 EUR/L). La semilla persistida como artefacto de inferencia obtiene en test RMSE=0,0170, MAE=0,0135, MAPE=1,33%, R²=0,8994 y Direction Accuracy=90,6%.</w:t>
+              <w:t xml:space="preserve">Métricas oficiales multi-semilla en test hold-out: RMSE=0,0226±0,0086 EUR/L, MAE=0,0177±0,0067, MAPE=1,78%±0,69%, R²=0,7957±0,1535, Direction Accuracy=93,2%±2,0%; mejora ~23,3% en RMSE frente al baseline Naive (0,0295 EUR/L). La semilla persistida como artefacto de inferencia obtiene en test RMSE=0,0170, MAE=0,0135, MAPE=1,33%, R²=0,8994 y Direction Accuracy=90,6% — reproducido de forma independiente ejecutando train() end-to-end sobre el dataset completo (ver verification_report.md, Ciclo 2).</w:t>
             </w:r>
           </w:p>
         </w:tc>

--- a/outputs/a23/a23_ficha_tecnica.docx
+++ b/outputs/a23/a23_ficha_tecnica.docx
@@ -1,8 +1,8 @@
 
 <file path=word/document.xml><?xml version="1.0" encoding="utf-8"?>
-<w:document xmlns:w="http://schemas.openxmlformats.org/wordprocessingml/2006/main" xmlns:ns1="http://schemas.openxmlformats.org/markup-compatibility/2006" xmlns:ns2="http://schemas.microsoft.com/office/word/2010/wordml" xmlns:ns3="http://schemas.openxmlformats.org/drawingml/2006/wordprocessingDrawing" xmlns:ns4="http://schemas.microsoft.com/office/word/2010/wordprocessingDrawing" xmlns:ns5="http://schemas.openxmlformats.org/drawingml/2006/main" xmlns:ns6="http://schemas.openxmlformats.org/drawingml/2006/picture" xmlns:ns7="http://schemas.openxmlformats.org/officeDocument/2006/relationships" xmlns:w15="http://schemas.microsoft.com/office/word/2012/wordml" xmlns:w16="http://schemas.microsoft.com/office/word/2018/wordml" xmlns:w16cex="http://schemas.microsoft.com/office/word/2018/wordml/cex" xmlns:w16cid="http://schemas.microsoft.com/office/word/2016/wordml/cid" xmlns:w16du="http://schemas.microsoft.com/office/word/2023/wordml/word16du" xmlns:w16se="http://schemas.microsoft.com/office/word/2015/wordml/symex" xmlns:w16sdtfl="http://schemas.microsoft.com/office/word/2020/wordml/sdtdatahash" xmlns:w16sdtdh="http://schemas.microsoft.com/office/word/2020/wordml/sdtdatahash" xmlns:w14="http://schemas.microsoft.com/office/word/2010/wordml" xmlns:wp14="http://schemas.microsoft.com/office/word/2010/wordprocessingDrawing" ns1:Ignorable="w14 w15 w16se w16cid w16 w16cex w16sdtdh w16sdtfl w16du wp14">
+<w:document xmlns:wpc="http://schemas.microsoft.com/office/word/2010/wordprocessingCanvas" xmlns:cx="http://schemas.microsoft.com/office/drawing/2014/chartex" xmlns:cx1="http://schemas.microsoft.com/office/drawing/2015/9/8/chartex" xmlns:cx2="http://schemas.microsoft.com/office/drawing/2015/10/21/chartex" xmlns:cx3="http://schemas.microsoft.com/office/drawing/2016/5/9/chartex" xmlns:cx4="http://schemas.microsoft.com/office/drawing/2016/5/10/chartex" xmlns:cx5="http://schemas.microsoft.com/office/drawing/2016/5/11/chartex" xmlns:cx6="http://schemas.microsoft.com/office/drawing/2016/5/12/chartex" xmlns:cx7="http://schemas.microsoft.com/office/drawing/2016/5/13/chartex" xmlns:cx8="http://schemas.microsoft.com/office/drawing/2016/5/14/chartex" xmlns:mc="http://schemas.openxmlformats.org/markup-compatibility/2006" xmlns:aink="http://schemas.microsoft.com/office/drawing/2016/ink" xmlns:am3d="http://schemas.microsoft.com/office/drawing/2017/model3d" xmlns:o="urn:schemas-microsoft-com:office:office" xmlns:oel="http://schemas.microsoft.com/office/2019/extlst" xmlns:r="http://schemas.openxmlformats.org/officeDocument/2006/relationships" xmlns:m="http://schemas.openxmlformats.org/officeDocument/2006/math" xmlns:v="urn:schemas-microsoft-com:vml" xmlns:wp14="http://schemas.microsoft.com/office/word/2010/wordprocessingDrawing" xmlns:wp="http://schemas.openxmlformats.org/drawingml/2006/wordprocessingDrawing" xmlns:w10="urn:schemas-microsoft-com:office:word" xmlns:w="http://schemas.openxmlformats.org/wordprocessingml/2006/main" xmlns:w14="http://schemas.microsoft.com/office/word/2010/wordml" xmlns:w15="http://schemas.microsoft.com/office/word/2012/wordml" xmlns:w16cex="http://schemas.microsoft.com/office/word/2018/wordml/cex" xmlns:w16cid="http://schemas.microsoft.com/office/word/2016/wordml/cid" xmlns:w16="http://schemas.microsoft.com/office/word/2018/wordml" xmlns:w16du="http://schemas.microsoft.com/office/word/2023/wordml/word16du" xmlns:w16sdtdh="http://schemas.microsoft.com/office/word/2020/wordml/sdtdatahash" xmlns:w16sdtfl="http://schemas.microsoft.com/office/word/2024/wordml/sdtformatlock" xmlns:w16se="http://schemas.microsoft.com/office/word/2015/wordml/symex" xmlns:wpg="http://schemas.microsoft.com/office/word/2010/wordprocessingGroup" xmlns:wpi="http://schemas.microsoft.com/office/word/2010/wordprocessingInk" xmlns:wne="http://schemas.microsoft.com/office/word/2006/wordml" xmlns:wps="http://schemas.microsoft.com/office/word/2010/wordprocessingShape" mc:Ignorable="w14 w15 w16se w16cid w16 w16cex w16sdtdh w16sdtfl w16du wp14">
   <w:body>
-    <w:p ns2:paraId="626D87FC" ns2:textId="77777777">
+    <w:p>
       <w:pPr>
         <w:widowControl w:val="0"/>
         <w:pBdr>
@@ -15,120 +15,120 @@
         <w:spacing w:after="0" w:line="276" w:lineRule="auto"/>
       </w:pPr>
     </w:p>
-    <w:p ns2:paraId="1F06B188" ns2:textId="77777777">
+    <w:p>
       <w:r>
         <w:rPr>
           <w:noProof/>
         </w:rPr>
         <w:drawing>
-          <ns3:anchor distT="0" distB="0" distL="114300" distR="114300" simplePos="0" relativeHeight="251658240" behindDoc="0" locked="0" layoutInCell="1" hidden="0" allowOverlap="1" ns4:anchorId="7490E72F" ns4:editId="7601E0FE">
-            <ns3:simplePos x="0" y="0"/>
-            <ns3:positionH relativeFrom="column">
-              <ns3:posOffset>590550</ns3:posOffset>
-            </ns3:positionH>
-            <ns3:positionV relativeFrom="paragraph">
-              <ns3:posOffset>0</ns3:posOffset>
-            </ns3:positionV>
-            <ns3:extent cx="3373120" cy="2032000"/>
-            <ns3:effectExtent l="0" t="0" r="0" b="0"/>
-            <ns3:wrapSquare wrapText="bothSides" distT="0" distB="0" distL="114300" distR="114300"/>
-            <ns3:docPr id="1001" name="image5.jpg" descr="A logo with green leaves  AI-generated content may be incorrect."/>
-            <ns3:cNvGraphicFramePr/>
-            <ns5:graphic>
-              <ns5:graphicData uri="http://schemas.openxmlformats.org/drawingml/2006/picture">
-                <ns6:pic>
-                  <ns6:nvPicPr>
-                    <ns6:cNvPr id="0" name="image5.jpg" descr="A logo with green leaves  AI-generated content may be incorrect."/>
-                    <ns6:cNvPicPr preferRelativeResize="0"/>
-                  </ns6:nvPicPr>
-                  <ns6:blipFill>
-                    <ns5:blip ns7:embed="rId9"/>
-                    <ns5:srcRect/>
-                    <ns5:stretch>
-                      <ns5:fillRect/>
-                    </ns5:stretch>
-                  </ns6:blipFill>
-                  <ns6:spPr>
-                    <ns5:xfrm>
-                      <ns5:off x="0" y="0"/>
-                      <ns5:ext cx="3373120" cy="2032000"/>
-                    </ns5:xfrm>
-                    <ns5:prstGeom prst="rect">
-                      <ns5:avLst/>
-                    </ns5:prstGeom>
-                    <ns5:ln/>
-                  </ns6:spPr>
-                </ns6:pic>
-              </ns5:graphicData>
-            </ns5:graphic>
-          </ns3:anchor>
+          <wp:anchor distT="0" distB="0" distL="114300" distR="114300" simplePos="0" relativeHeight="251658240" behindDoc="0" locked="0" layoutInCell="1" hidden="0" allowOverlap="1" wp14:anchorId="7490E72F" wp14:editId="7601E0FE">
+            <wp:simplePos x="0" y="0"/>
+            <wp:positionH relativeFrom="column">
+              <wp:posOffset>590550</wp:posOffset>
+            </wp:positionH>
+            <wp:positionV relativeFrom="paragraph">
+              <wp:posOffset>0</wp:posOffset>
+            </wp:positionV>
+            <wp:extent cx="3373120" cy="2032000"/>
+            <wp:effectExtent l="0" t="0" r="0" b="0"/>
+            <wp:wrapSquare wrapText="bothSides" distT="0" distB="0" distL="114300" distR="114300"/>
+            <wp:docPr id="1001" name="image5.jpg" descr="A logo with green leaves  AI-generated content may be incorrect."/>
+            <wp:cNvGraphicFramePr/>
+            <a:graphic xmlns:a="http://schemas.openxmlformats.org/drawingml/2006/main">
+              <a:graphicData uri="http://schemas.openxmlformats.org/drawingml/2006/picture">
+                <pic:pic xmlns:pic="http://schemas.openxmlformats.org/drawingml/2006/picture">
+                  <pic:nvPicPr>
+                    <pic:cNvPr id="0" name="image5.jpg" descr="A logo with green leaves  AI-generated content may be incorrect."/>
+                    <pic:cNvPicPr preferRelativeResize="0"/>
+                  </pic:nvPicPr>
+                  <pic:blipFill>
+                    <a:blip r:embed="rId9"/>
+                    <a:srcRect/>
+                    <a:stretch>
+                      <a:fillRect/>
+                    </a:stretch>
+                  </pic:blipFill>
+                  <pic:spPr>
+                    <a:xfrm>
+                      <a:off x="0" y="0"/>
+                      <a:ext cx="3373120" cy="2032000"/>
+                    </a:xfrm>
+                    <a:prstGeom prst="rect">
+                      <a:avLst/>
+                    </a:prstGeom>
+                    <a:ln/>
+                  </pic:spPr>
+                </pic:pic>
+              </a:graphicData>
+            </a:graphic>
+          </wp:anchor>
         </w:drawing>
       </w:r>
     </w:p>
-    <w:p ns2:paraId="5ED55FDB" ns2:textId="77777777"/>
-    <w:p ns2:paraId="3ACB5044" ns2:textId="77777777"/>
-    <w:p ns2:paraId="24D31646" ns2:textId="77777777">
+    <w:p/>
+    <w:p/>
+    <w:p>
       <w:r>
         <w:rPr>
           <w:noProof/>
         </w:rPr>
         <w:drawing>
-          <ns3:anchor distT="0" distB="0" distL="114300" distR="114300" simplePos="0" relativeHeight="251659264" behindDoc="0" locked="0" layoutInCell="1" hidden="0" allowOverlap="1" ns4:anchorId="41217845" ns4:editId="3C0FBC9E">
-            <ns3:simplePos x="0" y="0"/>
-            <ns3:positionH relativeFrom="column">
-              <ns3:posOffset>2634615</ns3:posOffset>
-            </ns3:positionH>
-            <ns3:positionV relativeFrom="paragraph">
-              <ns3:posOffset>130810</ns3:posOffset>
-            </ns3:positionV>
-            <ns3:extent cx="2266950" cy="1295400"/>
-            <ns3:effectExtent l="0" t="0" r="0" b="0"/>
-            <ns3:wrapNone/>
-            <ns3:docPr id="1002" name="image1.png" descr="A black background with white text and brown lines  AI-generated content may be incorrect."/>
-            <ns3:cNvGraphicFramePr/>
-            <ns5:graphic>
-              <ns5:graphicData uri="http://schemas.openxmlformats.org/drawingml/2006/picture">
-                <ns6:pic>
-                  <ns6:nvPicPr>
-                    <ns6:cNvPr id="0" name="image1.png" descr="A black background with white text and brown lines  AI-generated content may be incorrect."/>
-                    <ns6:cNvPicPr preferRelativeResize="0"/>
-                  </ns6:nvPicPr>
-                  <ns6:blipFill>
-                    <ns5:blip ns7:embed="rId10"/>
-                    <ns5:srcRect/>
-                    <ns5:stretch>
-                      <ns5:fillRect/>
-                    </ns5:stretch>
-                  </ns6:blipFill>
-                  <ns6:spPr>
-                    <ns5:xfrm>
-                      <ns5:off x="0" y="0"/>
-                      <ns5:ext cx="2266950" cy="1295400"/>
-                    </ns5:xfrm>
-                    <ns5:prstGeom prst="rect">
-                      <ns5:avLst/>
-                    </ns5:prstGeom>
-                    <ns5:ln/>
-                  </ns6:spPr>
-                </ns6:pic>
-              </ns5:graphicData>
-            </ns5:graphic>
-          </ns3:anchor>
+          <wp:anchor distT="0" distB="0" distL="114300" distR="114300" simplePos="0" relativeHeight="251659264" behindDoc="0" locked="0" layoutInCell="1" hidden="0" allowOverlap="1" wp14:anchorId="41217845" wp14:editId="3C0FBC9E">
+            <wp:simplePos x="0" y="0"/>
+            <wp:positionH relativeFrom="column">
+              <wp:posOffset>2634615</wp:posOffset>
+            </wp:positionH>
+            <wp:positionV relativeFrom="paragraph">
+              <wp:posOffset>130810</wp:posOffset>
+            </wp:positionV>
+            <wp:extent cx="2266950" cy="1295400"/>
+            <wp:effectExtent l="0" t="0" r="0" b="0"/>
+            <wp:wrapNone/>
+            <wp:docPr id="1002" name="image1.png" descr="A black background with white text and brown lines  AI-generated content may be incorrect."/>
+            <wp:cNvGraphicFramePr/>
+            <a:graphic xmlns:a="http://schemas.openxmlformats.org/drawingml/2006/main">
+              <a:graphicData uri="http://schemas.openxmlformats.org/drawingml/2006/picture">
+                <pic:pic xmlns:pic="http://schemas.openxmlformats.org/drawingml/2006/picture">
+                  <pic:nvPicPr>
+                    <pic:cNvPr id="0" name="image1.png" descr="A black background with white text and brown lines  AI-generated content may be incorrect."/>
+                    <pic:cNvPicPr preferRelativeResize="0"/>
+                  </pic:nvPicPr>
+                  <pic:blipFill>
+                    <a:blip r:embed="rId10"/>
+                    <a:srcRect/>
+                    <a:stretch>
+                      <a:fillRect/>
+                    </a:stretch>
+                  </pic:blipFill>
+                  <pic:spPr>
+                    <a:xfrm>
+                      <a:off x="0" y="0"/>
+                      <a:ext cx="2266950" cy="1295400"/>
+                    </a:xfrm>
+                    <a:prstGeom prst="rect">
+                      <a:avLst/>
+                    </a:prstGeom>
+                    <a:ln/>
+                  </pic:spPr>
+                </pic:pic>
+              </a:graphicData>
+            </a:graphic>
+          </wp:anchor>
         </w:drawing>
       </w:r>
     </w:p>
-    <w:p ns2:paraId="510A3F8A" ns2:textId="77777777"/>
-    <w:p ns2:paraId="11346F3F" ns2:textId="77777777"/>
-    <w:p ns2:paraId="239C7CC2" ns2:textId="77777777"/>
-    <w:p ns2:paraId="456AF325" ns2:textId="77777777"/>
-    <w:p ns2:paraId="32FEB606" ns2:textId="77777777">
+    <w:p/>
+    <w:p/>
+    <w:p/>
+    <w:p/>
+    <w:p>
       <w:pPr>
         <w:jc w:val="right"/>
       </w:pPr>
     </w:p>
-    <w:p ns2:paraId="7099C703" ns2:textId="77777777"/>
-    <w:p ns2:paraId="5674BF31" ns2:textId="77777777"/>
-    <w:p ns2:paraId="57D79371" ns2:textId="77777777">
+    <w:p/>
+    <w:p/>
+    <w:p>
       <w:pPr>
         <w:rPr>
           <w:rFonts w:ascii="Liberation Sans Regular" w:eastAsia="Liberation Sans Regular" w:hAnsi="Liberation Sans Regular" w:cs="Liberation Sans Regular"/>
@@ -138,7 +138,7 @@
         </w:rPr>
       </w:pPr>
     </w:p>
-    <w:p ns2:paraId="04402B53" ns2:textId="77777777">
+    <w:p>
       <w:pPr>
         <w:ind w:left="993"/>
         <w:rPr>
@@ -158,7 +158,7 @@
         <w:t>Ficha técnica del modelo</w:t>
       </w:r>
     </w:p>
-    <w:p ns2:paraId="2CCAB764" ns2:textId="77777777">
+    <w:p>
       <w:pPr>
         <w:ind w:left="993"/>
         <w:rPr>
@@ -175,10 +175,10 @@
           <w:sz w:val="60"/>
           <w:szCs w:val="60"/>
         </w:rPr>
-        <w:t xml:space="preserve">a23 · lactic-market-price-forecast</w:t>
+        <w:t>a23 · lactic-market-price-forecast</w:t>
       </w:r>
     </w:p>
-    <w:p ns2:paraId="77EA3F8E" ns2:textId="77777777">
+    <w:p>
       <w:pPr>
         <w:shd w:val="clear" w:color="auto" w:fill="E3EFDD"/>
         <w:ind w:left="993" w:right="2267" w:firstLine="140"/>
@@ -196,10 +196,10 @@
           <w:sz w:val="44"/>
           <w:szCs w:val="44"/>
         </w:rPr>
-        <w:t xml:space="preserve">Especificación técnica para integración en la plataforma DatagIA</w:t>
+        <w:t>Especificación técnica para integración en la plataforma DatagIA</w:t>
       </w:r>
     </w:p>
-    <w:p ns2:paraId="70952EAF" ns2:textId="77777777">
+    <w:p>
       <w:pPr>
         <w:ind w:left="993"/>
         <w:rPr>
@@ -216,186 +216,75 @@
           <w:sz w:val="32"/>
           <w:szCs w:val="32"/>
         </w:rPr>
-        <w:t xml:space="preserve">Julio 2026</w:t>
+        <w:t>Julio 2026</w:t>
       </w:r>
     </w:p>
-    <w:p ns2:paraId="262CD268" ns2:textId="77777777">
+    <w:p>
       <w:r>
         <w:rPr>
           <w:noProof/>
         </w:rPr>
         <w:drawing>
-          <ns3:anchor distT="0" distB="0" distL="0" distR="0" simplePos="0" relativeHeight="251660288" behindDoc="1" locked="0" layoutInCell="1" hidden="0" allowOverlap="1" ns4:anchorId="42C3D32A" ns4:editId="6D88BCF5">
-            <ns3:simplePos x="0" y="0"/>
-            <ns3:positionH relativeFrom="margin">
-              <ns3:align>center</ns3:align>
-            </ns3:positionH>
-            <ns3:positionV relativeFrom="margin">
-              <ns3:align>center</ns3:align>
-            </ns3:positionV>
-            <ns3:extent cx="5397500" cy="5280025"/>
-            <ns3:effectExtent l="0" t="0" r="0" b="0"/>
-            <ns3:wrapNone/>
-            <ns3:docPr id="1003" name="image2.png"/>
-            <ns3:cNvGraphicFramePr/>
-            <ns5:graphic>
-              <ns5:graphicData uri="http://schemas.openxmlformats.org/drawingml/2006/picture">
-                <ns6:pic>
-                  <ns6:nvPicPr>
-                    <ns6:cNvPr id="0" name="image2.png"/>
-                    <ns6:cNvPicPr preferRelativeResize="0"/>
-                  </ns6:nvPicPr>
-                  <ns6:blipFill>
-                    <ns5:blip ns7:embed="rId11"/>
-                    <ns5:srcRect/>
-                    <ns5:stretch>
-                      <ns5:fillRect/>
-                    </ns5:stretch>
-                  </ns6:blipFill>
-                  <ns6:spPr>
-                    <ns5:xfrm>
-                      <ns5:off x="0" y="0"/>
-                      <ns5:ext cx="5397500" cy="5280025"/>
-                    </ns5:xfrm>
-                    <ns5:prstGeom prst="rect">
-                      <ns5:avLst/>
-                    </ns5:prstGeom>
-                    <ns5:ln/>
-                  </ns6:spPr>
-                </ns6:pic>
-              </ns5:graphicData>
-            </ns5:graphic>
-          </ns3:anchor>
+          <wp:anchor distT="0" distB="0" distL="0" distR="0" simplePos="0" relativeHeight="251660288" behindDoc="1" locked="0" layoutInCell="1" hidden="0" allowOverlap="1" wp14:anchorId="42C3D32A" wp14:editId="6D88BCF5">
+            <wp:simplePos x="0" y="0"/>
+            <wp:positionH relativeFrom="margin">
+              <wp:align>center</wp:align>
+            </wp:positionH>
+            <wp:positionV relativeFrom="margin">
+              <wp:align>center</wp:align>
+            </wp:positionV>
+            <wp:extent cx="5397500" cy="5280025"/>
+            <wp:effectExtent l="0" t="0" r="0" b="0"/>
+            <wp:wrapNone/>
+            <wp:docPr id="1003" name="image2.png"/>
+            <wp:cNvGraphicFramePr/>
+            <a:graphic xmlns:a="http://schemas.openxmlformats.org/drawingml/2006/main">
+              <a:graphicData uri="http://schemas.openxmlformats.org/drawingml/2006/picture">
+                <pic:pic xmlns:pic="http://schemas.openxmlformats.org/drawingml/2006/picture">
+                  <pic:nvPicPr>
+                    <pic:cNvPr id="0" name="image2.png"/>
+                    <pic:cNvPicPr preferRelativeResize="0"/>
+                  </pic:nvPicPr>
+                  <pic:blipFill>
+                    <a:blip r:embed="rId11"/>
+                    <a:srcRect/>
+                    <a:stretch>
+                      <a:fillRect/>
+                    </a:stretch>
+                  </pic:blipFill>
+                  <pic:spPr>
+                    <a:xfrm>
+                      <a:off x="0" y="0"/>
+                      <a:ext cx="5397500" cy="5280025"/>
+                    </a:xfrm>
+                    <a:prstGeom prst="rect">
+                      <a:avLst/>
+                    </a:prstGeom>
+                    <a:ln/>
+                  </pic:spPr>
+                </pic:pic>
+              </a:graphicData>
+            </a:graphic>
+          </wp:anchor>
         </w:drawing>
       </w:r>
       <w:r>
         <w:br w:type="page"/>
       </w:r>
     </w:p>
-    <w:p ns2:paraId="2090A9BD" ns2:textId="77777777"/>
-    <w:p ns2:paraId="49E44998" ns2:textId="77777777"/>
-    <w:p ns2:paraId="3C91F572" ns2:textId="77777777">
+    <w:p>
       <w:pPr>
-        <w:rPr>
-          <w:rFonts w:ascii="Liberalisation sans narrow" w:eastAsia="Liberalisation sans narrow" w:hAnsi="Liberalisation sans narrow" w:cs="Liberalisation sans narrow"/>
-          <w:b/>
-          <w:bCs/>
-        </w:rPr>
-      </w:pPr>
-    </w:p>
-    <w:p ns2:paraId="4681F6B2" ns2:textId="77777777">
-      <w:pPr>
-        <w:keepLines/>
-        <w:spacing w:before="120" w:after="120" w:line="276" w:lineRule="auto"/>
-        <w:jc w:val="both"/>
-        <w:rPr>
-          <w:rFonts w:ascii="Liberalisation sans narrow" w:eastAsia="Liberalisation sans narrow" w:hAnsi="Liberalisation sans narrow" w:cs="Liberalisation sans narrow"/>
-        </w:rPr>
-      </w:pPr>
-      <w:r>
-        <w:br w:type="page"/>
-      </w:r>
-    </w:p>
-    <w:p ns2:paraId="02E1F42B" ns2:textId="77777777">
-      <w:pPr>
-        <w:keepLines/>
-        <w:spacing w:before="120" w:after="120" w:line="276" w:lineRule="auto"/>
-        <w:jc w:val="both"/>
-        <w:rPr>
-          <w:rFonts w:ascii="Liberalisation sans narrow" w:eastAsia="Liberalisation sans narrow" w:hAnsi="Liberalisation sans narrow" w:cs="Liberalisation sans narrow"/>
-        </w:rPr>
-      </w:pPr>
-    </w:p>
-    <w:p ns2:paraId="3160BF82" ns2:textId="77777777">
-      <w:pPr>
-        <w:keepLines/>
-        <w:spacing w:before="120" w:after="120" w:line="276" w:lineRule="auto"/>
-        <w:jc w:val="both"/>
-        <w:rPr>
-          <w:rFonts w:ascii="Liberalisation sans narrow" w:eastAsia="Liberalisation sans narrow" w:hAnsi="Liberalisation sans narrow" w:cs="Liberalisation sans narrow"/>
-        </w:rPr>
-      </w:pPr>
-    </w:p>
-    <w:p ns2:paraId="7108173E" ns2:textId="6E1C69EF">
-      <w:pPr>
-        <w:pBdr>
-          <w:top w:val="nil"/>
-          <w:left w:val="nil"/>
-          <w:bottom w:val="nil"/>
-          <w:right w:val="nil"/>
-          <w:between w:val="nil"/>
-        </w:pBdr>
-        <w:tabs>
-          <w:tab w:val="right" w:leader="dot" w:pos="8494"/>
-        </w:tabs>
-        <w:spacing w:after="100"/>
-      </w:pPr>
-    </w:p>
-    <w:p ns2:paraId="208779DB" ns2:textId="0AFB4AE3">
-      <w:pPr>
-        <w:rPr>
-          <w:rFonts w:ascii="Liberalisation sans narrow" w:eastAsia="Liberalisation sans narrow" w:hAnsi="Liberalisation sans narrow" w:cs="Liberalisation sans narrow"/>
-          <w:color w:val="203441"/>
-        </w:rPr>
-      </w:pPr>
-      <w:r>
-        <w:br w:type="page"/>
-      </w:r>
-      <w:bookmarkStart w:id="0" w:name="_heading=h.33jjin156j5n" w:colFirst="0" w:colLast="0"/>
-      <w:bookmarkEnd w:id="0"/>
-    </w:p>
-    <w:p ns2:paraId="162D2D39" ns2:textId="3B463319">
-      <w:pPr>
-        <w:rPr>
-          <w:rFonts w:ascii="Liberation sans narrow" w:eastAsia="Liberation sans narrow" w:hAnsi="Liberation sans narrow" w:cs="Liberation sans narrow"/>
-        </w:rPr>
-      </w:pPr>
-      <w:r>
-        <w:rPr>
-          <w:rFonts w:ascii="Liberation sans narrow" w:eastAsia="Liberation sans narrow" w:hAnsi="Liberation sans narrow" w:cs="Liberation sans narrow"/>
-        </w:rPr>
-        <w:fldChar w:fldCharType="end"/>
-      </w:r>
-    </w:p>
-    <w:p ns2:paraId="71B34098" ns2:textId="08771405">
-      <w:pPr>
-        <w:pBdr>
-          <w:top w:val="nil"/>
-          <w:left w:val="nil"/>
-          <w:bottom w:val="nil"/>
-          <w:right w:val="nil"/>
-          <w:between w:val="nil"/>
-        </w:pBdr>
-        <w:spacing w:before="120" w:after="120" w:line="240" w:lineRule="auto"/>
-        <w:jc w:val="both"/>
-        <w:rPr>
-          <w:rFonts w:ascii="Liberation sans narrow" w:eastAsia="Liberation sans narrow" w:hAnsi="Liberation sans narrow" w:cs="Liberation sans narrow"/>
-          <w:color w:val="739A8A"/>
-        </w:rPr>
-      </w:pPr>
-    </w:p>
-    <w:p ns2:paraId="6D9B2421" ns2:textId="6574B031">
-      <w:pPr>
-        <w:rPr>
-          <w:rFonts w:ascii="Liberation sans narrow" w:eastAsia="Liberation sans narrow" w:hAnsi="Liberation sans narrow" w:cs="Liberation sans narrow"/>
-          <w:color w:val="203441"/>
-        </w:rPr>
-      </w:pPr>
-      <w:r>
-        <w:br w:type="page"/>
-      </w:r>
-    </w:p>
-    <w:p ns2:paraId="73C6066A" ns2:textId="77777777">
-      <w:pPr>
-        <w:pStyle w:val="Ttulo1"/>
+        <w:pStyle w:val="Heading1"/>
         <w:jc w:val="left"/>
       </w:pPr>
-      <w:bookmarkStart w:id="6" w:name="_Toc233977723"/>
+      <w:bookmarkStart w:id="0" w:name="_heading=h.33jjin156j5n" w:colFirst="0" w:colLast="0"/>
+      <w:bookmarkStart w:id="1" w:name="_Toc233977723"/>
+      <w:bookmarkEnd w:id="0"/>
       <w:r>
         <w:lastRenderedPageBreak/>
         <w:t>1. Información general del modelo</w:t>
       </w:r>
-      <w:bookmarkEnd w:id="6"/>
+      <w:bookmarkEnd w:id="1"/>
     </w:p>
     <w:tbl>
       <w:tblPr>
@@ -416,7 +305,7 @@
         <w:gridCol w:w="2800"/>
         <w:gridCol w:w="6560"/>
       </w:tblGrid>
-      <w:tr ns2:paraId="1AB946D2" ns2:textId="77777777">
+      <w:tr>
         <w:tc>
           <w:tcPr>
             <w:tcW w:w="2800" w:type="dxa"/>
@@ -434,7 +323,7 @@
               <w:right w:w="120" w:type="dxa"/>
             </w:tcMar>
           </w:tcPr>
-          <w:p ns2:paraId="0EF0F73D" ns2:textId="77777777">
+          <w:p>
             <w:r>
               <w:rPr>
                 <w:b/>
@@ -464,14 +353,22 @@
               <w:right w:w="120" w:type="dxa"/>
             </w:tcMar>
           </w:tcPr>
-          <w:p ns2:paraId="4D4993D6" ns2:textId="77777777">
-            <w:r>
-              <w:t xml:space="preserve">ml23-lactic-market-price-forecast</w:t>
+          <w:p>
+            <w:pPr>
+              <w:rPr>
+                <w:lang w:val="en-US"/>
+              </w:rPr>
+            </w:pPr>
+            <w:r>
+              <w:rPr>
+                <w:lang w:val="en-US"/>
+              </w:rPr>
+              <w:t>ml23-lactic-market-price-forecast</w:t>
             </w:r>
           </w:p>
         </w:tc>
       </w:tr>
-      <w:tr ns2:paraId="2B5210AD" ns2:textId="77777777">
+      <w:tr>
         <w:tc>
           <w:tcPr>
             <w:tcW w:w="2800" w:type="dxa"/>
@@ -489,7 +386,7 @@
               <w:right w:w="120" w:type="dxa"/>
             </w:tcMar>
           </w:tcPr>
-          <w:p ns2:paraId="50DEA41B" ns2:textId="77777777">
+          <w:p>
             <w:r>
               <w:rPr>
                 <w:b/>
@@ -519,14 +416,14 @@
               <w:right w:w="120" w:type="dxa"/>
             </w:tcMar>
           </w:tcPr>
-          <w:p ns2:paraId="084A7408" ns2:textId="77777777">
-            <w:r>
-              <w:t xml:space="preserve">1.0.0</w:t>
+          <w:p>
+            <w:r>
+              <w:t>1.0.0</w:t>
             </w:r>
           </w:p>
         </w:tc>
       </w:tr>
-      <w:tr ns2:paraId="02B4508D" ns2:textId="77777777">
+      <w:tr>
         <w:tc>
           <w:tcPr>
             <w:tcW w:w="2800" w:type="dxa"/>
@@ -544,7 +441,7 @@
               <w:right w:w="120" w:type="dxa"/>
             </w:tcMar>
           </w:tcPr>
-          <w:p ns2:paraId="0656986A" ns2:textId="77777777">
+          <w:p>
             <w:r>
               <w:rPr>
                 <w:b/>
@@ -574,14 +471,17 @@
               <w:right w:w="120" w:type="dxa"/>
             </w:tcMar>
           </w:tcPr>
-          <w:p ns2:paraId="4321CCA3" ns2:textId="77777777">
-            <w:r>
-              <w:t xml:space="preserve">Red neuronal recurrente GRU (PyTorch) para forecasting de series temporales del precio medio mensual de leche líquida a un horizonte fijo de 6 meses, expresado en EUR/litro. Opera sobre 16 series producto × canal usando ventanas de seq_len=6 meses y hasta 32 variables numéricas: retardos de precio, medias móviles, variables de calendario/estacionalidad e indicadores exógenos macroeconómicos y agrarios (inflación, índices agrarios del MAPA y precios percibidos por los ganaderos). Fue seleccionado como modelo de producción frente a LSTM, XGBoost y los baselines Naive/Drift por obtener el menor RMSE medio en validación cruzada temporal walk-forward.</w:t>
+          <w:p>
+            <w:r>
+              <w:t>Red neuronal recurrente GRU (PyTorch) para forecasting de series temporales del precio medio mensual de leche líquida a un horizonte fijo de 6 meses, expresado en EUR/litro. Opera sobre 16 series producto × canal usando ventanas de seq_len=6 meses y hasta 32 variables numéricas: retardos de precio, medias móviles, variables de calendario/estacionalidad e indicadores exógenos macroeconómicos y agrarios (inflación, índices agrarios del MAPA y precios percibidos por los ganaderos). Fue seleccionado como modelo</w:t>
+            </w:r>
+            <w:r>
+              <w:t xml:space="preserve"> de producción frente a LSTM, XGBoost y los baselines Naive/Drift por obtener el menor RMSE medio en validación cruzada temporal walk-forward.</w:t>
             </w:r>
           </w:p>
         </w:tc>
       </w:tr>
-      <w:tr ns2:paraId="6EFECFCA" ns2:textId="77777777">
+      <w:tr>
         <w:tc>
           <w:tcPr>
             <w:tcW w:w="2800" w:type="dxa"/>
@@ -599,7 +499,7 @@
               <w:right w:w="120" w:type="dxa"/>
             </w:tcMar>
           </w:tcPr>
-          <w:p ns2:paraId="5A82E1B3" ns2:textId="77777777">
+          <w:p>
             <w:r>
               <w:rPr>
                 <w:b/>
@@ -629,14 +529,14 @@
               <w:right w:w="120" w:type="dxa"/>
             </w:tcMar>
           </w:tcPr>
-          <w:p ns2:paraId="6A197DDF" ns2:textId="77777777">
-            <w:r>
-              <w:t xml:space="preserve">time_series_regression (forecasting multiserie, horizonte de 6 meses)</w:t>
+          <w:p>
+            <w:r>
+              <w:t>time_series_regression (forecasting multiserie, horizonte de 6 meses)</w:t>
             </w:r>
           </w:p>
         </w:tc>
       </w:tr>
-      <w:tr ns2:paraId="51B3BC95" ns2:textId="77777777">
+      <w:tr>
         <w:tc>
           <w:tcPr>
             <w:tcW w:w="2800" w:type="dxa"/>
@@ -654,7 +554,7 @@
               <w:right w:w="120" w:type="dxa"/>
             </w:tcMar>
           </w:tcPr>
-          <w:p ns2:paraId="40767B48" ns2:textId="77777777">
+          <w:p>
             <w:r>
               <w:rPr>
                 <w:b/>
@@ -684,14 +584,14 @@
               <w:right w:w="120" w:type="dxa"/>
             </w:tcMar>
           </w:tcPr>
-          <w:p ns2:paraId="1C645F96" ns2:textId="77777777">
-            <w:r>
-              <w:t xml:space="preserve">PyTorch (GRU: 2 capas, hidden_size=64, dropout=0.3, ~43.841 parámetros) + numpy, pandas</w:t>
+          <w:p>
+            <w:r>
+              <w:t>PyTorch (GRU: 2 capas, hidden_size=64, dropout=0.3, ~43.841 parámetros) + numpy, pandas</w:t>
             </w:r>
           </w:p>
         </w:tc>
       </w:tr>
-      <w:tr ns2:paraId="4C8DFFDF" ns2:textId="77777777">
+      <w:tr>
         <w:tc>
           <w:tcPr>
             <w:tcW w:w="2800" w:type="dxa"/>
@@ -709,7 +609,7 @@
               <w:right w:w="120" w:type="dxa"/>
             </w:tcMar>
           </w:tcPr>
-          <w:p ns2:paraId="775677B8" ns2:textId="77777777">
+          <w:p>
             <w:r>
               <w:rPr>
                 <w:b/>
@@ -739,14 +639,14 @@
               <w:right w:w="120" w:type="dxa"/>
             </w:tcMar>
           </w:tcPr>
-          <w:p ns2:paraId="4B3BB4A5" ns2:textId="77777777">
-            <w:r>
-              <w:t xml:space="preserve">Bundle de 3 ficheros: gru_model.pt (state_dict del GRU, ~174 KB) + rnn_scaler.npz (media y escala congeladas del estandarizado) + manifest.json (feature_cols, seq_len, hidden_size, horizon, selected_model). Cargados desde el artifact store (local o s3://&lt;bucket&gt;/artifacts/fixed/ml23_lactic_market_price_forecast/).</w:t>
+          <w:p>
+            <w:r>
+              <w:t>Bundle de 3 ficheros: gru_model.pt (state_dict del GRU, ~174 KB) + rnn_scaler.npz (media y escala congeladas del estandarizado) + manifest.json (feature_cols, seq_len, hidden_size, horizon, selected_model). Cargados desde el artifact store (local o s3://&lt;bucket&gt;/artifacts/fixed/ml23_lactic_market_price_forecast/).</w:t>
             </w:r>
           </w:p>
         </w:tc>
       </w:tr>
-      <w:tr ns2:paraId="3C91287B" ns2:textId="77777777">
+      <w:tr>
         <w:tc>
           <w:tcPr>
             <w:tcW w:w="2800" w:type="dxa"/>
@@ -764,7 +664,7 @@
               <w:right w:w="120" w:type="dxa"/>
             </w:tcMar>
           </w:tcPr>
-          <w:p ns2:paraId="7E9DF75B" ns2:textId="77777777">
+          <w:p>
             <w:r>
               <w:rPr>
                 <w:b/>
@@ -794,14 +694,14 @@
               <w:right w:w="120" w:type="dxa"/>
             </w:tcMar>
           </w:tcPr>
-          <w:p ns2:paraId="0D276D1A" ns2:textId="77777777">
-            <w:r>
-              <w:t xml:space="preserve">Estimar con antelación la evolución del precio medio mensual de la leche líquida en el mercado español para apoyar la planificación de la producción, la gestión de inventarios y las políticas comerciales de productores, industrias transformadoras y canales de distribución. El sistema modela 16 series (4 productos × 4 canales) a 6 meses vista para anticipar señales de subida, estabilidad o caída del precio.</w:t>
+          <w:p>
+            <w:r>
+              <w:t>Estimar con antelación la evolución del precio medio mensual de la leche líquida en el mercado español para apoyar la planificación de la producción, la gestión de inventarios y las políticas comerciales de productores, industrias transformadoras y canales de distribución. El sistema modela 16 series (4 productos × 4 canales) a 6 meses vista para anticipar señales de subida, estabilidad o caída del precio.</w:t>
             </w:r>
           </w:p>
         </w:tc>
       </w:tr>
-      <w:tr ns2:paraId="09F81BAA" ns2:textId="77777777">
+      <w:tr>
         <w:tc>
           <w:tcPr>
             <w:tcW w:w="2800" w:type="dxa"/>
@@ -819,7 +719,7 @@
               <w:right w:w="120" w:type="dxa"/>
             </w:tcMar>
           </w:tcPr>
-          <w:p ns2:paraId="27CACCB4" ns2:textId="77777777">
+          <w:p>
             <w:r>
               <w:rPr>
                 <w:b/>
@@ -849,20 +749,24 @@
               <w:right w:w="120" w:type="dxa"/>
             </w:tcMar>
           </w:tcPr>
-          <w:p ns2:paraId="2A1BDCF3" ns2:textId="77777777">
-            <w:r>
-              <w:t xml:space="preserve">Modo predict inline: se envía un diccionario con las variables de un mes de referencia; el plugin lo replica seq_len=6 veces para construir la secuencia y devuelve el precio estimado a 6 meses. Modo predict batch: se pasa un CSV histórico con columnas producto/canal/fecha y las variables de entrada; el plugin ordena por fecha, desliza una ventana de longitud seq_len por cada grupo (producto, canal) y emite una predicción (y_pred) por ventana válida. Modo train: reentrena (refit) la arquitectura GRU ya seleccionada sobre un CSV con el mismo contrato que el dataset de entrenamiento original (fecha, producto, canal, target_precio_medio + variables exógenas); requiere obligatoriamente un mlflow_run_id (sin valor por defecto) y el bundle reentrenado se guarda solo en ese run de MLflow, nunca sobrescribe el artefacto base servido.</w:t>
+          <w:p>
+            <w:r>
+              <w:t xml:space="preserve">Modo predict inline: se envía un diccionario con las variables de un mes de referencia; el plugin lo replica seq_len=6 veces para construir la secuencia y devuelve el precio estimado a 6 meses. Modo predict batch: se pasa un CSV histórico con columnas producto/canal/fecha y las variables de entrada; el plugin ordena por fecha, desliza una </w:t>
+            </w:r>
+            <w:r>
+              <w:lastRenderedPageBreak/>
+              <w:t>ventana de longitud seq_len por cada grupo (producto, canal) y emite una predicción (y_pred) por ventana válida. Modo train: reentrena (refit) la arquitectura GRU ya seleccionada sobre un CSV con el mismo contrato que el dataset de entrenamiento original (fecha, producto, canal, target_precio_medio + variables exógenas); requiere obligatoriamente un mlflow_run_id (sin valor por defecto) y el bundle reentrenado se guarda solo en ese run de MLflow, nunca sobrescribe el artefacto base servido.</w:t>
             </w:r>
           </w:p>
         </w:tc>
       </w:tr>
     </w:tbl>
-    <w:p ns2:paraId="0E4A03E1" ns2:textId="164C9CA4">
+    <w:p>
       <w:pPr>
-        <w:pStyle w:val="Descripcin"/>
+        <w:pStyle w:val="Caption"/>
         <w:jc w:val="center"/>
       </w:pPr>
-      <w:bookmarkStart w:id="7" w:name="_Toc233977640"/>
+      <w:bookmarkStart w:id="2" w:name="_Toc233977640"/>
       <w:r>
         <w:t xml:space="preserve">Tabla </w:t>
       </w:r>
@@ -877,18 +781,18 @@
       <w:r>
         <w:t xml:space="preserve"> Información general del modelo</w:t>
       </w:r>
-      <w:bookmarkEnd w:id="7"/>
+      <w:bookmarkEnd w:id="2"/>
     </w:p>
-    <w:p ns2:paraId="48838E47" ns2:textId="77777777">
+    <w:p>
       <w:pPr>
-        <w:pStyle w:val="Ttulo1"/>
+        <w:pStyle w:val="Heading1"/>
         <w:jc w:val="left"/>
       </w:pPr>
-      <w:bookmarkStart w:id="8" w:name="_Toc233977724"/>
+      <w:bookmarkStart w:id="3" w:name="_Toc233977724"/>
       <w:r>
         <w:t>2. Campos de entrada (inputs)</w:t>
       </w:r>
-      <w:bookmarkEnd w:id="8"/>
+      <w:bookmarkEnd w:id="3"/>
     </w:p>
     <w:tbl>
       <w:tblPr>
@@ -912,7 +816,7 @@
         <w:gridCol w:w="1307"/>
         <w:gridCol w:w="1447"/>
       </w:tblGrid>
-      <w:tr ns2:paraId="71F932B9" ns2:textId="77777777">
+      <w:tr>
         <w:trPr>
           <w:tblHeader/>
         </w:trPr>
@@ -933,7 +837,7 @@
               <w:right w:w="120" w:type="dxa"/>
             </w:tcMar>
           </w:tcPr>
-          <w:p ns2:paraId="79F614D4" ns2:textId="77777777">
+          <w:p>
             <w:r>
               <w:rPr>
                 <w:b/>
@@ -963,7 +867,7 @@
               <w:right w:w="120" w:type="dxa"/>
             </w:tcMar>
           </w:tcPr>
-          <w:p ns2:paraId="7089FD74" ns2:textId="77777777">
+          <w:p>
             <w:r>
               <w:rPr>
                 <w:b/>
@@ -993,7 +897,7 @@
               <w:right w:w="120" w:type="dxa"/>
             </w:tcMar>
           </w:tcPr>
-          <w:p ns2:paraId="78CD2F77" ns2:textId="77777777">
+          <w:p>
             <w:r>
               <w:rPr>
                 <w:b/>
@@ -1023,7 +927,7 @@
               <w:right w:w="120" w:type="dxa"/>
             </w:tcMar>
           </w:tcPr>
-          <w:p ns2:paraId="72A2F0D2" ns2:textId="77777777">
+          <w:p>
             <w:r>
               <w:rPr>
                 <w:b/>
@@ -1053,7 +957,7 @@
               <w:right w:w="120" w:type="dxa"/>
             </w:tcMar>
           </w:tcPr>
-          <w:p ns2:paraId="6FFDAD95" ns2:textId="77777777">
+          <w:p>
             <w:r>
               <w:rPr>
                 <w:b/>
@@ -1067,7 +971,7 @@
           </w:p>
         </w:tc>
       </w:tr>
-      <w:tr ns2:paraId="5943B210" ns2:textId="77777777">
+      <w:tr>
         <w:tc>
           <w:tcPr>
             <w:tcW w:w="2167" w:type="dxa"/>
@@ -1085,9 +989,9 @@
               <w:right w:w="120" w:type="dxa"/>
             </w:tcMar>
           </w:tcPr>
-          <w:p ns2:paraId="274456BA" ns2:textId="77777777">
-            <w:r>
-              <w:t xml:space="preserve">data_path</w:t>
+          <w:p>
+            <w:r>
+              <w:t>data_path</w:t>
             </w:r>
           </w:p>
         </w:tc>
@@ -1108,9 +1012,9 @@
               <w:right w:w="120" w:type="dxa"/>
             </w:tcMar>
           </w:tcPr>
-          <w:p ns2:paraId="03BFE475" ns2:textId="77777777">
-            <w:r>
-              <w:t xml:space="preserve">str (ruta CSV)</w:t>
+          <w:p>
+            <w:r>
+              <w:t>str (ruta CSV)</w:t>
             </w:r>
           </w:p>
         </w:tc>
@@ -1131,9 +1035,9 @@
               <w:right w:w="120" w:type="dxa"/>
             </w:tcMar>
           </w:tcPr>
-          <w:p ns2:paraId="73AC0988" ns2:textId="77777777">
-            <w:r>
-              <w:t xml:space="preserve">Modo batch: CSV histórico con columnas producto, canal, fecha y las variables de entrada; admite prefijo s3://. Se desliza una ventana temporal de seq_len=6 por cada grupo (producto, canal).</w:t>
+          <w:p>
+            <w:r>
+              <w:t>Modo batch: CSV histórico con columnas producto, canal, fecha y las variables de entrada; admite prefijo s3://. Se desliza una ventana temporal de seq_len=6 por cada grupo (producto, canal).</w:t>
             </w:r>
           </w:p>
         </w:tc>
@@ -1154,9 +1058,9 @@
               <w:right w:w="120" w:type="dxa"/>
             </w:tcMar>
           </w:tcPr>
-          <w:p ns2:paraId="29F6ACFB" ns2:textId="77777777">
-            <w:r>
-              <w:t xml:space="preserve">Sí (modo batch)</w:t>
+          <w:p>
+            <w:r>
+              <w:t>Sí (modo batch)</w:t>
             </w:r>
           </w:p>
         </w:tc>
@@ -1177,14 +1081,14 @@
               <w:right w:w="120" w:type="dxa"/>
             </w:tcMar>
           </w:tcPr>
-          <w:p ns2:paraId="7756D559" ns2:textId="77777777">
-            <w:r>
-              <w:t xml:space="preserve">-</w:t>
+          <w:p>
+            <w:r>
+              <w:t>-</w:t>
             </w:r>
           </w:p>
         </w:tc>
       </w:tr>
-      <w:tr ns2:paraId="5943B210" ns2:textId="77777777">
+      <w:tr>
         <w:tc>
           <w:tcPr>
             <w:tcW w:w="2167" w:type="dxa"/>
@@ -1202,9 +1106,9 @@
               <w:right w:w="120" w:type="dxa"/>
             </w:tcMar>
           </w:tcPr>
-          <w:p ns2:paraId="274456BA" ns2:textId="77777777">
-            <w:r>
-              <w:t xml:space="preserve">producto</w:t>
+          <w:p>
+            <w:r>
+              <w:t>producto</w:t>
             </w:r>
           </w:p>
         </w:tc>
@@ -1225,9 +1129,9 @@
               <w:right w:w="120" w:type="dxa"/>
             </w:tcMar>
           </w:tcPr>
-          <w:p ns2:paraId="03BFE475" ns2:textId="77777777">
-            <w:r>
-              <w:t xml:space="preserve">str (columna CSV)</w:t>
+          <w:p>
+            <w:r>
+              <w:t>str (columna CSV)</w:t>
             </w:r>
           </w:p>
         </w:tc>
@@ -1248,9 +1152,9 @@
               <w:right w:w="120" w:type="dxa"/>
             </w:tcMar>
           </w:tcPr>
-          <w:p ns2:paraId="73AC0988" ns2:textId="77777777">
-            <w:r>
-              <w:t xml:space="preserve">Metadato de serie: tipo de leche líquida (leche_entera, leche_desnatada, leche_semidesnatada, total_leche_liquida). Agrupa las ventanas en modo batch, no es una feature numérica de la red.</w:t>
+          <w:p>
+            <w:r>
+              <w:t>Metadato de serie: tipo de leche líquida (leche_entera, leche_desnatada, leche_semidesnatada, total_leche_liquida). Agrupa las ventanas en modo batch, no es una feature numérica de la red.</w:t>
             </w:r>
           </w:p>
         </w:tc>
@@ -1271,9 +1175,9 @@
               <w:right w:w="120" w:type="dxa"/>
             </w:tcMar>
           </w:tcPr>
-          <w:p ns2:paraId="29F6ACFB" ns2:textId="77777777">
-            <w:r>
-              <w:t xml:space="preserve">Recomendado en batch</w:t>
+          <w:p>
+            <w:r>
+              <w:t>Recomendado en batch</w:t>
             </w:r>
           </w:p>
         </w:tc>
@@ -1294,14 +1198,14 @@
               <w:right w:w="120" w:type="dxa"/>
             </w:tcMar>
           </w:tcPr>
-          <w:p ns2:paraId="7756D559" ns2:textId="77777777">
-            <w:r>
-              <w:t xml:space="preserve">-</w:t>
+          <w:p>
+            <w:r>
+              <w:t>-</w:t>
             </w:r>
           </w:p>
         </w:tc>
       </w:tr>
-      <w:tr ns2:paraId="5943B210" ns2:textId="77777777">
+      <w:tr>
         <w:tc>
           <w:tcPr>
             <w:tcW w:w="2167" w:type="dxa"/>
@@ -1319,9 +1223,9 @@
               <w:right w:w="120" w:type="dxa"/>
             </w:tcMar>
           </w:tcPr>
-          <w:p ns2:paraId="274456BA" ns2:textId="77777777">
-            <w:r>
-              <w:t xml:space="preserve">canal</w:t>
+          <w:p>
+            <w:r>
+              <w:t>canal</w:t>
             </w:r>
           </w:p>
         </w:tc>
@@ -1342,9 +1246,9 @@
               <w:right w:w="120" w:type="dxa"/>
             </w:tcMar>
           </w:tcPr>
-          <w:p ns2:paraId="03BFE475" ns2:textId="77777777">
-            <w:r>
-              <w:t xml:space="preserve">str (columna CSV)</w:t>
+          <w:p>
+            <w:r>
+              <w:t>str (columna CSV)</w:t>
             </w:r>
           </w:p>
         </w:tc>
@@ -1365,9 +1269,9 @@
               <w:right w:w="120" w:type="dxa"/>
             </w:tcMar>
           </w:tcPr>
-          <w:p ns2:paraId="73AC0988" ns2:textId="77777777">
-            <w:r>
-              <w:t xml:space="preserve">Metadato de serie: canal de distribución (DISCOUNTS, HIPERMERCADOS, SUPER+AUTOS, T.ESPAÑA). Agrupa las ventanas en modo batch.</w:t>
+          <w:p>
+            <w:r>
+              <w:t>Metadato de serie: canal de distribución (DISCOUNTS, HIPERMERCADOS, SUPER+AUTOS, T.ESPAÑA). Agrupa las ventanas en modo batch.</w:t>
             </w:r>
           </w:p>
         </w:tc>
@@ -1388,9 +1292,9 @@
               <w:right w:w="120" w:type="dxa"/>
             </w:tcMar>
           </w:tcPr>
-          <w:p ns2:paraId="29F6ACFB" ns2:textId="77777777">
-            <w:r>
-              <w:t xml:space="preserve">Recomendado en batch</w:t>
+          <w:p>
+            <w:r>
+              <w:t>Recomendado en batch</w:t>
             </w:r>
           </w:p>
         </w:tc>
@@ -1411,14 +1315,14 @@
               <w:right w:w="120" w:type="dxa"/>
             </w:tcMar>
           </w:tcPr>
-          <w:p ns2:paraId="7756D559" ns2:textId="77777777">
-            <w:r>
-              <w:t xml:space="preserve">-</w:t>
+          <w:p>
+            <w:r>
+              <w:t>-</w:t>
             </w:r>
           </w:p>
         </w:tc>
       </w:tr>
-      <w:tr ns2:paraId="5943B210" ns2:textId="77777777">
+      <w:tr>
         <w:tc>
           <w:tcPr>
             <w:tcW w:w="2167" w:type="dxa"/>
@@ -1436,9 +1340,10 @@
               <w:right w:w="120" w:type="dxa"/>
             </w:tcMar>
           </w:tcPr>
-          <w:p ns2:paraId="274456BA" ns2:textId="77777777">
-            <w:r>
-              <w:t xml:space="preserve">fecha</w:t>
+          <w:p>
+            <w:r>
+              <w:lastRenderedPageBreak/>
+              <w:t>fecha</w:t>
             </w:r>
           </w:p>
         </w:tc>
@@ -1459,9 +1364,9 @@
               <w:right w:w="120" w:type="dxa"/>
             </w:tcMar>
           </w:tcPr>
-          <w:p ns2:paraId="03BFE475" ns2:textId="77777777">
-            <w:r>
-              <w:t xml:space="preserve">date (columna CSV)</w:t>
+          <w:p>
+            <w:r>
+              <w:t>date (columna CSV)</w:t>
             </w:r>
           </w:p>
         </w:tc>
@@ -1482,9 +1387,9 @@
               <w:right w:w="120" w:type="dxa"/>
             </w:tcMar>
           </w:tcPr>
-          <w:p ns2:paraId="73AC0988" ns2:textId="77777777">
-            <w:r>
-              <w:t xml:space="preserve">Mes de referencia de la observación; se usa para ordenar cronológicamente la ventana temporal.</w:t>
+          <w:p>
+            <w:r>
+              <w:t>Mes de referencia de la observación; se usa para ordenar cronológicamente la ventana temporal.</w:t>
             </w:r>
           </w:p>
         </w:tc>
@@ -1505,9 +1410,9 @@
               <w:right w:w="120" w:type="dxa"/>
             </w:tcMar>
           </w:tcPr>
-          <w:p ns2:paraId="29F6ACFB" ns2:textId="77777777">
-            <w:r>
-              <w:t xml:space="preserve">Recomendado en batch</w:t>
+          <w:p>
+            <w:r>
+              <w:t>Recomendado en batch</w:t>
             </w:r>
           </w:p>
         </w:tc>
@@ -1528,14 +1433,14 @@
               <w:right w:w="120" w:type="dxa"/>
             </w:tcMar>
           </w:tcPr>
-          <w:p ns2:paraId="7756D559" ns2:textId="77777777">
-            <w:r>
-              <w:t xml:space="preserve">-</w:t>
+          <w:p>
+            <w:r>
+              <w:t>-</w:t>
             </w:r>
           </w:p>
         </w:tc>
       </w:tr>
-      <w:tr ns2:paraId="5943B210" ns2:textId="77777777">
+      <w:tr>
         <w:tc>
           <w:tcPr>
             <w:tcW w:w="2167" w:type="dxa"/>
@@ -1553,9 +1458,9 @@
               <w:right w:w="120" w:type="dxa"/>
             </w:tcMar>
           </w:tcPr>
-          <w:p ns2:paraId="274456BA" ns2:textId="77777777">
-            <w:r>
-              <w:t xml:space="preserve">current_price</w:t>
+          <w:p>
+            <w:r>
+              <w:t>current_price</w:t>
             </w:r>
           </w:p>
         </w:tc>
@@ -1576,9 +1481,9 @@
               <w:right w:w="120" w:type="dxa"/>
             </w:tcMar>
           </w:tcPr>
-          <w:p ns2:paraId="03BFE475" ns2:textId="77777777">
-            <w:r>
-              <w:t xml:space="preserve">float</w:t>
+          <w:p>
+            <w:r>
+              <w:t>float</w:t>
             </w:r>
           </w:p>
         </w:tc>
@@ -1599,9 +1504,9 @@
               <w:right w:w="120" w:type="dxa"/>
             </w:tcMar>
           </w:tcPr>
-          <w:p ns2:paraId="73AC0988" ns2:textId="77777777">
-            <w:r>
-              <w:t xml:space="preserve">Precio medio observado (EUR/L) en el instante de predicción t; forma parte de las 32 variables efectivas de la red.</w:t>
+          <w:p>
+            <w:r>
+              <w:t>Precio medio observado (EUR/L) en el instante de predicción t; forma parte de las 32 variables efectivas de la red.</w:t>
             </w:r>
           </w:p>
         </w:tc>
@@ -1622,9 +1527,9 @@
               <w:right w:w="120" w:type="dxa"/>
             </w:tcMar>
           </w:tcPr>
-          <w:p ns2:paraId="29F6ACFB" ns2:textId="77777777">
-            <w:r>
-              <w:t xml:space="preserve">No</w:t>
+          <w:p>
+            <w:r>
+              <w:t>No</w:t>
             </w:r>
           </w:p>
         </w:tc>
@@ -1645,14 +1550,14 @@
               <w:right w:w="120" w:type="dxa"/>
             </w:tcMar>
           </w:tcPr>
-          <w:p ns2:paraId="7756D559" ns2:textId="77777777">
-            <w:r>
-              <w:t xml:space="preserve">0.0</w:t>
+          <w:p>
+            <w:r>
+              <w:t>0.0</w:t>
             </w:r>
           </w:p>
         </w:tc>
       </w:tr>
-      <w:tr ns2:paraId="5943B210" ns2:textId="77777777">
+      <w:tr>
         <w:tc>
           <w:tcPr>
             <w:tcW w:w="2167" w:type="dxa"/>
@@ -1670,9 +1575,9 @@
               <w:right w:w="120" w:type="dxa"/>
             </w:tcMar>
           </w:tcPr>
-          <w:p ns2:paraId="274456BA" ns2:textId="77777777">
-            <w:r>
-              <w:t xml:space="preserve">Variables de calendario</w:t>
+          <w:p>
+            <w:r>
+              <w:t>Variables de calendario</w:t>
             </w:r>
           </w:p>
         </w:tc>
@@ -1693,9 +1598,9 @@
               <w:right w:w="120" w:type="dxa"/>
             </w:tcMar>
           </w:tcPr>
-          <w:p ns2:paraId="03BFE475" ns2:textId="77777777">
-            <w:r>
-              <w:t xml:space="preserve">float x5</w:t>
+          <w:p>
+            <w:r>
+              <w:t>float x5</w:t>
             </w:r>
           </w:p>
         </w:tc>
@@ -1716,9 +1621,9 @@
               <w:right w:w="120" w:type="dxa"/>
             </w:tcMar>
           </w:tcPr>
-          <w:p ns2:paraId="73AC0988" ns2:textId="77777777">
-            <w:r>
-              <w:t xml:space="preserve">year, mes, trimestre, es_verano, es_navidad — indicadores de estacionalidad y patrones anuales.</w:t>
+          <w:p>
+            <w:r>
+              <w:t>year, mes, trimestre, es_verano, es_navidad — indicadores de estacionalidad y patrones anuales.</w:t>
             </w:r>
           </w:p>
         </w:tc>
@@ -1739,9 +1644,9 @@
               <w:right w:w="120" w:type="dxa"/>
             </w:tcMar>
           </w:tcPr>
-          <w:p ns2:paraId="29F6ACFB" ns2:textId="77777777">
-            <w:r>
-              <w:t xml:space="preserve">No</w:t>
+          <w:p>
+            <w:r>
+              <w:t>No</w:t>
             </w:r>
           </w:p>
         </w:tc>
@@ -1762,14 +1667,14 @@
               <w:right w:w="120" w:type="dxa"/>
             </w:tcMar>
           </w:tcPr>
-          <w:p ns2:paraId="7756D559" ns2:textId="77777777">
-            <w:r>
-              <w:t xml:space="preserve">0.0</w:t>
+          <w:p>
+            <w:r>
+              <w:t>0.0</w:t>
             </w:r>
           </w:p>
         </w:tc>
       </w:tr>
-      <w:tr ns2:paraId="5943B210" ns2:textId="77777777">
+      <w:tr>
         <w:tc>
           <w:tcPr>
             <w:tcW w:w="2167" w:type="dxa"/>
@@ -1787,9 +1692,9 @@
               <w:right w:w="120" w:type="dxa"/>
             </w:tcMar>
           </w:tcPr>
-          <w:p ns2:paraId="274456BA" ns2:textId="77777777">
-            <w:r>
-              <w:t xml:space="preserve">Variables autoregresivas y de tendencia</w:t>
+          <w:p>
+            <w:r>
+              <w:t>Variables autoregresivas y de tendencia</w:t>
             </w:r>
           </w:p>
         </w:tc>
@@ -1810,9 +1715,9 @@
               <w:right w:w="120" w:type="dxa"/>
             </w:tcMar>
           </w:tcPr>
-          <w:p ns2:paraId="03BFE475" ns2:textId="77777777">
-            <w:r>
-              <w:t xml:space="preserve">float x6</w:t>
+          <w:p>
+            <w:r>
+              <w:t>float x6</w:t>
             </w:r>
           </w:p>
         </w:tc>
@@ -1833,9 +1738,9 @@
               <w:right w:w="120" w:type="dxa"/>
             </w:tcMar>
           </w:tcPr>
-          <w:p ns2:paraId="73AC0988" ns2:textId="77777777">
-            <w:r>
-              <w:t xml:space="preserve">precio_lag_1, precio_lag_3, precio_lag_12 (retardos del precio) y variacion_mensual, media_movil_3, media_movil_12 (medias móviles) — persistencia a corto, medio y largo plazo.</w:t>
+          <w:p>
+            <w:r>
+              <w:t>precio_lag_1, precio_lag_3, precio_lag_12 (retardos del precio) y variacion_mensual, media_movil_3, media_movil_12 (medias móviles) — persistencia a corto, medio y largo plazo.</w:t>
             </w:r>
           </w:p>
         </w:tc>
@@ -1856,9 +1761,9 @@
               <w:right w:w="120" w:type="dxa"/>
             </w:tcMar>
           </w:tcPr>
-          <w:p ns2:paraId="29F6ACFB" ns2:textId="77777777">
-            <w:r>
-              <w:t xml:space="preserve">No</w:t>
+          <w:p>
+            <w:r>
+              <w:t>No</w:t>
             </w:r>
           </w:p>
         </w:tc>
@@ -1879,14 +1784,14 @@
               <w:right w:w="120" w:type="dxa"/>
             </w:tcMar>
           </w:tcPr>
-          <w:p ns2:paraId="7756D559" ns2:textId="77777777">
-            <w:r>
-              <w:t xml:space="preserve">0.0</w:t>
+          <w:p>
+            <w:r>
+              <w:t>0.0</w:t>
             </w:r>
           </w:p>
         </w:tc>
       </w:tr>
-      <w:tr ns2:paraId="5943B210" ns2:textId="77777777">
+      <w:tr>
         <w:tc>
           <w:tcPr>
             <w:tcW w:w="2167" w:type="dxa"/>
@@ -1904,9 +1809,9 @@
               <w:right w:w="120" w:type="dxa"/>
             </w:tcMar>
           </w:tcPr>
-          <w:p ns2:paraId="274456BA" ns2:textId="77777777">
-            <w:r>
-              <w:t xml:space="preserve">Indicadores de inflación</w:t>
+          <w:p>
+            <w:r>
+              <w:t>Indicadores de inflación</w:t>
             </w:r>
           </w:p>
         </w:tc>
@@ -1927,9 +1832,9 @@
               <w:right w:w="120" w:type="dxa"/>
             </w:tcMar>
           </w:tcPr>
-          <w:p ns2:paraId="03BFE475" ns2:textId="77777777">
-            <w:r>
-              <w:t xml:space="preserve">float x6</w:t>
+          <w:p>
+            <w:r>
+              <w:t>float x6</w:t>
             </w:r>
           </w:p>
         </w:tc>
@@ -1950,9 +1855,9 @@
               <w:right w:w="120" w:type="dxa"/>
             </w:tcMar>
           </w:tcPr>
-          <w:p ns2:paraId="73AC0988" ns2:textId="77777777">
-            <w:r>
-              <w:t xml:space="preserve">hicp_all_es_lag1, hicp_dairy_es_lag1, hicp_energy_es_lag1 (índices armonizados FRED) e ipc_alimentos_lag1, ipc_general_lag1, ipc_vivienda_energia_lag1 (IPC del INE), todos retardados un mes.</w:t>
+          <w:p>
+            <w:r>
+              <w:t>hicp_all_es_lag1, hicp_dairy_es_lag1, hicp_energy_es_lag1 (índices armonizados FRED) e ipc_alimentos_lag1, ipc_general_lag1, ipc_vivienda_energia_lag1 (IPC del INE), todos retardados un mes.</w:t>
             </w:r>
           </w:p>
         </w:tc>
@@ -1973,9 +1878,9 @@
               <w:right w:w="120" w:type="dxa"/>
             </w:tcMar>
           </w:tcPr>
-          <w:p ns2:paraId="29F6ACFB" ns2:textId="77777777">
-            <w:r>
-              <w:t xml:space="preserve">No</w:t>
+          <w:p>
+            <w:r>
+              <w:t>No</w:t>
             </w:r>
           </w:p>
         </w:tc>
@@ -1996,14 +1901,14 @@
               <w:right w:w="120" w:type="dxa"/>
             </w:tcMar>
           </w:tcPr>
-          <w:p ns2:paraId="7756D559" ns2:textId="77777777">
-            <w:r>
-              <w:t xml:space="preserve">0.0</w:t>
+          <w:p>
+            <w:r>
+              <w:t>0.0</w:t>
             </w:r>
           </w:p>
         </w:tc>
       </w:tr>
-      <w:tr ns2:paraId="5943B210" ns2:textId="77777777">
+      <w:tr>
         <w:tc>
           <w:tcPr>
             <w:tcW w:w="2167" w:type="dxa"/>
@@ -2021,9 +1926,9 @@
               <w:right w:w="120" w:type="dxa"/>
             </w:tcMar>
           </w:tcPr>
-          <w:p ns2:paraId="274456BA" ns2:textId="77777777">
-            <w:r>
-              <w:t xml:space="preserve">Índices agrarios del MAPA</w:t>
+          <w:p>
+            <w:r>
+              <w:t>Índices agrarios del MAPA</w:t>
             </w:r>
           </w:p>
         </w:tc>
@@ -2044,9 +1949,9 @@
               <w:right w:w="120" w:type="dxa"/>
             </w:tcMar>
           </w:tcPr>
-          <w:p ns2:paraId="03BFE475" ns2:textId="77777777">
-            <w:r>
-              <w:t xml:space="preserve">float x10</w:t>
+          <w:p>
+            <w:r>
+              <w:t>float x10</w:t>
             </w:r>
           </w:p>
         </w:tc>
@@ -2067,9 +1972,9 @@
               <w:right w:w="120" w:type="dxa"/>
             </w:tcMar>
           </w:tcPr>
-          <w:p ns2:paraId="73AC0988" ns2:textId="77777777">
-            <w:r>
-              <w:t xml:space="preserve">Índices de precios percibidos y medias móviles (…_lag1) de leche, cereales, cultivos forrajeros, leguminosas de pienso, ganado y vacuno para abasto — costes productivos de la cadena láctea.</w:t>
+          <w:p>
+            <w:r>
+              <w:t>Índices de precios percibidos y medias móviles (…_lag1) de leche, cereales, cultivos forrajeros, leguminosas de pienso, ganado y vacuno para abasto — costes productivos de la cadena láctea.</w:t>
             </w:r>
           </w:p>
         </w:tc>
@@ -2090,9 +1995,9 @@
               <w:right w:w="120" w:type="dxa"/>
             </w:tcMar>
           </w:tcPr>
-          <w:p ns2:paraId="29F6ACFB" ns2:textId="77777777">
-            <w:r>
-              <w:t xml:space="preserve">No</w:t>
+          <w:p>
+            <w:r>
+              <w:t>No</w:t>
             </w:r>
           </w:p>
         </w:tc>
@@ -2113,14 +2018,14 @@
               <w:right w:w="120" w:type="dxa"/>
             </w:tcMar>
           </w:tcPr>
-          <w:p ns2:paraId="7756D559" ns2:textId="77777777">
-            <w:r>
-              <w:t xml:space="preserve">0.0</w:t>
+          <w:p>
+            <w:r>
+              <w:t>0.0</w:t>
             </w:r>
           </w:p>
         </w:tc>
       </w:tr>
-      <w:tr ns2:paraId="5943B210" ns2:textId="77777777">
+      <w:tr>
         <w:tc>
           <w:tcPr>
             <w:tcW w:w="2167" w:type="dxa"/>
@@ -2138,9 +2043,10 @@
               <w:right w:w="120" w:type="dxa"/>
             </w:tcMar>
           </w:tcPr>
-          <w:p ns2:paraId="274456BA" ns2:textId="77777777">
-            <w:r>
-              <w:t xml:space="preserve">Precios percibidos por los ganaderos</w:t>
+          <w:p>
+            <w:r>
+              <w:lastRenderedPageBreak/>
+              <w:t>Precios percibidos por los ganaderos</w:t>
             </w:r>
           </w:p>
         </w:tc>
@@ -2161,9 +2067,9 @@
               <w:right w:w="120" w:type="dxa"/>
             </w:tcMar>
           </w:tcPr>
-          <w:p ns2:paraId="03BFE475" ns2:textId="77777777">
-            <w:r>
-              <w:t xml:space="preserve">float x4</w:t>
+          <w:p>
+            <w:r>
+              <w:t>float x4</w:t>
             </w:r>
           </w:p>
         </w:tc>
@@ -2184,9 +2090,9 @@
               <w:right w:w="120" w:type="dxa"/>
             </w:tcMar>
           </w:tcPr>
-          <w:p ns2:paraId="73AC0988" ns2:textId="77777777">
-            <w:r>
-              <w:t xml:space="preserve">mapa_preper5 leche de vaca/oveja/cabra (EUR/100 L) y mapa_preper6 vacas paridas (EUR/100 kg vivo), retardados un mes — presión de costes en explotación.</w:t>
+          <w:p>
+            <w:r>
+              <w:t>mapa_preper5 leche de vaca/oveja/cabra (EUR/100 L) y mapa_preper6 vacas paridas (EUR/100 kg vivo), retardados un mes — presión de costes en explotación.</w:t>
             </w:r>
           </w:p>
         </w:tc>
@@ -2207,9 +2113,9 @@
               <w:right w:w="120" w:type="dxa"/>
             </w:tcMar>
           </w:tcPr>
-          <w:p ns2:paraId="29F6ACFB" ns2:textId="77777777">
-            <w:r>
-              <w:t xml:space="preserve">No</w:t>
+          <w:p>
+            <w:r>
+              <w:t>No</w:t>
             </w:r>
           </w:p>
         </w:tc>
@@ -2230,14 +2136,14 @@
               <w:right w:w="120" w:type="dxa"/>
             </w:tcMar>
           </w:tcPr>
-          <w:p ns2:paraId="7756D559" ns2:textId="77777777">
-            <w:r>
-              <w:t xml:space="preserve">0.0</w:t>
+          <w:p>
+            <w:r>
+              <w:t>0.0</w:t>
             </w:r>
           </w:p>
         </w:tc>
       </w:tr>
-      <w:tr ns2:paraId="5943B210" ns2:textId="77777777">
+      <w:tr>
         <w:tc>
           <w:tcPr>
             <w:tcW w:w="2167" w:type="dxa"/>
@@ -2255,9 +2161,9 @@
               <w:right w:w="120" w:type="dxa"/>
             </w:tcMar>
           </w:tcPr>
-          <w:p ns2:paraId="274456BA" ns2:textId="77777777">
-            <w:r>
-              <w:t xml:space="preserve">model_key / threshold</w:t>
+          <w:p>
+            <w:r>
+              <w:t>model_key / threshold</w:t>
             </w:r>
           </w:p>
         </w:tc>
@@ -2278,9 +2184,9 @@
               <w:right w:w="120" w:type="dxa"/>
             </w:tcMar>
           </w:tcPr>
-          <w:p ns2:paraId="03BFE475" ns2:textId="77777777">
-            <w:r>
-              <w:t xml:space="preserve">str / float</w:t>
+          <w:p>
+            <w:r>
+              <w:t>str / float</w:t>
             </w:r>
           </w:p>
         </w:tc>
@@ -2301,9 +2207,9 @@
               <w:right w:w="120" w:type="dxa"/>
             </w:tcMar>
           </w:tcPr>
-          <w:p ns2:paraId="73AC0988" ns2:textId="77777777">
-            <w:r>
-              <w:t xml:space="preserve">Aceptados por la firma del endpoint pero ignorados por este plugin: no hay selección de umbral.</w:t>
+          <w:p>
+            <w:r>
+              <w:t>Aceptados por la firma del endpoint pero ignorados por este plugin: no hay selección de umbral.</w:t>
             </w:r>
           </w:p>
         </w:tc>
@@ -2324,9 +2230,9 @@
               <w:right w:w="120" w:type="dxa"/>
             </w:tcMar>
           </w:tcPr>
-          <w:p ns2:paraId="29F6ACFB" ns2:textId="77777777">
-            <w:r>
-              <w:t xml:space="preserve">No</w:t>
+          <w:p>
+            <w:r>
+              <w:t>No</w:t>
             </w:r>
           </w:p>
         </w:tc>
@@ -2347,14 +2253,14 @@
               <w:right w:w="120" w:type="dxa"/>
             </w:tcMar>
           </w:tcPr>
-          <w:p ns2:paraId="7756D559" ns2:textId="77777777">
-            <w:r>
-              <w:t xml:space="preserve">None</w:t>
+          <w:p>
+            <w:r>
+              <w:t>None</w:t>
             </w:r>
           </w:p>
         </w:tc>
       </w:tr>
-      <w:tr ns2:paraId="5943B210" ns2:textId="77777777">
+      <w:tr>
         <w:tc>
           <w:tcPr>
             <w:tcW w:w="2167" w:type="dxa"/>
@@ -2372,9 +2278,9 @@
               <w:right w:w="120" w:type="dxa"/>
             </w:tcMar>
           </w:tcPr>
-          <w:p ns2:paraId="274456BA" ns2:textId="77777777">
-            <w:r>
-              <w:t xml:space="preserve">mlflow_run_id</w:t>
+          <w:p>
+            <w:r>
+              <w:t>mlflow_run_id</w:t>
             </w:r>
           </w:p>
         </w:tc>
@@ -2395,9 +2301,9 @@
               <w:right w:w="120" w:type="dxa"/>
             </w:tcMar>
           </w:tcPr>
-          <w:p ns2:paraId="03BFE475" ns2:textId="77777777">
-            <w:r>
-              <w:t xml:space="preserve">str</w:t>
+          <w:p>
+            <w:r>
+              <w:t>str</w:t>
             </w:r>
           </w:p>
         </w:tc>
@@ -2418,9 +2324,9 @@
               <w:right w:w="120" w:type="dxa"/>
             </w:tcMar>
           </w:tcPr>
-          <w:p ns2:paraId="73AC0988" ns2:textId="77777777">
-            <w:r>
-              <w:t xml:space="preserve">En predict/batch: si se indica, carga un bundle GRU reentrenado por el usuario desde MLflow en vez del artefacto fijo. En train: obligatorio, identifica el run donde se persiste el GRU reentrenado.</w:t>
+          <w:p>
+            <w:r>
+              <w:t>En predict/batch: si se indica, carga un bundle GRU reentrenado por el usuario desde MLflow en vez del artefacto fijo. En train: obligatorio, identifica el run donde se persiste el GRU reentrenado.</w:t>
             </w:r>
           </w:p>
         </w:tc>
@@ -2441,9 +2347,9 @@
               <w:right w:w="120" w:type="dxa"/>
             </w:tcMar>
           </w:tcPr>
-          <w:p ns2:paraId="29F6ACFB" ns2:textId="77777777">
-            <w:r>
-              <w:t xml:space="preserve">No en predict; Sí en train</w:t>
+          <w:p>
+            <w:r>
+              <w:t>No en predict; Sí en train</w:t>
             </w:r>
           </w:p>
         </w:tc>
@@ -2464,14 +2370,14 @@
               <w:right w:w="120" w:type="dxa"/>
             </w:tcMar>
           </w:tcPr>
-          <w:p ns2:paraId="7756D559" ns2:textId="77777777">
-            <w:r>
-              <w:t xml:space="preserve">"" (predict) / - (train)</w:t>
+          <w:p>
+            <w:r>
+              <w:t>"" (predict) / - (train)</w:t>
             </w:r>
           </w:p>
         </w:tc>
       </w:tr>
-      <w:tr ns2:paraId="5943B210" ns2:textId="77777777">
+      <w:tr>
         <w:tc>
           <w:tcPr>
             <w:tcW w:w="2167" w:type="dxa"/>
@@ -2489,9 +2395,9 @@
               <w:right w:w="120" w:type="dxa"/>
             </w:tcMar>
           </w:tcPr>
-          <w:p ns2:paraId="274456BA" ns2:textId="77777777">
-            <w:r>
-              <w:t xml:space="preserve">data_path (modo train)</w:t>
+          <w:p>
+            <w:r>
+              <w:t>data_path (modo train)</w:t>
             </w:r>
           </w:p>
         </w:tc>
@@ -2512,9 +2418,9 @@
               <w:right w:w="120" w:type="dxa"/>
             </w:tcMar>
           </w:tcPr>
-          <w:p ns2:paraId="03BFE475" ns2:textId="77777777">
-            <w:r>
-              <w:t xml:space="preserve">str</w:t>
+          <w:p>
+            <w:r>
+              <w:t>str</w:t>
             </w:r>
           </w:p>
         </w:tc>
@@ -2535,9 +2441,9 @@
               <w:right w:w="120" w:type="dxa"/>
             </w:tcMar>
           </w:tcPr>
-          <w:p ns2:paraId="73AC0988" ns2:textId="77777777">
-            <w:r>
-              <w:t xml:space="preserve">CSV con el mismo contrato que dataset_forecast_ready.csv: fecha, producto, canal, target_precio_medio y las columnas exógenas (lags, medias móviles, HICP/IPC/MAPA)</w:t>
+          <w:p>
+            <w:r>
+              <w:t>CSV con el mismo contrato que dataset_forecast_ready.csv: fecha, producto, canal, target_precio_medio y las columnas exógenas (lags, medias móviles, HICP/IPC/MAPA)</w:t>
             </w:r>
           </w:p>
         </w:tc>
@@ -2558,9 +2464,9 @@
               <w:right w:w="120" w:type="dxa"/>
             </w:tcMar>
           </w:tcPr>
-          <w:p ns2:paraId="29F6ACFB" ns2:textId="77777777">
-            <w:r>
-              <w:t xml:space="preserve">Sí (modo train)</w:t>
+          <w:p>
+            <w:r>
+              <w:t>Sí (modo train)</w:t>
             </w:r>
           </w:p>
         </w:tc>
@@ -2581,20 +2487,20 @@
               <w:right w:w="120" w:type="dxa"/>
             </w:tcMar>
           </w:tcPr>
-          <w:p ns2:paraId="7756D559" ns2:textId="77777777">
-            <w:r>
-              <w:t xml:space="preserve">-</w:t>
+          <w:p>
+            <w:r>
+              <w:t>-</w:t>
             </w:r>
           </w:p>
         </w:tc>
       </w:tr>
     </w:tbl>
-    <w:p ns2:paraId="2301E228" ns2:textId="43111ADC">
+    <w:p>
       <w:pPr>
-        <w:pStyle w:val="Descripcin"/>
+        <w:pStyle w:val="Caption"/>
         <w:jc w:val="center"/>
       </w:pPr>
-      <w:bookmarkStart w:id="9" w:name="_Toc233977641"/>
+      <w:bookmarkStart w:id="4" w:name="_Toc233977641"/>
       <w:r>
         <w:t xml:space="preserve">Tabla </w:t>
       </w:r>
@@ -2609,18 +2515,18 @@
       <w:r>
         <w:t xml:space="preserve"> Campos de entrada (inputs)</w:t>
       </w:r>
-      <w:bookmarkEnd w:id="9"/>
+      <w:bookmarkEnd w:id="4"/>
     </w:p>
-    <w:p ns2:paraId="1A4DD035" ns2:textId="77777777">
+    <w:p>
       <w:pPr>
-        <w:pStyle w:val="Ttulo1"/>
+        <w:pStyle w:val="Heading1"/>
         <w:jc w:val="left"/>
       </w:pPr>
-      <w:bookmarkStart w:id="10" w:name="_Toc233977725"/>
+      <w:bookmarkStart w:id="5" w:name="_Toc233977725"/>
       <w:r>
         <w:t>3. Campos de salida (outputs)</w:t>
       </w:r>
-      <w:bookmarkEnd w:id="10"/>
+      <w:bookmarkEnd w:id="5"/>
     </w:p>
     <w:tbl>
       <w:tblPr>
@@ -2644,7 +2550,7 @@
         <w:gridCol w:w="1760"/>
         <w:gridCol w:w="1800"/>
       </w:tblGrid>
-      <w:tr ns2:paraId="74C19D16" ns2:textId="77777777">
+      <w:tr>
         <w:trPr>
           <w:tblHeader/>
         </w:trPr>
@@ -2665,7 +2571,7 @@
               <w:right w:w="120" w:type="dxa"/>
             </w:tcMar>
           </w:tcPr>
-          <w:p ns2:paraId="36393328" ns2:textId="77777777">
+          <w:p>
             <w:r>
               <w:rPr>
                 <w:b/>
@@ -2695,7 +2601,7 @@
               <w:right w:w="120" w:type="dxa"/>
             </w:tcMar>
           </w:tcPr>
-          <w:p ns2:paraId="4B6C5E52" ns2:textId="77777777">
+          <w:p>
             <w:r>
               <w:rPr>
                 <w:b/>
@@ -2725,7 +2631,7 @@
               <w:right w:w="120" w:type="dxa"/>
             </w:tcMar>
           </w:tcPr>
-          <w:p ns2:paraId="176B52FF" ns2:textId="77777777">
+          <w:p>
             <w:r>
               <w:rPr>
                 <w:b/>
@@ -2755,7 +2661,7 @@
               <w:right w:w="120" w:type="dxa"/>
             </w:tcMar>
           </w:tcPr>
-          <w:p ns2:paraId="0B5BC6FF" ns2:textId="77777777">
+          <w:p>
             <w:r>
               <w:rPr>
                 <w:b/>
@@ -2785,7 +2691,7 @@
               <w:right w:w="120" w:type="dxa"/>
             </w:tcMar>
           </w:tcPr>
-          <w:p ns2:paraId="5AEDED9E" ns2:textId="77777777">
+          <w:p>
             <w:r>
               <w:rPr>
                 <w:b/>
@@ -2799,7 +2705,7 @@
           </w:p>
         </w:tc>
       </w:tr>
-      <w:tr ns2:paraId="4B6C9425" ns2:textId="77777777">
+      <w:tr>
         <w:tc>
           <w:tcPr>
             <w:tcW w:w="2200" w:type="dxa"/>
@@ -2817,9 +2723,9 @@
               <w:right w:w="120" w:type="dxa"/>
             </w:tcMar>
           </w:tcPr>
-          <w:p ns2:paraId="4132C6A4" ns2:textId="77777777">
-            <w:r>
-              <w:t xml:space="preserve">prediction (inline) / y_pred (batch)</w:t>
+          <w:p>
+            <w:r>
+              <w:t>prediction (inline) / y_pred (batch)</w:t>
             </w:r>
           </w:p>
         </w:tc>
@@ -2840,9 +2746,9 @@
               <w:right w:w="120" w:type="dxa"/>
             </w:tcMar>
           </w:tcPr>
-          <w:p ns2:paraId="53FB4F47" ns2:textId="77777777">
-            <w:r>
-              <w:t xml:space="preserve">float (EUR/L)</w:t>
+          <w:p>
+            <w:r>
+              <w:t>float (EUR/L)</w:t>
             </w:r>
           </w:p>
         </w:tc>
@@ -2863,9 +2769,9 @@
               <w:right w:w="120" w:type="dxa"/>
             </w:tcMar>
           </w:tcPr>
-          <w:p ns2:paraId="6B1D3E7E" ns2:textId="77777777">
-            <w:r>
-              <w:t xml:space="preserve">Precio medio mensual estimado de leche líquida a 6 meses vista, redondeado a 4 decimales.</w:t>
+          <w:p>
+            <w:r>
+              <w:t>Precio medio mensual estimado de leche líquida a 6 meses vista, redondeado a 4 decimales.</w:t>
             </w:r>
           </w:p>
         </w:tc>
@@ -2886,9 +2792,9 @@
               <w:right w:w="120" w:type="dxa"/>
             </w:tcMar>
           </w:tcPr>
-          <w:p ns2:paraId="5BF35099" ns2:textId="77777777">
-            <w:r>
-              <w:t xml:space="preserve">Continuo positivo; el histórico observado se sitúa en 0,65–1,12 EUR/L</w:t>
+          <w:p>
+            <w:r>
+              <w:t>Continuo positivo; el histórico observado se sitúa en 0,65–1,12 EUR/L</w:t>
             </w:r>
           </w:p>
         </w:tc>
@@ -2909,14 +2815,18 @@
               <w:right w:w="120" w:type="dxa"/>
             </w:tcMar>
           </w:tcPr>
-          <w:p ns2:paraId="2067DBEB" ns2:textId="77777777">
-            <w:r>
-              <w:t xml:space="preserve">Se compara con el precio actual (current_price) para inferir subida, estabilidad o caída esperada del precio a medio plazo.</w:t>
+          <w:p>
+            <w:r>
+              <w:t xml:space="preserve">Se compara con el precio actual (current_price) para inferir subida, </w:t>
+            </w:r>
+            <w:r>
+              <w:lastRenderedPageBreak/>
+              <w:t>estabilidad o caída esperada del precio a medio plazo.</w:t>
             </w:r>
           </w:p>
         </w:tc>
       </w:tr>
-      <w:tr ns2:paraId="4B6C9425" ns2:textId="77777777">
+      <w:tr>
         <w:tc>
           <w:tcPr>
             <w:tcW w:w="2200" w:type="dxa"/>
@@ -2934,9 +2844,9 @@
               <w:right w:w="120" w:type="dxa"/>
             </w:tcMar>
           </w:tcPr>
-          <w:p ns2:paraId="4132C6A4" ns2:textId="77777777">
-            <w:r>
-              <w:t xml:space="preserve">horizon</w:t>
+          <w:p>
+            <w:r>
+              <w:t>horizon</w:t>
             </w:r>
           </w:p>
         </w:tc>
@@ -2957,9 +2867,9 @@
               <w:right w:w="120" w:type="dxa"/>
             </w:tcMar>
           </w:tcPr>
-          <w:p ns2:paraId="53FB4F47" ns2:textId="77777777">
-            <w:r>
-              <w:t xml:space="preserve">int (meses)</w:t>
+          <w:p>
+            <w:r>
+              <w:t>int (meses)</w:t>
             </w:r>
           </w:p>
         </w:tc>
@@ -2980,9 +2890,9 @@
               <w:right w:w="120" w:type="dxa"/>
             </w:tcMar>
           </w:tcPr>
-          <w:p ns2:paraId="6B1D3E7E" ns2:textId="77777777">
-            <w:r>
-              <w:t xml:space="preserve">Horizonte de la predicción, fijado por el manifest.</w:t>
+          <w:p>
+            <w:r>
+              <w:t>Horizonte de la predicción, fijado por el manifest.</w:t>
             </w:r>
           </w:p>
         </w:tc>
@@ -3003,9 +2913,9 @@
               <w:right w:w="120" w:type="dxa"/>
             </w:tcMar>
           </w:tcPr>
-          <w:p ns2:paraId="5BF35099" ns2:textId="77777777">
-            <w:r>
-              <w:t xml:space="preserve">6</w:t>
+          <w:p>
+            <w:r>
+              <w:t>6</w:t>
             </w:r>
           </w:p>
         </w:tc>
@@ -3026,14 +2936,14 @@
               <w:right w:w="120" w:type="dxa"/>
             </w:tcMar>
           </w:tcPr>
-          <w:p ns2:paraId="2067DBEB" ns2:textId="77777777">
-            <w:r>
-              <w:t xml:space="preserve">Todas las predicciones se refieren a 6 meses después del instante de predicción.</w:t>
+          <w:p>
+            <w:r>
+              <w:t>Todas las predicciones se refieren a 6 meses después del instante de predicción.</w:t>
             </w:r>
           </w:p>
         </w:tc>
       </w:tr>
-      <w:tr ns2:paraId="4B6C9425" ns2:textId="77777777">
+      <w:tr>
         <w:tc>
           <w:tcPr>
             <w:tcW w:w="2200" w:type="dxa"/>
@@ -3051,9 +2961,9 @@
               <w:right w:w="120" w:type="dxa"/>
             </w:tcMar>
           </w:tcPr>
-          <w:p ns2:paraId="4132C6A4" ns2:textId="77777777">
-            <w:r>
-              <w:t xml:space="preserve">features_used</w:t>
+          <w:p>
+            <w:r>
+              <w:t>features_used</w:t>
             </w:r>
           </w:p>
         </w:tc>
@@ -3074,9 +2984,9 @@
               <w:right w:w="120" w:type="dxa"/>
             </w:tcMar>
           </w:tcPr>
-          <w:p ns2:paraId="53FB4F47" ns2:textId="77777777">
-            <w:r>
-              <w:t xml:space="preserve">list[str]</w:t>
+          <w:p>
+            <w:r>
+              <w:t>list[str]</w:t>
             </w:r>
           </w:p>
         </w:tc>
@@ -3097,9 +3007,9 @@
               <w:right w:w="120" w:type="dxa"/>
             </w:tcMar>
           </w:tcPr>
-          <w:p ns2:paraId="6B1D3E7E" ns2:textId="77777777">
-            <w:r>
-              <w:t xml:space="preserve">Lista de las variables efectivas empleadas, según feature_cols del manifest.json del artefacto.</w:t>
+          <w:p>
+            <w:r>
+              <w:t>Lista de las variables efectivas empleadas, según feature_cols del manifest.json del artefacto.</w:t>
             </w:r>
           </w:p>
         </w:tc>
@@ -3120,9 +3030,9 @@
               <w:right w:w="120" w:type="dxa"/>
             </w:tcMar>
           </w:tcPr>
-          <w:p ns2:paraId="5BF35099" ns2:textId="77777777">
-            <w:r>
-              <w:t xml:space="preserve">hasta 32 nombres de variable</w:t>
+          <w:p>
+            <w:r>
+              <w:t>hasta 32 nombres de variable</w:t>
             </w:r>
           </w:p>
         </w:tc>
@@ -3143,14 +3053,14 @@
               <w:right w:w="120" w:type="dxa"/>
             </w:tcMar>
           </w:tcPr>
-          <w:p ns2:paraId="2067DBEB" ns2:textId="77777777">
-            <w:r>
-              <w:t xml:space="preserve">Documenta qué conjunto exacto de variables activó el modelo cargado; consumido también por el servicio XAI.</w:t>
+          <w:p>
+            <w:r>
+              <w:t>Documenta qué conjunto exacto de variables activó el modelo cargado; consumido también por el servicio XAI.</w:t>
             </w:r>
           </w:p>
         </w:tc>
       </w:tr>
-      <w:tr ns2:paraId="4B6C9425" ns2:textId="77777777">
+      <w:tr>
         <w:tc>
           <w:tcPr>
             <w:tcW w:w="2200" w:type="dxa"/>
@@ -3168,9 +3078,9 @@
               <w:right w:w="120" w:type="dxa"/>
             </w:tcMar>
           </w:tcPr>
-          <w:p ns2:paraId="4132C6A4" ns2:textId="77777777">
-            <w:r>
-              <w:t xml:space="preserve">model_version</w:t>
+          <w:p>
+            <w:r>
+              <w:t>model_version</w:t>
             </w:r>
           </w:p>
         </w:tc>
@@ -3191,9 +3101,9 @@
               <w:right w:w="120" w:type="dxa"/>
             </w:tcMar>
           </w:tcPr>
-          <w:p ns2:paraId="53FB4F47" ns2:textId="77777777">
-            <w:r>
-              <w:t xml:space="preserve">str</w:t>
+          <w:p>
+            <w:r>
+              <w:t>str</w:t>
             </w:r>
           </w:p>
         </w:tc>
@@ -3214,9 +3124,9 @@
               <w:right w:w="120" w:type="dxa"/>
             </w:tcMar>
           </w:tcPr>
-          <w:p ns2:paraId="6B1D3E7E" ns2:textId="77777777">
-            <w:r>
-              <w:t xml:space="preserve">Versión del artefacto de modelo.</w:t>
+          <w:p>
+            <w:r>
+              <w:t>Versión del artefacto de modelo.</w:t>
             </w:r>
           </w:p>
         </w:tc>
@@ -3237,9 +3147,9 @@
               <w:right w:w="120" w:type="dxa"/>
             </w:tcMar>
           </w:tcPr>
-          <w:p ns2:paraId="5BF35099" ns2:textId="77777777">
-            <w:r>
-              <w:t xml:space="preserve">1.0.0</w:t>
+          <w:p>
+            <w:r>
+              <w:t>1.0.0</w:t>
             </w:r>
           </w:p>
         </w:tc>
@@ -3260,14 +3170,14 @@
               <w:right w:w="120" w:type="dxa"/>
             </w:tcMar>
           </w:tcPr>
-          <w:p ns2:paraId="2067DBEB" ns2:textId="77777777">
-            <w:r>
-              <w:t xml:space="preserve">Trazabilidad del artefacto usado en la inferencia.</w:t>
+          <w:p>
+            <w:r>
+              <w:t>Trazabilidad del artefacto usado en la inferencia.</w:t>
             </w:r>
           </w:p>
         </w:tc>
       </w:tr>
-      <w:tr ns2:paraId="4B6C9425" ns2:textId="77777777">
+      <w:tr>
         <w:tc>
           <w:tcPr>
             <w:tcW w:w="2200" w:type="dxa"/>
@@ -3285,9 +3195,9 @@
               <w:right w:w="120" w:type="dxa"/>
             </w:tcMar>
           </w:tcPr>
-          <w:p ns2:paraId="4132C6A4" ns2:textId="77777777">
-            <w:r>
-              <w:t xml:space="preserve">confidence</w:t>
+          <w:p>
+            <w:r>
+              <w:t>confidence</w:t>
             </w:r>
           </w:p>
         </w:tc>
@@ -3308,9 +3218,9 @@
               <w:right w:w="120" w:type="dxa"/>
             </w:tcMar>
           </w:tcPr>
-          <w:p ns2:paraId="53FB4F47" ns2:textId="77777777">
-            <w:r>
-              <w:t xml:space="preserve">float | None</w:t>
+          <w:p>
+            <w:r>
+              <w:t>float | None</w:t>
             </w:r>
           </w:p>
         </w:tc>
@@ -3331,9 +3241,9 @@
               <w:right w:w="120" w:type="dxa"/>
             </w:tcMar>
           </w:tcPr>
-          <w:p ns2:paraId="6B1D3E7E" ns2:textId="77777777">
-            <w:r>
-              <w:t xml:space="preserve">Nivel de confianza de la predicción.</w:t>
+          <w:p>
+            <w:r>
+              <w:t>Nivel de confianza de la predicción.</w:t>
             </w:r>
           </w:p>
         </w:tc>
@@ -3354,9 +3264,9 @@
               <w:right w:w="120" w:type="dxa"/>
             </w:tcMar>
           </w:tcPr>
-          <w:p ns2:paraId="5BF35099" ns2:textId="77777777">
-            <w:r>
-              <w:t xml:space="preserve">Siempre None</w:t>
+          <w:p>
+            <w:r>
+              <w:t>Siempre None</w:t>
             </w:r>
           </w:p>
         </w:tc>
@@ -3377,14 +3287,14 @@
               <w:right w:w="120" w:type="dxa"/>
             </w:tcMar>
           </w:tcPr>
-          <w:p ns2:paraId="2067DBEB" ns2:textId="77777777">
-            <w:r>
-              <w:t xml:space="preserve">El modelo no expone una medida de incertidumbre por predicción.</w:t>
+          <w:p>
+            <w:r>
+              <w:t>El modelo no expone una medida de incertidumbre por predicción.</w:t>
             </w:r>
           </w:p>
         </w:tc>
       </w:tr>
-      <w:tr ns2:paraId="4B6C9425" ns2:textId="77777777">
+      <w:tr>
         <w:tc>
           <w:tcPr>
             <w:tcW w:w="2200" w:type="dxa"/>
@@ -3402,9 +3312,9 @@
               <w:right w:w="120" w:type="dxa"/>
             </w:tcMar>
           </w:tcPr>
-          <w:p ns2:paraId="4132C6A4" ns2:textId="77777777">
-            <w:r>
-              <w:t xml:space="preserve">xai_feature_values</w:t>
+          <w:p>
+            <w:r>
+              <w:t>xai_feature_values</w:t>
             </w:r>
           </w:p>
         </w:tc>
@@ -3425,9 +3335,9 @@
               <w:right w:w="120" w:type="dxa"/>
             </w:tcMar>
           </w:tcPr>
-          <w:p ns2:paraId="53FB4F47" ns2:textId="77777777">
-            <w:r>
-              <w:t xml:space="preserve">dict | None</w:t>
+          <w:p>
+            <w:r>
+              <w:t>dict | None</w:t>
             </w:r>
           </w:p>
         </w:tc>
@@ -3448,9 +3358,9 @@
               <w:right w:w="120" w:type="dxa"/>
             </w:tcMar>
           </w:tcPr>
-          <w:p ns2:paraId="6B1D3E7E" ns2:textId="77777777">
-            <w:r>
-              <w:t xml:space="preserve">Valores numéricos de las features usadas en la predicción.</w:t>
+          <w:p>
+            <w:r>
+              <w:t>Valores numéricos de las features usadas en la predicción.</w:t>
             </w:r>
           </w:p>
         </w:tc>
@@ -3471,9 +3381,9 @@
               <w:right w:w="120" w:type="dxa"/>
             </w:tcMar>
           </w:tcPr>
-          <w:p ns2:paraId="5BF35099" ns2:textId="77777777">
-            <w:r>
-              <w:t xml:space="preserve">{feature: valor}</w:t>
+          <w:p>
+            <w:r>
+              <w:t>{feature: valor}</w:t>
             </w:r>
           </w:p>
         </w:tc>
@@ -3494,20 +3404,20 @@
               <w:right w:w="120" w:type="dxa"/>
             </w:tcMar>
           </w:tcPr>
-          <w:p ns2:paraId="2067DBEB" ns2:textId="77777777">
-            <w:r>
-              <w:t xml:space="preserve">Insumo para el servicio de explicabilidad (XAI); no altera la predicción.</w:t>
+          <w:p>
+            <w:r>
+              <w:t>Insumo para el servicio de explicabilidad (XAI); no altera la predicción.</w:t>
             </w:r>
           </w:p>
         </w:tc>
       </w:tr>
     </w:tbl>
-    <w:p ns2:paraId="3CB96C1C" ns2:textId="58E5926D">
+    <w:p>
       <w:pPr>
-        <w:pStyle w:val="Descripcin"/>
+        <w:pStyle w:val="Caption"/>
         <w:jc w:val="center"/>
       </w:pPr>
-      <w:bookmarkStart w:id="11" w:name="_Toc233977642"/>
+      <w:bookmarkStart w:id="6" w:name="_Toc233977642"/>
       <w:r>
         <w:t xml:space="preserve">Tabla </w:t>
       </w:r>
@@ -3522,18 +3432,19 @@
       <w:r>
         <w:t xml:space="preserve"> Campos de salida (outputs)</w:t>
       </w:r>
-      <w:bookmarkEnd w:id="11"/>
+      <w:bookmarkEnd w:id="6"/>
     </w:p>
-    <w:p ns2:paraId="30754C35" ns2:textId="77777777">
+    <w:p>
       <w:pPr>
-        <w:pStyle w:val="Ttulo1"/>
+        <w:pStyle w:val="Heading1"/>
         <w:jc w:val="left"/>
       </w:pPr>
-      <w:bookmarkStart w:id="12" w:name="_Toc233977726"/>
+      <w:bookmarkStart w:id="7" w:name="_Toc233977726"/>
       <w:r>
+        <w:lastRenderedPageBreak/>
         <w:t>4. Métricas de evaluación</w:t>
       </w:r>
-      <w:bookmarkEnd w:id="12"/>
+      <w:bookmarkEnd w:id="7"/>
     </w:p>
     <w:tbl>
       <w:tblPr>
@@ -3555,7 +3466,7 @@
         <w:gridCol w:w="2340"/>
         <w:gridCol w:w="2340"/>
       </w:tblGrid>
-      <w:tr ns2:paraId="663A768A" ns2:textId="77777777">
+      <w:tr>
         <w:trPr>
           <w:tblHeader/>
         </w:trPr>
@@ -3576,7 +3487,7 @@
               <w:right w:w="120" w:type="dxa"/>
             </w:tcMar>
           </w:tcPr>
-          <w:p ns2:paraId="1EF96586" ns2:textId="77777777">
+          <w:p>
             <w:r>
               <w:rPr>
                 <w:b/>
@@ -3606,7 +3517,7 @@
               <w:right w:w="120" w:type="dxa"/>
             </w:tcMar>
           </w:tcPr>
-          <w:p ns2:paraId="60B8781B" ns2:textId="77777777">
+          <w:p>
             <w:r>
               <w:rPr>
                 <w:b/>
@@ -3636,7 +3547,7 @@
               <w:right w:w="120" w:type="dxa"/>
             </w:tcMar>
           </w:tcPr>
-          <w:p ns2:paraId="1FE48704" ns2:textId="77777777">
+          <w:p>
             <w:r>
               <w:rPr>
                 <w:b/>
@@ -3666,7 +3577,7 @@
               <w:right w:w="120" w:type="dxa"/>
             </w:tcMar>
           </w:tcPr>
-          <w:p ns2:paraId="1D1C6AD0" ns2:textId="77777777">
+          <w:p>
             <w:r>
               <w:rPr>
                 <w:b/>
@@ -3680,7 +3591,7 @@
           </w:p>
         </w:tc>
       </w:tr>
-      <w:tr ns2:paraId="66471EDA" ns2:textId="77777777">
+      <w:tr>
         <w:tc>
           <w:tcPr>
             <w:tcW w:w="2340" w:type="dxa"/>
@@ -3698,9 +3609,9 @@
               <w:right w:w="120" w:type="dxa"/>
             </w:tcMar>
           </w:tcPr>
-          <w:p ns2:paraId="631A7871" ns2:textId="77777777">
-            <w:r>
-              <w:t xml:space="preserve">RMSE (test hold-out, media 3 semillas)</w:t>
+          <w:p>
+            <w:r>
+              <w:t>RMSE (test hold-out, media 3 semillas)</w:t>
             </w:r>
           </w:p>
         </w:tc>
@@ -3721,9 +3632,9 @@
               <w:right w:w="120" w:type="dxa"/>
             </w:tcMar>
           </w:tcPr>
-          <w:p ns2:paraId="098B665D" ns2:textId="77777777">
-            <w:r>
-              <w:t xml:space="preserve">0,0226 ± 0,0086 EUR/L</w:t>
+          <w:p>
+            <w:r>
+              <w:t>0,0226 ± 0,0086 EUR/L</w:t>
             </w:r>
           </w:p>
         </w:tc>
@@ -3744,9 +3655,9 @@
               <w:right w:w="120" w:type="dxa"/>
             </w:tcMar>
           </w:tcPr>
-          <w:p ns2:paraId="43E2B30F" ns2:textId="77777777">
-            <w:r>
-              <w:t xml:space="preserve">Raíz del error cuadrático medio, media multi-semilla (3 semillas) en el test hold-out (último 10% de fechas) — bloque "GRU" de final_test_metrics.json. NO es el artefacto realmente servido (ver entrada 'artefacto servido' mas abajo).</w:t>
+          <w:p>
+            <w:r>
+              <w:t>Raíz del error cuadrático medio, media multi-semilla (3 semillas) en el test hold-out (último 10% de fechas) — bloque "GRU" de final_test_metrics.json. NO es el artefacto realmente servido (ver entrada 'artefacto servido' mas abajo).</w:t>
             </w:r>
           </w:p>
         </w:tc>
@@ -3767,14 +3678,14 @@
               <w:right w:w="120" w:type="dxa"/>
             </w:tcMar>
           </w:tcPr>
-          <w:p ns2:paraId="6AFC25E8" ns2:textId="77777777">
-            <w:r>
-              <w:t xml:space="preserve">El error cuadrático típico del precio predicho es de poco más de 2 céntimos por litro</w:t>
+          <w:p>
+            <w:r>
+              <w:t>El error cuadrático típico del precio predicho es de poco más de 2 céntimos por litro</w:t>
             </w:r>
           </w:p>
         </w:tc>
       </w:tr>
-      <w:tr ns2:paraId="66471EDA" ns2:textId="77777777">
+      <w:tr>
         <w:tc>
           <w:tcPr>
             <w:tcW w:w="2340" w:type="dxa"/>
@@ -3792,9 +3703,9 @@
               <w:right w:w="120" w:type="dxa"/>
             </w:tcMar>
           </w:tcPr>
-          <w:p ns2:paraId="631A7871" ns2:textId="77777777">
-            <w:r>
-              <w:t xml:space="preserve">MAE (test hold-out, media 3 semillas)</w:t>
+          <w:p>
+            <w:r>
+              <w:t>MAE (test hold-out, media 3 semillas)</w:t>
             </w:r>
           </w:p>
         </w:tc>
@@ -3815,9 +3726,9 @@
               <w:right w:w="120" w:type="dxa"/>
             </w:tcMar>
           </w:tcPr>
-          <w:p ns2:paraId="098B665D" ns2:textId="77777777">
-            <w:r>
-              <w:t xml:space="preserve">0,0177 ± 0,0067 EUR/L</w:t>
+          <w:p>
+            <w:r>
+              <w:t>0,0177 ± 0,0067 EUR/L</w:t>
             </w:r>
           </w:p>
         </w:tc>
@@ -3838,9 +3749,9 @@
               <w:right w:w="120" w:type="dxa"/>
             </w:tcMar>
           </w:tcPr>
-          <w:p ns2:paraId="43E2B30F" ns2:textId="77777777">
-            <w:r>
-              <w:t xml:space="preserve">Error absoluto medio en el test hold-out — bloque "GRU" de final_test_metrics.json. NO es el artefacto realmente servido (ver entrada 'artefacto servido' mas abajo).</w:t>
+          <w:p>
+            <w:r>
+              <w:t>Error absoluto medio en el test hold-out — bloque "GRU" de final_test_metrics.json. NO es el artefacto realmente servido (ver entrada 'artefacto servido' mas abajo).</w:t>
             </w:r>
           </w:p>
         </w:tc>
@@ -3861,14 +3772,14 @@
               <w:right w:w="120" w:type="dxa"/>
             </w:tcMar>
           </w:tcPr>
-          <w:p ns2:paraId="6AFC25E8" ns2:textId="77777777">
-            <w:r>
-              <w:t xml:space="preserve">De media, la predicción se desvía menos de 2 céntimos por litro del precio real</w:t>
+          <w:p>
+            <w:r>
+              <w:t>De media, la predicción se desvía menos de 2 céntimos por litro del precio real</w:t>
             </w:r>
           </w:p>
         </w:tc>
       </w:tr>
-      <w:tr ns2:paraId="66471EDA" ns2:textId="77777777">
+      <w:tr>
         <w:tc>
           <w:tcPr>
             <w:tcW w:w="2340" w:type="dxa"/>
@@ -3886,9 +3797,9 @@
               <w:right w:w="120" w:type="dxa"/>
             </w:tcMar>
           </w:tcPr>
-          <w:p ns2:paraId="631A7871" ns2:textId="77777777">
-            <w:r>
-              <w:t xml:space="preserve">MAPE (test hold-out, media 3 semillas)</w:t>
+          <w:p>
+            <w:r>
+              <w:t>MAPE (test hold-out, media 3 semillas)</w:t>
             </w:r>
           </w:p>
         </w:tc>
@@ -3909,9 +3820,9 @@
               <w:right w:w="120" w:type="dxa"/>
             </w:tcMar>
           </w:tcPr>
-          <w:p ns2:paraId="098B665D" ns2:textId="77777777">
-            <w:r>
-              <w:t xml:space="preserve">1,78% ± 0,69%</w:t>
+          <w:p>
+            <w:r>
+              <w:t>1,78% ± 0,69%</w:t>
             </w:r>
           </w:p>
         </w:tc>
@@ -3932,9 +3843,9 @@
               <w:right w:w="120" w:type="dxa"/>
             </w:tcMar>
           </w:tcPr>
-          <w:p ns2:paraId="43E2B30F" ns2:textId="77777777">
-            <w:r>
-              <w:t xml:space="preserve">Error porcentual absoluto medio en el test hold-out — bloque "GRU" de final_test_metrics.json. NO es el artefacto realmente servido (ver entrada 'artefacto servido' mas abajo).</w:t>
+          <w:p>
+            <w:r>
+              <w:t>Error porcentual absoluto medio en el test hold-out — bloque "GRU" de final_test_metrics.json. NO es el artefacto realmente servido (ver entrada 'artefacto servido' mas abajo).</w:t>
             </w:r>
           </w:p>
         </w:tc>
@@ -3955,14 +3866,14 @@
               <w:right w:w="120" w:type="dxa"/>
             </w:tcMar>
           </w:tcPr>
-          <w:p ns2:paraId="6AFC25E8" ns2:textId="77777777">
-            <w:r>
-              <w:t xml:space="preserve">Exactitud efectiva media ~98,22%, por encima del KPI del 85%</w:t>
+          <w:p>
+            <w:r>
+              <w:t>Exactitud efectiva media ~98,22%, por encima del KPI del 85%</w:t>
             </w:r>
           </w:p>
         </w:tc>
       </w:tr>
-      <w:tr ns2:paraId="66471EDA" ns2:textId="77777777">
+      <w:tr>
         <w:tc>
           <w:tcPr>
             <w:tcW w:w="2340" w:type="dxa"/>
@@ -3980,9 +3891,10 @@
               <w:right w:w="120" w:type="dxa"/>
             </w:tcMar>
           </w:tcPr>
-          <w:p ns2:paraId="631A7871" ns2:textId="77777777">
-            <w:r>
-              <w:t xml:space="preserve">R² (test hold-out, media 3 semillas)</w:t>
+          <w:p>
+            <w:r>
+              <w:lastRenderedPageBreak/>
+              <w:t>R² (test hold-out, media 3 semillas)</w:t>
             </w:r>
           </w:p>
         </w:tc>
@@ -4003,9 +3915,9 @@
               <w:right w:w="120" w:type="dxa"/>
             </w:tcMar>
           </w:tcPr>
-          <w:p ns2:paraId="098B665D" ns2:textId="77777777">
-            <w:r>
-              <w:t xml:space="preserve">0,7957 ± 0,1535</w:t>
+          <w:p>
+            <w:r>
+              <w:t>0,7957 ± 0,1535</w:t>
             </w:r>
           </w:p>
         </w:tc>
@@ -4026,9 +3938,9 @@
               <w:right w:w="120" w:type="dxa"/>
             </w:tcMar>
           </w:tcPr>
-          <w:p ns2:paraId="43E2B30F" ns2:textId="77777777">
-            <w:r>
-              <w:t xml:space="preserve">Proporción de varianza explicada en el test hold-out — bloque "GRU" de final_test_metrics.json. NO es el artefacto realmente servido (ver entrada 'artefacto servido' mas abajo).</w:t>
+          <w:p>
+            <w:r>
+              <w:t>Proporción de varianza explicada en el test hold-out — bloque "GRU" de final_test_metrics.json. NO es el artefacto realmente servido (ver entrada 'artefacto servido' mas abajo).</w:t>
             </w:r>
           </w:p>
         </w:tc>
@@ -4049,14 +3961,14 @@
               <w:right w:w="120" w:type="dxa"/>
             </w:tcMar>
           </w:tcPr>
-          <w:p ns2:paraId="6AFC25E8" ns2:textId="77777777">
-            <w:r>
-              <w:t xml:space="preserve">El modelo explica de media el ~79,6% de la varianza del precio, con variabilidad entre semillas</w:t>
+          <w:p>
+            <w:r>
+              <w:t>El modelo explica de media el ~79,6% de la varianza del precio, con variabilidad entre semillas</w:t>
             </w:r>
           </w:p>
         </w:tc>
       </w:tr>
-      <w:tr ns2:paraId="66471EDA" ns2:textId="77777777">
+      <w:tr>
         <w:tc>
           <w:tcPr>
             <w:tcW w:w="2340" w:type="dxa"/>
@@ -4074,9 +3986,9 @@
               <w:right w:w="120" w:type="dxa"/>
             </w:tcMar>
           </w:tcPr>
-          <w:p ns2:paraId="631A7871" ns2:textId="77777777">
-            <w:r>
-              <w:t xml:space="preserve">Direction Accuracy (test hold-out, media 3 semillas)</w:t>
+          <w:p>
+            <w:r>
+              <w:t>Direction Accuracy (test hold-out, media 3 semillas)</w:t>
             </w:r>
           </w:p>
         </w:tc>
@@ -4097,9 +4009,9 @@
               <w:right w:w="120" w:type="dxa"/>
             </w:tcMar>
           </w:tcPr>
-          <w:p ns2:paraId="098B665D" ns2:textId="77777777">
-            <w:r>
-              <w:t xml:space="preserve">93,2% ± 2,0%</w:t>
+          <w:p>
+            <w:r>
+              <w:t>93,2% ± 2,0%</w:t>
             </w:r>
           </w:p>
         </w:tc>
@@ -4120,9 +4032,9 @@
               <w:right w:w="120" w:type="dxa"/>
             </w:tcMar>
           </w:tcPr>
-          <w:p ns2:paraId="43E2B30F" ns2:textId="77777777">
-            <w:r>
-              <w:t xml:space="preserve">Acierto en la dirección del cambio de precio en test (objetivo declarado &gt; 60%) — bloque "GRU" de final_test_metrics.json. NO es el artefacto realmente servido (ver entrada 'artefacto servido' mas abajo).</w:t>
+          <w:p>
+            <w:r>
+              <w:t>Acierto en la dirección del cambio de precio en test (objetivo declarado &gt; 60%) — bloque "GRU" de final_test_metrics.json. NO es el artefacto realmente servido (ver entrada 'artefacto servido' mas abajo).</w:t>
             </w:r>
           </w:p>
         </w:tc>
@@ -4143,14 +4055,14 @@
               <w:right w:w="120" w:type="dxa"/>
             </w:tcMar>
           </w:tcPr>
-          <w:p ns2:paraId="6AFC25E8" ns2:textId="77777777">
-            <w:r>
-              <w:t xml:space="preserve">Acierta si el precio subirá o bajará en más de 9 de cada 10 casos</w:t>
+          <w:p>
+            <w:r>
+              <w:t>Acierta si el precio subirá o bajará en más de 9 de cada 10 casos</w:t>
             </w:r>
           </w:p>
         </w:tc>
       </w:tr>
-      <w:tr ns2:paraId="66471EDA" ns2:textId="77777777">
+      <w:tr>
         <w:tc>
           <w:tcPr>
             <w:tcW w:w="2340" w:type="dxa"/>
@@ -4168,9 +4080,9 @@
               <w:right w:w="120" w:type="dxa"/>
             </w:tcMar>
           </w:tcPr>
-          <w:p ns2:paraId="631A7871" ns2:textId="77777777">
-            <w:r>
-              <w:t xml:space="preserve">MAE (artefacto servido, gru_model.pt seed=42)</w:t>
+          <w:p>
+            <w:r>
+              <w:t>MAE (artefacto servido, gru_model.pt seed=42)</w:t>
             </w:r>
           </w:p>
         </w:tc>
@@ -4191,9 +4103,9 @@
               <w:right w:w="120" w:type="dxa"/>
             </w:tcMar>
           </w:tcPr>
-          <w:p ns2:paraId="098B665D" ns2:textId="77777777">
-            <w:r>
-              <w:t xml:space="preserve">0,0135 EUR/L</w:t>
+          <w:p>
+            <w:r>
+              <w:t>0,0135 EUR/L</w:t>
             </w:r>
           </w:p>
         </w:tc>
@@ -4214,9 +4126,9 @@
               <w:right w:w="120" w:type="dxa"/>
             </w:tcMar>
           </w:tcPr>
-          <w:p ns2:paraId="43E2B30F" ns2:textId="77777777">
-            <w:r>
-              <w:t xml:space="preserve">Bloque "GRU_artifact_metrics" de final_test_metrics.json — metrica real del unico artefacto desplegado (seleccionado por best_seed_by_validation_rmse), no la media de las 3 semillas evaluadas.</w:t>
+          <w:p>
+            <w:r>
+              <w:t>Bloque "GRU_artifact_metrics" de final_test_metrics.json — metrica real del unico artefacto desplegado (seleccionado por best_seed_by_validation_rmse), no la media de las 3 semillas evaluadas.</w:t>
             </w:r>
           </w:p>
         </w:tc>
@@ -4237,14 +4149,14 @@
               <w:right w:w="120" w:type="dxa"/>
             </w:tcMar>
           </w:tcPr>
-          <w:p ns2:paraId="6AFC25E8" ns2:textId="77777777">
-            <w:r>
-              <w:t xml:space="preserve">El artefacto que de verdad responde en produccion es mejor que la media reportada: error medio de 1,35 centimos/L, no 1,77.</w:t>
+          <w:p>
+            <w:r>
+              <w:t>El artefacto que de verdad responde en produccion es mejor que la media reportada: error medio de 1,35 centimos/L, no 1,77.</w:t>
             </w:r>
           </w:p>
         </w:tc>
       </w:tr>
-      <w:tr ns2:paraId="66471EDA" ns2:textId="77777777">
+      <w:tr>
         <w:tc>
           <w:tcPr>
             <w:tcW w:w="2340" w:type="dxa"/>
@@ -4262,9 +4174,10 @@
               <w:right w:w="120" w:type="dxa"/>
             </w:tcMar>
           </w:tcPr>
-          <w:p ns2:paraId="631A7871" ns2:textId="77777777">
-            <w:r>
-              <w:t xml:space="preserve">RMSE (artefacto servido, gru_model.pt seed=42)</w:t>
+          <w:p>
+            <w:r>
+              <w:lastRenderedPageBreak/>
+              <w:t>RMSE (artefacto servido, gru_model.pt seed=42)</w:t>
             </w:r>
           </w:p>
         </w:tc>
@@ -4285,9 +4198,9 @@
               <w:right w:w="120" w:type="dxa"/>
             </w:tcMar>
           </w:tcPr>
-          <w:p ns2:paraId="098B665D" ns2:textId="77777777">
-            <w:r>
-              <w:t xml:space="preserve">0,0170 EUR/L</w:t>
+          <w:p>
+            <w:r>
+              <w:t>0,0170 EUR/L</w:t>
             </w:r>
           </w:p>
         </w:tc>
@@ -4308,9 +4221,9 @@
               <w:right w:w="120" w:type="dxa"/>
             </w:tcMar>
           </w:tcPr>
-          <w:p ns2:paraId="43E2B30F" ns2:textId="77777777">
-            <w:r>
-              <w:t xml:space="preserve">Bloque "GRU_artifact_metrics" de final_test_metrics.json.</w:t>
+          <w:p>
+            <w:r>
+              <w:t>Bloque "GRU_artifact_metrics" de final_test_metrics.json.</w:t>
             </w:r>
           </w:p>
         </w:tc>
@@ -4331,14 +4244,14 @@
               <w:right w:w="120" w:type="dxa"/>
             </w:tcMar>
           </w:tcPr>
-          <w:p ns2:paraId="6AFC25E8" ns2:textId="77777777">
-            <w:r>
-              <w:t xml:space="preserve">Consistente con el MAE: el artefacto servido tiene menor error que la media multi-semilla.</w:t>
+          <w:p>
+            <w:r>
+              <w:t>Consistente con el MAE: el artefacto servido tiene menor error que la media multi-semilla.</w:t>
             </w:r>
           </w:p>
         </w:tc>
       </w:tr>
-      <w:tr ns2:paraId="66471EDA" ns2:textId="77777777">
+      <w:tr>
         <w:tc>
           <w:tcPr>
             <w:tcW w:w="2340" w:type="dxa"/>
@@ -4356,9 +4269,9 @@
               <w:right w:w="120" w:type="dxa"/>
             </w:tcMar>
           </w:tcPr>
-          <w:p ns2:paraId="631A7871" ns2:textId="77777777">
-            <w:r>
-              <w:t xml:space="preserve">R² (artefacto servido, gru_model.pt seed=42)</w:t>
+          <w:p>
+            <w:r>
+              <w:t>R² (artefacto servido, gru_model.pt seed=42)</w:t>
             </w:r>
           </w:p>
         </w:tc>
@@ -4379,9 +4292,9 @@
               <w:right w:w="120" w:type="dxa"/>
             </w:tcMar>
           </w:tcPr>
-          <w:p ns2:paraId="098B665D" ns2:textId="77777777">
-            <w:r>
-              <w:t xml:space="preserve">0,899</w:t>
+          <w:p>
+            <w:r>
+              <w:t>0,899</w:t>
             </w:r>
           </w:p>
         </w:tc>
@@ -4402,9 +4315,9 @@
               <w:right w:w="120" w:type="dxa"/>
             </w:tcMar>
           </w:tcPr>
-          <w:p ns2:paraId="43E2B30F" ns2:textId="77777777">
-            <w:r>
-              <w:t xml:space="preserve">Bloque "GRU_artifact_metrics" de final_test_metrics.json.</w:t>
+          <w:p>
+            <w:r>
+              <w:t>Bloque "GRU_artifact_metrics" de final_test_metrics.json.</w:t>
             </w:r>
           </w:p>
         </w:tc>
@@ -4425,14 +4338,14 @@
               <w:right w:w="120" w:type="dxa"/>
             </w:tcMar>
           </w:tcPr>
-          <w:p ns2:paraId="6AFC25E8" ns2:textId="77777777">
-            <w:r>
-              <w:t xml:space="preserve">El artefacto servido explica ~89,9% de la varianza del precio, notablemente por encima del 79,6% de la media multi-semilla.</w:t>
+          <w:p>
+            <w:r>
+              <w:t>El artefacto servido explica ~89,9% de la varianza del precio, notablemente por encima del 79,6% de la media multi-semilla.</w:t>
             </w:r>
           </w:p>
         </w:tc>
       </w:tr>
-      <w:tr ns2:paraId="66471EDA" ns2:textId="77777777">
+      <w:tr>
         <w:tc>
           <w:tcPr>
             <w:tcW w:w="2340" w:type="dxa"/>
@@ -4450,9 +4363,9 @@
               <w:right w:w="120" w:type="dxa"/>
             </w:tcMar>
           </w:tcPr>
-          <w:p ns2:paraId="631A7871" ns2:textId="77777777">
-            <w:r>
-              <w:t xml:space="preserve">RMSE baseline Naive (test)</w:t>
+          <w:p>
+            <w:r>
+              <w:t>RMSE baseline Naive (test)</w:t>
             </w:r>
           </w:p>
         </w:tc>
@@ -4473,9 +4386,9 @@
               <w:right w:w="120" w:type="dxa"/>
             </w:tcMar>
           </w:tcPr>
-          <w:p ns2:paraId="098B665D" ns2:textId="77777777">
-            <w:r>
-              <w:t xml:space="preserve">0,0295 EUR/L</w:t>
+          <w:p>
+            <w:r>
+              <w:t>0,0295 EUR/L</w:t>
             </w:r>
           </w:p>
         </w:tc>
@@ -4496,9 +4409,9 @@
               <w:right w:w="120" w:type="dxa"/>
             </w:tcMar>
           </w:tcPr>
-          <w:p ns2:paraId="43E2B30F" ns2:textId="77777777">
-            <w:r>
-              <w:t xml:space="preserve">Referencia de persistencia (precio futuro = precio actual) en test</w:t>
+          <w:p>
+            <w:r>
+              <w:t>Referencia de persistencia (precio futuro = precio actual) en test</w:t>
             </w:r>
           </w:p>
         </w:tc>
@@ -4519,14 +4432,14 @@
               <w:right w:w="120" w:type="dxa"/>
             </w:tcMar>
           </w:tcPr>
-          <w:p ns2:paraId="6AFC25E8" ns2:textId="77777777">
-            <w:r>
-              <w:t xml:space="preserve">El GRU mejora ~23,3% el RMSE del baseline, confirmando capacidad predictiva real más allá de la persistencia</w:t>
+          <w:p>
+            <w:r>
+              <w:t>El GRU mejora ~23,3% el RMSE del baseline, confirmando capacidad predictiva real más allá de la persistencia</w:t>
             </w:r>
           </w:p>
         </w:tc>
       </w:tr>
-      <w:tr ns2:paraId="66471EDA" ns2:textId="77777777">
+      <w:tr>
         <w:tc>
           <w:tcPr>
             <w:tcW w:w="2340" w:type="dxa"/>
@@ -4544,9 +4457,9 @@
               <w:right w:w="120" w:type="dxa"/>
             </w:tcMar>
           </w:tcPr>
-          <w:p ns2:paraId="631A7871" ns2:textId="77777777">
-            <w:r>
-              <w:t xml:space="preserve">RMSE (validación cruzada temporal)</w:t>
+          <w:p>
+            <w:r>
+              <w:t>RMSE (validación cruzada temporal)</w:t>
             </w:r>
           </w:p>
         </w:tc>
@@ -4567,9 +4480,9 @@
               <w:right w:w="120" w:type="dxa"/>
             </w:tcMar>
           </w:tcPr>
-          <w:p ns2:paraId="098B665D" ns2:textId="77777777">
-            <w:r>
-              <w:t xml:space="preserve">0,0263 ± 0,0074 EUR/L</w:t>
+          <w:p>
+            <w:r>
+              <w:t>0,0263 ± 0,0074 EUR/L</w:t>
             </w:r>
           </w:p>
         </w:tc>
@@ -4590,9 +4503,9 @@
               <w:right w:w="120" w:type="dxa"/>
             </w:tcMar>
           </w:tcPr>
-          <w:p ns2:paraId="43E2B30F" ns2:textId="77777777">
-            <w:r>
-              <w:t xml:space="preserve">RMSE medio en validación cruzada walk-forward de 5 folds (métrica de selección del modelo, frente a Naive CV 0,0492)</w:t>
+          <w:p>
+            <w:r>
+              <w:t>RMSE medio en validación cruzada walk-forward de 5 folds (métrica de selección del modelo, frente a Naive CV 0,0492)</w:t>
             </w:r>
           </w:p>
         </w:tc>
@@ -4613,14 +4526,14 @@
               <w:right w:w="120" w:type="dxa"/>
             </w:tcMar>
           </w:tcPr>
-          <w:p ns2:paraId="6AFC25E8" ns2:textId="77777777">
-            <w:r>
-              <w:t xml:space="preserve">Métrica prioritaria que seleccionó GRU frente a LSTM (0,0288) y XGBoost (0,0453)</w:t>
+          <w:p>
+            <w:r>
+              <w:t>Métrica prioritaria que seleccionó GRU frente a LSTM (0,0288) y XGBoost (0,0453)</w:t>
             </w:r>
           </w:p>
         </w:tc>
       </w:tr>
-      <w:tr ns2:paraId="66471EDA" ns2:textId="77777777">
+      <w:tr>
         <w:tc>
           <w:tcPr>
             <w:tcW w:w="2340" w:type="dxa"/>
@@ -4638,9 +4551,9 @@
               <w:right w:w="120" w:type="dxa"/>
             </w:tcMar>
           </w:tcPr>
-          <w:p ns2:paraId="631A7871" ns2:textId="77777777">
-            <w:r>
-              <w:t xml:space="preserve">Direction Accuracy (validación cruzada)</w:t>
+          <w:p>
+            <w:r>
+              <w:t>Direction Accuracy (validación cruzada)</w:t>
             </w:r>
           </w:p>
         </w:tc>
@@ -4661,9 +4574,9 @@
               <w:right w:w="120" w:type="dxa"/>
             </w:tcMar>
           </w:tcPr>
-          <w:p ns2:paraId="098B665D" ns2:textId="77777777">
-            <w:r>
-              <w:t xml:space="preserve">82,56% ± 10,29%</w:t>
+          <w:p>
+            <w:r>
+              <w:t>82,56% ± 10,29%</w:t>
             </w:r>
           </w:p>
         </w:tc>
@@ -4684,9 +4597,9 @@
               <w:right w:w="120" w:type="dxa"/>
             </w:tcMar>
           </w:tcPr>
-          <w:p ns2:paraId="43E2B30F" ns2:textId="77777777">
-            <w:r>
-              <w:t xml:space="preserve">Acierto direccional medio en validación cruzada temporal</w:t>
+          <w:p>
+            <w:r>
+              <w:t>Acierto direccional medio en validación cruzada temporal</w:t>
             </w:r>
           </w:p>
         </w:tc>
@@ -4707,14 +4620,18 @@
               <w:right w:w="120" w:type="dxa"/>
             </w:tcMar>
           </w:tcPr>
-          <w:p ns2:paraId="6AFC25E8" ns2:textId="77777777">
-            <w:r>
-              <w:t xml:space="preserve">La mayor de las arquitecturas evaluadas; mayor variabilidad entre folds por la heterogeneidad temporal (shock de precios de 2022)</w:t>
+          <w:p>
+            <w:r>
+              <w:t xml:space="preserve">La mayor de las arquitecturas evaluadas; mayor variabilidad entre folds por la heterogeneidad </w:t>
+            </w:r>
+            <w:r>
+              <w:lastRenderedPageBreak/>
+              <w:t>temporal (shock de precios de 2022)</w:t>
             </w:r>
           </w:p>
         </w:tc>
       </w:tr>
-      <w:tr ns2:paraId="66471EDA" ns2:textId="77777777">
+      <w:tr>
         <w:tc>
           <w:tcPr>
             <w:tcW w:w="2340" w:type="dxa"/>
@@ -4732,9 +4649,9 @@
               <w:right w:w="120" w:type="dxa"/>
             </w:tcMar>
           </w:tcPr>
-          <w:p ns2:paraId="631A7871" ns2:textId="77777777">
-            <w:r>
-              <w:t xml:space="preserve">Correctitud post-integración de train() (verification_report.md, Ciclo 2)</w:t>
+          <w:p>
+            <w:r>
+              <w:t>Correctitud post-integración de train() (verification_report.md, Ciclo 2)</w:t>
             </w:r>
           </w:p>
         </w:tc>
@@ -4755,9 +4672,9 @@
               <w:right w:w="120" w:type="dxa"/>
             </w:tcMar>
           </w:tcPr>
-          <w:p ns2:paraId="098B665D" ns2:textId="77777777">
-            <w:r>
-              <w:t xml:space="preserve">mae=0,0135 rmse=0,017 r2=0,8994 direction_acc=90,6% (dataset real completo, 1.440 filas)</w:t>
+          <w:p>
+            <w:r>
+              <w:t>mae=0,0135 rmse=0,017 r2=0,8994 direction_acc=90,6% (dataset real completo, 1.440 filas)</w:t>
             </w:r>
           </w:p>
         </w:tc>
@@ -4778,9 +4695,9 @@
               <w:right w:w="120" w:type="dxa"/>
             </w:tcMar>
           </w:tcPr>
-          <w:p ns2:paraId="43E2B30F" ns2:textId="77777777">
-            <w:r>
-              <w:t xml:space="preserve">Refit real ejecutado end-to-end sobre el dataset de entrenamiento completo — coincide a 4+ decimales con las métricas del artefacto servido (fila 'artefacto servido' de arriba)</w:t>
+          <w:p>
+            <w:r>
+              <w:t>Refit real ejecutado end-to-end sobre el dataset de entrenamiento completo — coincide a 4+ decimales con las métricas del artefacto servido (fila 'artefacto servido' de arriba)</w:t>
             </w:r>
           </w:p>
         </w:tc>
@@ -4801,20 +4718,20 @@
               <w:right w:w="120" w:type="dxa"/>
             </w:tcMar>
           </w:tcPr>
-          <w:p ns2:paraId="6AFC25E8" ns2:textId="77777777">
-            <w:r>
-              <w:t xml:space="preserve">Confirma que el procedimiento de reentrenamiento portado al plugin reproduce exactamente el original, no una aproximación</w:t>
+          <w:p>
+            <w:r>
+              <w:t>Confirma que el procedimiento de reentrenamiento portado al plugin reproduce exactamente el original, no una aproximación</w:t>
             </w:r>
           </w:p>
         </w:tc>
       </w:tr>
     </w:tbl>
-    <w:p ns2:paraId="1A7F9A77" ns2:textId="4488DBEE">
+    <w:p>
       <w:pPr>
-        <w:pStyle w:val="Descripcin"/>
+        <w:pStyle w:val="Caption"/>
         <w:jc w:val="center"/>
       </w:pPr>
-      <w:bookmarkStart w:id="13" w:name="_Toc233977643"/>
+      <w:bookmarkStart w:id="8" w:name="_Toc233977643"/>
       <w:r>
         <w:t xml:space="preserve">Tabla </w:t>
       </w:r>
@@ -4829,19 +4746,18 @@
       <w:r>
         <w:t xml:space="preserve"> Métricas de evaluación</w:t>
       </w:r>
-      <w:bookmarkEnd w:id="13"/>
+      <w:bookmarkEnd w:id="8"/>
     </w:p>
-    <w:p ns2:paraId="2C5581FA" ns2:textId="77777777">
+    <w:p>
       <w:pPr>
-        <w:pStyle w:val="Ttulo1"/>
+        <w:pStyle w:val="Heading1"/>
         <w:jc w:val="left"/>
       </w:pPr>
-      <w:bookmarkStart w:id="14" w:name="_Toc233977727"/>
+      <w:bookmarkStart w:id="9" w:name="_Toc233977727"/>
       <w:r>
-        <w:lastRenderedPageBreak/>
         <w:t>5. Limitaciones conocidas</w:t>
       </w:r>
-      <w:bookmarkEnd w:id="14"/>
+      <w:bookmarkEnd w:id="9"/>
     </w:p>
     <w:tbl>
       <w:tblPr>
@@ -4862,7 +4778,7 @@
         <w:gridCol w:w="3120"/>
         <w:gridCol w:w="6240"/>
       </w:tblGrid>
-      <w:tr ns2:paraId="5ACF6CCD" ns2:textId="77777777">
+      <w:tr>
         <w:trPr>
           <w:tblHeader/>
         </w:trPr>
@@ -4883,7 +4799,7 @@
               <w:right w:w="120" w:type="dxa"/>
             </w:tcMar>
           </w:tcPr>
-          <w:p ns2:paraId="676816E1" ns2:textId="77777777">
+          <w:p>
             <w:r>
               <w:rPr>
                 <w:b/>
@@ -4913,7 +4829,7 @@
               <w:right w:w="120" w:type="dxa"/>
             </w:tcMar>
           </w:tcPr>
-          <w:p ns2:paraId="1F42A562" ns2:textId="77777777">
+          <w:p>
             <w:r>
               <w:rPr>
                 <w:b/>
@@ -4927,7 +4843,7 @@
           </w:p>
         </w:tc>
       </w:tr>
-      <w:tr ns2:paraId="221304F4" ns2:textId="77777777">
+      <w:tr>
         <w:tc>
           <w:tcPr>
             <w:tcW w:w="3120" w:type="dxa"/>
@@ -4945,9 +4861,9 @@
               <w:right w:w="120" w:type="dxa"/>
             </w:tcMar>
           </w:tcPr>
-          <w:p ns2:paraId="26419EF2" ns2:textId="77777777">
-            <w:r>
-              <w:t xml:space="preserve">Histórico corto y pocas series</w:t>
+          <w:p>
+            <w:r>
+              <w:t>Histórico corto y pocas series</w:t>
             </w:r>
           </w:p>
         </w:tc>
@@ -4968,14 +4884,14 @@
               <w:right w:w="120" w:type="dxa"/>
             </w:tcMar>
           </w:tcPr>
-          <w:p ns2:paraId="3E7B7A63" ns2:textId="77777777">
-            <w:r>
-              <w:t xml:space="preserve">El dataset final tiene 1.440 observaciones (16 series producto × canal, junio 2018 – noviembre 2025, ~7,5 años mensuales). Es suficiente para ciclos estacionales anuales, pero limitado para observar varios ciclos económicos completos y no permite escalar a arquitecturas más profundas sin riesgo de sobreajuste.</w:t>
+          <w:p>
+            <w:r>
+              <w:t>El dataset final tiene 1.440 observaciones (16 series producto × canal, junio 2018 – noviembre 2025, ~7,5 años mensuales). Es suficiente para ciclos estacionales anuales, pero limitado para observar varios ciclos económicos completos y no permite escalar a arquitecturas más profundas sin riesgo de sobreajuste.</w:t>
             </w:r>
           </w:p>
         </w:tc>
       </w:tr>
-      <w:tr ns2:paraId="221304F4" ns2:textId="77777777">
+      <w:tr>
         <w:tc>
           <w:tcPr>
             <w:tcW w:w="3120" w:type="dxa"/>
@@ -4993,9 +4909,9 @@
               <w:right w:w="120" w:type="dxa"/>
             </w:tcMar>
           </w:tcPr>
-          <w:p ns2:paraId="26419EF2" ns2:textId="77777777">
-            <w:r>
-              <w:t xml:space="preserve">Sensibilidad a la inicialización</w:t>
+          <w:p>
+            <w:r>
+              <w:t>Sensibilidad a la inicialización</w:t>
             </w:r>
           </w:p>
         </w:tc>
@@ -5016,14 +4932,14 @@
               <w:right w:w="120" w:type="dxa"/>
             </w:tcMar>
           </w:tcPr>
-          <w:p ns2:paraId="3E7B7A63" ns2:textId="77777777">
-            <w:r>
-              <w:t xml:space="preserve">Las métricas oficiales se reportan como media de 3 semillas por la variabilidad de inicialización. Una de las semillas obtuvo en test RMSE=0,0348 EUR/L, superior al baseline Naive, lo que evidencia sensibilidad a la semilla y refuerza la necesidad de monitorización en producción.</w:t>
+          <w:p>
+            <w:r>
+              <w:t>Las métricas oficiales se reportan como media de 3 semillas por la variabilidad de inicialización. Una de las semillas obtuvo en test RMSE=0,0348 EUR/L, superior al baseline Naive, lo que evidencia sensibilidad a la semilla y refuerza la necesidad de monitorización en producción.</w:t>
             </w:r>
           </w:p>
         </w:tc>
       </w:tr>
-      <w:tr ns2:paraId="221304F4" ns2:textId="77777777">
+      <w:tr>
         <w:tc>
           <w:tcPr>
             <w:tcW w:w="3120" w:type="dxa"/>
@@ -5041,9 +4957,9 @@
               <w:right w:w="120" w:type="dxa"/>
             </w:tcMar>
           </w:tcPr>
-          <w:p ns2:paraId="26419EF2" ns2:textId="77777777">
-            <w:r>
-              <w:t xml:space="preserve">Rendimiento ligado al régimen de mercado</w:t>
+          <w:p>
+            <w:r>
+              <w:t>Rendimiento ligado al régimen de mercado</w:t>
             </w:r>
           </w:p>
         </w:tc>
@@ -5064,14 +4980,14 @@
               <w:right w:w="120" w:type="dxa"/>
             </w:tcMar>
           </w:tcPr>
-          <w:p ns2:paraId="3E7B7A63" ns2:textId="77777777">
-            <w:r>
-              <w:t xml:space="preserve">El test hold-out corresponde a un tramo temporal reciente y estable (2024-10 a 2025-05). No garantiza el mismo nivel de precisión en regímenes volátiles no observados; los folds de validación que cubren el shock de precios de 2022 son sensiblemente más difíciles de predecir.</w:t>
+          <w:p>
+            <w:r>
+              <w:t>El test hold-out corresponde a un tramo temporal reciente y estable (2024-10 a 2025-05). No garantiza el mismo nivel de precisión en regímenes volátiles no observados; los folds de validación que cubren el shock de precios de 2022 son sensiblemente más difíciles de predecir.</w:t>
             </w:r>
           </w:p>
         </w:tc>
       </w:tr>
-      <w:tr ns2:paraId="221304F4" ns2:textId="77777777">
+      <w:tr>
         <w:tc>
           <w:tcPr>
             <w:tcW w:w="3120" w:type="dxa"/>
@@ -5089,9 +5005,10 @@
               <w:right w:w="120" w:type="dxa"/>
             </w:tcMar>
           </w:tcPr>
-          <w:p ns2:paraId="26419EF2" ns2:textId="77777777">
-            <w:r>
-              <w:t xml:space="preserve">Precio objetivo estimado, no transaccional</w:t>
+          <w:p>
+            <w:r>
+              <w:lastRenderedPageBreak/>
+              <w:t>Precio objetivo estimado, no transaccional</w:t>
             </w:r>
           </w:p>
         </w:tc>
@@ -5112,14 +5029,14 @@
               <w:right w:w="120" w:type="dxa"/>
             </w:tcMar>
           </w:tcPr>
-          <w:p ns2:paraId="3E7B7A63" ns2:textId="77777777">
-            <w:r>
-              <w:t xml:space="preserve">El precio medio se estima a partir de histogramas de distribución publicados por el MAPA, no de transacciones directas; introduce agregación y suavizado. Los informes del MAPA desde enero de 2024 usan el censo de población 2021 del INE, lo que puede introducir ligeras discontinuidades metodológicas.</w:t>
+          <w:p>
+            <w:r>
+              <w:t>El precio medio se estima a partir de histogramas de distribución publicados por el MAPA, no de transacciones directas; introduce agregación y suavizado. Los informes del MAPA desde enero de 2024 usan el censo de población 2021 del INE, lo que puede introducir ligeras discontinuidades metodológicas.</w:t>
             </w:r>
           </w:p>
         </w:tc>
       </w:tr>
-      <w:tr ns2:paraId="221304F4" ns2:textId="77777777">
+      <w:tr>
         <w:tc>
           <w:tcPr>
             <w:tcW w:w="3120" w:type="dxa"/>
@@ -5137,9 +5054,9 @@
               <w:right w:w="120" w:type="dxa"/>
             </w:tcMar>
           </w:tcPr>
-          <w:p ns2:paraId="26419EF2" ns2:textId="77777777">
-            <w:r>
-              <w:t xml:space="preserve">Frecuencia mensual y dependencia de exógenas completas</w:t>
+          <w:p>
+            <w:r>
+              <w:t>Frecuencia mensual y dependencia de exógenas completas</w:t>
             </w:r>
           </w:p>
         </w:tc>
@@ -5160,14 +5077,14 @@
               <w:right w:w="120" w:type="dxa"/>
             </w:tcMar>
           </w:tcPr>
-          <w:p ns2:paraId="3E7B7A63" ns2:textId="77777777">
-            <w:r>
-              <w:t xml:space="preserve">La resolución mensual impide capturar shocks intramensuales. La inferencia requiere que las exógenas (INE/FRED/MAPA) del último mes estén publicadas y completas; no deben imputarse silenciosamente datos futuros, y si se arrastra el último valor la salida debe marcarse como estimación provisional.</w:t>
+          <w:p>
+            <w:r>
+              <w:t>La resolución mensual impide capturar shocks intramensuales. La inferencia requiere que las exógenas (INE/FRED/MAPA) del último mes estén publicadas y completas; no deben imputarse silenciosamente datos futuros, y si se arrastra el último valor la salida debe marcarse como estimación provisional.</w:t>
             </w:r>
           </w:p>
         </w:tc>
       </w:tr>
-      <w:tr ns2:paraId="221304F4" ns2:textId="77777777">
+      <w:tr>
         <w:tc>
           <w:tcPr>
             <w:tcW w:w="3120" w:type="dxa"/>
@@ -5185,9 +5102,9 @@
               <w:right w:w="120" w:type="dxa"/>
             </w:tcMar>
           </w:tcPr>
-          <w:p ns2:paraId="26419EF2" ns2:textId="77777777">
-            <w:r>
-              <w:t xml:space="preserve">Sin señales comerciales micro</w:t>
+          <w:p>
+            <w:r>
+              <w:t>Sin señales comerciales micro</w:t>
             </w:r>
           </w:p>
         </w:tc>
@@ -5208,14 +5125,14 @@
               <w:right w:w="120" w:type="dxa"/>
             </w:tcMar>
           </w:tcPr>
-          <w:p ns2:paraId="3E7B7A63" ns2:textId="77777777">
-            <w:r>
-              <w:t xml:space="preserve">No incorpora promociones, cambios de estrategia de precios de las cadenas, variaciones de demanda por segmento ni tendencias de sustitución (intolerancia a la lactosa, alternativas vegetales), lo que limita la precisión en periodos de cambio estructural del consumo.</w:t>
+          <w:p>
+            <w:r>
+              <w:t>No incorpora promociones, cambios de estrategia de precios de las cadenas, variaciones de demanda por segmento ni tendencias de sustitución (intolerancia a la lactosa, alternativas vegetales), lo que limita la precisión en periodos de cambio estructural del consumo.</w:t>
             </w:r>
           </w:p>
         </w:tc>
       </w:tr>
-      <w:tr ns2:paraId="221304F4" ns2:textId="77777777">
+      <w:tr>
         <w:tc>
           <w:tcPr>
             <w:tcW w:w="3120" w:type="dxa"/>
@@ -5233,9 +5150,9 @@
               <w:right w:w="120" w:type="dxa"/>
             </w:tcMar>
           </w:tcPr>
-          <w:p ns2:paraId="26419EF2" ns2:textId="77777777">
-            <w:r>
-              <w:t xml:space="preserve">Cobertura geográfica España</w:t>
+          <w:p>
+            <w:r>
+              <w:t>Cobertura geográfica España</w:t>
             </w:r>
           </w:p>
         </w:tc>
@@ -5256,14 +5173,14 @@
               <w:right w:w="120" w:type="dxa"/>
             </w:tcMar>
           </w:tcPr>
-          <w:p ns2:paraId="3E7B7A63" ns2:textId="77777777">
-            <w:r>
-              <w:t xml:space="preserve">El modelo se limita al mercado español agregado a nivel nacional; los resultados no son directamente extrapolables a otros mercados.</w:t>
+          <w:p>
+            <w:r>
+              <w:t>El modelo se limita al mercado español agregado a nivel nacional; los resultados no son directamente extrapolables a otros mercados.</w:t>
             </w:r>
           </w:p>
         </w:tc>
       </w:tr>
-      <w:tr ns2:paraId="221304F4" ns2:textId="77777777">
+      <w:tr>
         <w:tc>
           <w:tcPr>
             <w:tcW w:w="3120" w:type="dxa"/>
@@ -5281,9 +5198,9 @@
               <w:right w:w="120" w:type="dxa"/>
             </w:tcMar>
           </w:tcPr>
-          <w:p ns2:paraId="26419EF2" ns2:textId="77777777">
-            <w:r>
-              <w:t xml:space="preserve">Reentrenamiento: solo refit de la arquitectura ya seleccionada</w:t>
+          <w:p>
+            <w:r>
+              <w:t>Reentrenamiento: solo refit de la arquitectura ya seleccionada</w:t>
             </w:r>
           </w:p>
         </w:tc>
@@ -5304,20 +5221,20 @@
               <w:right w:w="120" w:type="dxa"/>
             </w:tcMar>
           </w:tcPr>
-          <w:p ns2:paraId="3E7B7A63" ns2:textId="77777777">
-            <w:r>
-              <w:t xml:space="preserve">train() reentrena (refit) la red GRU ya elegida como mejor modelo, pero no repite la búsqueda completa que comparó GRU frente a LSTM/XGBoost/baselines — si los datos nuevos cambiaran sustancialmente qué arquitectura es la óptima, eso requiere un ciclo de comparación completo fuera de este endpoint. Se recomienda reentrenar mensual o trimestralmente con datos oficiales actualizados.</w:t>
+          <w:p>
+            <w:r>
+              <w:t>train() reentrena (refit) la red GRU ya elegida como mejor modelo, pero no repite la búsqueda completa que comparó GRU frente a LSTM/XGBoost/baselines — si los datos nuevos cambiaran sustancialmente qué arquitectura es la óptima, eso requiere un ciclo de comparación completo fuera de este endpoint. Se recomienda reentrenar mensual o trimestralmente con datos oficiales actualizados.</w:t>
             </w:r>
           </w:p>
         </w:tc>
       </w:tr>
     </w:tbl>
-    <w:p ns2:paraId="23E22C97" ns2:textId="02183EA3">
+    <w:p>
       <w:pPr>
-        <w:pStyle w:val="Descripcin"/>
+        <w:pStyle w:val="Caption"/>
         <w:jc w:val="center"/>
       </w:pPr>
-      <w:bookmarkStart w:id="15" w:name="_Toc233977644"/>
+      <w:bookmarkStart w:id="10" w:name="_Toc233977644"/>
       <w:r>
         <w:t xml:space="preserve">Tabla </w:t>
       </w:r>
@@ -5332,45 +5249,54 @@
       <w:r>
         <w:t xml:space="preserve"> Limitaciones conocidas</w:t>
       </w:r>
-      <w:bookmarkEnd w:id="15"/>
+      <w:bookmarkEnd w:id="10"/>
     </w:p>
-    <w:p ns2:paraId="36D55773" ns2:textId="77777777">
+    <w:p>
       <w:pPr>
-        <w:pStyle w:val="Ttulo1"/>
+        <w:pStyle w:val="Heading1"/>
         <w:jc w:val="left"/>
       </w:pPr>
-      <w:bookmarkStart w:id="16" w:name="_Toc233977728"/>
+      <w:bookmarkStart w:id="11" w:name="_Toc233977728"/>
       <w:r>
         <w:t>6. Observaciones técnicas</w:t>
       </w:r>
-      <w:bookmarkEnd w:id="16"/>
+      <w:bookmarkEnd w:id="11"/>
     </w:p>
-    <w:p ns2:paraId="3188B244" ns2:textId="77777777">
+    <w:p>
       <w:pPr>
         <w:jc w:val="both"/>
       </w:pPr>
       <w:r>
-        <w:t xml:space="preserve">Arquitectura GRU (PyTorch): input_size=32, hidden_size=64, num_layers=2, dropout=0,3, capa lineal escalar final, ~43.841 parámetros; seq_len=6, horizon=6. El estandarizado usa media/escala congeladas del entrenamiento (rnn_scaler.npz) y el conjunto efectivo de variables lo fija feature_cols del manifest.json del artefacto. Ejecutable en CPU x86-64 (mínimo 2 vCPU), RAM ≥ 4 GB, sin GPU; almacenamiento &lt; 500 MB (artefacto GRU ~174 KB). Entorno de desarrollo Python 3.12; runtime compatible con Python 3.10+. Dependencias clave: torch, numpy, pandas. train() soporta reentrenamiento real (refit de la arquitectura GRU ya seleccionada, 3 seeds, ~48s sobre el dataset completo); mlflow_run_id obligatorio en train, el bundle reentrenado se sube solo a MLflow, nunca sobrescribe el artefacto base. Monitorización recomendada: reentrenar mensual/trimestral con nuevos datos oficiales completos y alertar si el RMSE observado supera en más del 25% al RMSE de test durante tres meses consecutivos, si la Direction Accuracy acumulada cae por debajo del 60%, si aparecen errores sistemáticos por producto/canal o si cambia la metodología de alguna fuente pública.</w:t>
+        <w:t>Arquitectura GRU (PyTorch): input_size=32, hidden_size=64, num_layers=2, dropout=0,3, capa lineal escalar final, ~43.841 parámetros; seq_len=6, horizon=6. El estandarizado usa media/escala congeladas del entrenamiento (rnn_scaler.npz) y el conjunto efectivo de variables lo fija feature_cols del manifest.json del artefacto. Ejecutable en CPU x86-64 (mínimo 2 vCPU), RAM ≥ 4 GB, sin GPU; almacenamiento &lt; 500 MB (artefacto GRU ~174 KB). Entorno de desarrollo Python 3.12; runtime compatible con Python 3.10+. Dep</w:t>
+      </w:r>
+      <w:r>
+        <w:t xml:space="preserve">endencias clave: torch, numpy, pandas. train() soporta reentrenamiento real (refit de la arquitectura GRU ya seleccionada, 3 seeds, ~48s sobre el dataset completo); mlflow_run_id obligatorio en train, el bundle </w:t>
+      </w:r>
+      <w:r>
+        <w:lastRenderedPageBreak/>
+        <w:t>reentrenado se sube solo a MLflow, nunca sobrescribe el artefacto base. Monitorización recomendada: reentrenar mensual/trimestral con nuevos datos oficiales completos y alertar si el RMSE observado supera en más del 25% al RMSE de test durante tres meses consecutivos, si la Direction Accuracy acumula</w:t>
+      </w:r>
+      <w:r>
+        <w:t>da cae por debajo del 60%, si aparecen errores sistemáticos por producto/canal o si cambia la metodología de alguna fuente pública.</w:t>
       </w:r>
     </w:p>
-    <w:p ns2:paraId="642BAC39" ns2:textId="77777777"/>
-    <w:p ns2:paraId="6AE49187" ns2:textId="77777777"/>
-    <w:p ns2:paraId="3CCD1455" ns2:textId="77777777"/>
-    <w:p ns2:paraId="03DFC7FC" ns2:textId="77777777"/>
-    <w:p ns2:paraId="3E74D38E" ns2:textId="77777777"/>
-    <w:p ns2:paraId="0B8151BB" ns2:textId="77777777"/>
-    <w:p ns2:paraId="53E05546" ns2:textId="77777777"/>
-    <w:p ns2:paraId="7A7AF885" ns2:textId="77777777">
+    <w:p/>
+    <w:p/>
+    <w:p/>
+    <w:p/>
+    <w:p/>
+    <w:p/>
+    <w:p/>
+    <w:p>
       <w:pPr>
-        <w:pStyle w:val="Ttulo1"/>
+        <w:pStyle w:val="Heading1"/>
         <w:jc w:val="left"/>
       </w:pPr>
-      <w:bookmarkStart w:id="17" w:name="_Toc233977729"/>
+      <w:bookmarkStart w:id="12" w:name="_Toc233977729"/>
       <w:r>
-        <w:lastRenderedPageBreak/>
         <w:t>7. Fichero de prueba de referencia</w:t>
       </w:r>
-      <w:bookmarkEnd w:id="17"/>
+      <w:bookmarkEnd w:id="12"/>
     </w:p>
     <w:tbl>
       <w:tblPr>
@@ -5391,7 +5317,7 @@
         <w:gridCol w:w="2800"/>
         <w:gridCol w:w="6560"/>
       </w:tblGrid>
-      <w:tr ns2:paraId="7CCEFEF5" ns2:textId="77777777">
+      <w:tr>
         <w:tc>
           <w:tcPr>
             <w:tcW w:w="2800" w:type="dxa"/>
@@ -5409,7 +5335,7 @@
               <w:right w:w="120" w:type="dxa"/>
             </w:tcMar>
           </w:tcPr>
-          <w:p ns2:paraId="5A9D0325" ns2:textId="77777777">
+          <w:p>
             <w:r>
               <w:rPr>
                 <w:b/>
@@ -5439,14 +5365,14 @@
               <w:right w:w="120" w:type="dxa"/>
             </w:tcMar>
           </w:tcPr>
-          <w:p ns2:paraId="548E93F5" ns2:textId="77777777">
-            <w:r>
-              <w:t xml:space="preserve">No se entregó golden dataset ejecutable para verificar la correctitud tras la integración: los tests unitarios del plugin usan mocks. La evaluación oficial de la memoria se realizó sobre el test hold-out del entregable (data/splits/test_h6.csv).</w:t>
+          <w:p>
+            <w:r>
+              <w:t>No se entregó golden dataset ejecutable para verificar la correctitud tras la integración: los tests unitarios del plugin usan mocks. La evaluación oficial de la memoria se realizó sobre el test hold-out del entregable (data/splits/test_h6.csv).</w:t>
             </w:r>
           </w:p>
         </w:tc>
       </w:tr>
-      <w:tr ns2:paraId="183575F5" ns2:textId="77777777">
+      <w:tr>
         <w:tc>
           <w:tcPr>
             <w:tcW w:w="2800" w:type="dxa"/>
@@ -5464,7 +5390,7 @@
               <w:right w:w="120" w:type="dxa"/>
             </w:tcMar>
           </w:tcPr>
-          <w:p ns2:paraId="2C17FEDB" ns2:textId="77777777">
+          <w:p>
             <w:r>
               <w:rPr>
                 <w:b/>
@@ -5494,14 +5420,14 @@
               <w:right w:w="120" w:type="dxa"/>
             </w:tcMar>
           </w:tcPr>
-          <w:p ns2:paraId="2F98E928" ns2:textId="77777777">
-            <w:r>
-              <w:t xml:space="preserve">Test hold-out = último 10% de fechas únicas (2024-10 a 2025-05) sobre las 16 series producto × canal. La inferencia GRU sobre el dataset procesado completo (dataset_forecast_ready.csv, 1.440 observaciones) genera 1.360 filas: 16 series × 85 ventanas de longitud seq_len=6.</w:t>
+          <w:p>
+            <w:r>
+              <w:t>Test hold-out = último 10% de fechas únicas (2024-10 a 2025-05) sobre las 16 series producto × canal. La inferencia GRU sobre el dataset procesado completo (dataset_forecast_ready.csv, 1.440 observaciones) genera 1.360 filas: 16 series × 85 ventanas de longitud seq_len=6.</w:t>
             </w:r>
           </w:p>
         </w:tc>
       </w:tr>
-      <w:tr ns2:paraId="1BF4E262" ns2:textId="77777777">
+      <w:tr>
         <w:tc>
           <w:tcPr>
             <w:tcW w:w="2800" w:type="dxa"/>
@@ -5519,7 +5445,7 @@
               <w:right w:w="120" w:type="dxa"/>
             </w:tcMar>
           </w:tcPr>
-          <w:p ns2:paraId="55FAE3FC" ns2:textId="77777777">
+          <w:p>
             <w:r>
               <w:rPr>
                 <w:b/>
@@ -5549,20 +5475,20 @@
               <w:right w:w="120" w:type="dxa"/>
             </w:tcMar>
           </w:tcPr>
-          <w:p ns2:paraId="15092C4A" ns2:textId="77777777">
-            <w:r>
-              <w:t xml:space="preserve">Métricas oficiales multi-semilla en test hold-out: RMSE=0,0226±0,0086 EUR/L, MAE=0,0177±0,0067, MAPE=1,78%±0,69%, R²=0,7957±0,1535, Direction Accuracy=93,2%±2,0%; mejora ~23,3% en RMSE frente al baseline Naive (0,0295 EUR/L). La semilla persistida como artefacto de inferencia obtiene en test RMSE=0,0170, MAE=0,0135, MAPE=1,33%, R²=0,8994 y Direction Accuracy=90,6% — reproducido de forma independiente ejecutando train() end-to-end sobre el dataset completo (ver verification_report.md, Ciclo 2).</w:t>
+          <w:p>
+            <w:r>
+              <w:t>Métricas oficiales multi-semilla en test hold-out: RMSE=0,0226±0,0086 EUR/L, MAE=0,0177±0,0067, MAPE=1,78%±0,69%, R²=0,7957±0,1535, Direction Accuracy=93,2%±2,0%; mejora ~23,3% en RMSE frente al baseline Naive (0,0295 EUR/L). La semilla persistida como artefacto de inferencia obtiene en test RMSE=0,0170, MAE=0,0135, MAPE=1,33%, R²=0,8994 y Direction Accuracy=90,6% — reproducido de forma independiente ejecutando train() end-to-end sobre el dataset completo (ver verification_report.md, Ciclo 2).</w:t>
             </w:r>
           </w:p>
         </w:tc>
       </w:tr>
     </w:tbl>
-    <w:p ns2:paraId="3773E7D0" ns2:textId="48983DD0">
+    <w:p>
       <w:pPr>
-        <w:pStyle w:val="Descripcin"/>
+        <w:pStyle w:val="Caption"/>
         <w:jc w:val="center"/>
       </w:pPr>
-      <w:bookmarkStart w:id="18" w:name="_Toc233977645"/>
+      <w:bookmarkStart w:id="13" w:name="_Toc233977645"/>
       <w:r>
         <w:t xml:space="preserve">Tabla </w:t>
       </w:r>
@@ -5577,13 +5503,13 @@
       <w:r>
         <w:t xml:space="preserve"> Fichero de prueba de referencia</w:t>
       </w:r>
-      <w:bookmarkEnd w:id="18"/>
+      <w:bookmarkEnd w:id="13"/>
     </w:p>
     <w:sectPr>
-      <w:headerReference w:type="even" ns7:id="rId12"/>
-      <w:headerReference w:type="default" ns7:id="rId13"/>
-      <w:footerReference w:type="default" ns7:id="rId14"/>
-      <w:footerReference w:type="first" ns7:id="rId15"/>
+      <w:headerReference w:type="even" r:id="rId12"/>
+      <w:headerReference w:type="default" r:id="rId13"/>
+      <w:footerReference w:type="default" r:id="rId14"/>
+      <w:footerReference w:type="first" r:id="rId15"/>
       <w:pgSz w:w="11906" w:h="16838"/>
       <w:pgMar w:top="1417" w:right="1701" w:bottom="1417" w:left="1701" w:header="708" w:footer="708" w:gutter="0"/>
       <w:pgNumType w:start="1"/>
@@ -6336,7 +6262,7 @@
         <w:noProof/>
         <w:color w:val="000000"/>
       </w:rPr>
-      <w:t xml:space="preserve">2</w:t>
+      <w:t>2</w:t>
     </w:r>
     <w:r>
       <w:rPr>
@@ -6358,7 +6284,7 @@
         <w:rFonts w:ascii="Liberalisation sans narrow" w:eastAsia="Liberalisation sans narrow" w:hAnsi="Liberalisation sans narrow" w:cs="Liberalisation sans narrow"/>
         <w:color w:val="000000"/>
       </w:rPr>
-      <w:t xml:space="preserve">lactic-market-price-forecast</w:t>
+      <w:t>lactic-market-price-forecast</w:t>
     </w:r>
     <w:proofErr w:type="spellEnd"/>
     <w:r>
@@ -6914,11 +6840,11 @@
     <w:name w:val="Normal"/>
     <w:qFormat/>
   </w:style>
-  <w:style w:type="paragraph" w:styleId="Ttulo1">
+  <w:style w:type="paragraph" w:styleId="Heading1">
     <w:name w:val="heading 1"/>
     <w:basedOn w:val="Normal"/>
     <w:next w:val="Normal"/>
-    <w:link w:val="Ttulo1Car"/>
+    <w:link w:val="Heading1Char"/>
     <w:uiPriority w:val="9"/>
     <w:qFormat/>
     <w:pPr>
@@ -6936,11 +6862,11 @@
       <w:szCs w:val="36"/>
     </w:rPr>
   </w:style>
-  <w:style w:type="paragraph" w:styleId="Ttulo2">
+  <w:style w:type="paragraph" w:styleId="Heading2">
     <w:name w:val="heading 2"/>
     <w:basedOn w:val="Normal"/>
     <w:next w:val="Normal"/>
-    <w:link w:val="Ttulo2Car"/>
+    <w:link w:val="Heading2Char"/>
     <w:uiPriority w:val="9"/>
     <w:semiHidden/>
     <w:unhideWhenUsed/>
@@ -6959,11 +6885,11 @@
       <w:szCs w:val="32"/>
     </w:rPr>
   </w:style>
-  <w:style w:type="paragraph" w:styleId="Ttulo3">
+  <w:style w:type="paragraph" w:styleId="Heading3">
     <w:name w:val="heading 3"/>
     <w:basedOn w:val="Normal"/>
     <w:next w:val="Normal"/>
-    <w:link w:val="Ttulo3Car"/>
+    <w:link w:val="Heading3Char"/>
     <w:uiPriority w:val="9"/>
     <w:semiHidden/>
     <w:unhideWhenUsed/>
@@ -6982,11 +6908,11 @@
       <w:szCs w:val="28"/>
     </w:rPr>
   </w:style>
-  <w:style w:type="paragraph" w:styleId="Ttulo4">
+  <w:style w:type="paragraph" w:styleId="Heading4">
     <w:name w:val="heading 4"/>
     <w:basedOn w:val="Normal"/>
     <w:next w:val="Normal"/>
-    <w:link w:val="Ttulo4Car"/>
+    <w:link w:val="Heading4Char"/>
     <w:uiPriority w:val="9"/>
     <w:semiHidden/>
     <w:unhideWhenUsed/>
@@ -7005,11 +6931,11 @@
       <w:szCs w:val="24"/>
     </w:rPr>
   </w:style>
-  <w:style w:type="paragraph" w:styleId="Ttulo5">
+  <w:style w:type="paragraph" w:styleId="Heading5">
     <w:name w:val="heading 5"/>
     <w:basedOn w:val="Normal"/>
     <w:next w:val="Normal"/>
-    <w:link w:val="Ttulo5Car"/>
+    <w:link w:val="Heading5Char"/>
     <w:uiPriority w:val="9"/>
     <w:semiHidden/>
     <w:unhideWhenUsed/>
@@ -7027,11 +6953,11 @@
       <w:color w:val="284546"/>
     </w:rPr>
   </w:style>
-  <w:style w:type="paragraph" w:styleId="Ttulo6">
+  <w:style w:type="paragraph" w:styleId="Heading6">
     <w:name w:val="heading 6"/>
     <w:basedOn w:val="Normal"/>
     <w:next w:val="Normal"/>
-    <w:link w:val="Ttulo6Car"/>
+    <w:link w:val="Heading6Char"/>
     <w:uiPriority w:val="9"/>
     <w:semiHidden/>
     <w:unhideWhenUsed/>
@@ -7051,11 +6977,11 @@
       <w:color w:val="1B2E2F"/>
     </w:rPr>
   </w:style>
-  <w:style w:type="paragraph" w:styleId="Ttulo7">
+  <w:style w:type="paragraph" w:styleId="Heading7">
     <w:name w:val="heading 7"/>
     <w:basedOn w:val="Normal"/>
     <w:next w:val="Normal"/>
-    <w:link w:val="Ttulo7Car"/>
+    <w:link w:val="Heading7Char"/>
     <w:uiPriority w:val="9"/>
     <w:unhideWhenUsed/>
     <w:qFormat/>
@@ -7073,11 +6999,11 @@
       <w:color w:val="1B2E2E" w:themeColor="accent1" w:themeShade="80"/>
     </w:rPr>
   </w:style>
-  <w:style w:type="paragraph" w:styleId="Ttulo8">
+  <w:style w:type="paragraph" w:styleId="Heading8">
     <w:name w:val="heading 8"/>
     <w:basedOn w:val="Normal"/>
     <w:next w:val="Normal"/>
-    <w:link w:val="Ttulo8Car"/>
+    <w:link w:val="Heading8Char"/>
     <w:uiPriority w:val="9"/>
     <w:unhideWhenUsed/>
     <w:qFormat/>
@@ -7097,11 +7023,11 @@
       <w:color w:val="1B2E2E" w:themeColor="accent1" w:themeShade="80"/>
     </w:rPr>
   </w:style>
-  <w:style w:type="paragraph" w:styleId="Ttulo9">
+  <w:style w:type="paragraph" w:styleId="Heading9">
     <w:name w:val="heading 9"/>
     <w:basedOn w:val="Normal"/>
     <w:next w:val="Normal"/>
-    <w:link w:val="Ttulo9Car"/>
+    <w:link w:val="Heading9Char"/>
     <w:uiPriority w:val="9"/>
     <w:semiHidden/>
     <w:unhideWhenUsed/>
@@ -7120,12 +7046,13 @@
       <w:color w:val="1B2E2E" w:themeColor="accent1" w:themeShade="80"/>
     </w:rPr>
   </w:style>
-  <w:style w:type="character" w:default="1" w:styleId="Fuentedeprrafopredeter">
+  <w:style w:type="character" w:default="1" w:styleId="DefaultParagraphFont">
     <w:name w:val="Default Paragraph Font"/>
     <w:uiPriority w:val="1"/>
+    <w:semiHidden/>
     <w:unhideWhenUsed/>
   </w:style>
-  <w:style w:type="table" w:default="1" w:styleId="Tablanormal">
+  <w:style w:type="table" w:default="1" w:styleId="TableNormal">
     <w:name w:val="Normal Table"/>
     <w:uiPriority w:val="99"/>
     <w:semiHidden/>
@@ -7140,13 +7067,13 @@
       </w:tblCellMar>
     </w:tblPr>
   </w:style>
-  <w:style w:type="numbering" w:default="1" w:styleId="Sinlista">
+  <w:style w:type="numbering" w:default="1" w:styleId="NoList">
     <w:name w:val="No List"/>
     <w:uiPriority w:val="99"/>
     <w:semiHidden/>
     <w:unhideWhenUsed/>
   </w:style>
-  <w:style w:type="table" w:customStyle="1" w:styleId="TableNormal">
+  <w:style w:type="table" w:customStyle="1" w:styleId="TableNormal0">
     <w:name w:val="TableNormal"/>
     <w:tblPr>
       <w:tblCellMar>
@@ -7157,11 +7084,11 @@
       </w:tblCellMar>
     </w:tblPr>
   </w:style>
-  <w:style w:type="paragraph" w:styleId="Ttulo">
+  <w:style w:type="paragraph" w:styleId="Title">
     <w:name w:val="Title"/>
     <w:basedOn w:val="Normal"/>
     <w:next w:val="Normal"/>
-    <w:link w:val="TtuloCar"/>
+    <w:link w:val="TitleChar"/>
     <w:uiPriority w:val="10"/>
     <w:qFormat/>
     <w:pPr>
@@ -7176,10 +7103,10 @@
       <w:szCs w:val="72"/>
     </w:rPr>
   </w:style>
-  <w:style w:type="character" w:customStyle="1" w:styleId="Ttulo1Car">
-    <w:name w:val="Título 1 Car"/>
-    <w:basedOn w:val="Fuentedeprrafopredeter"/>
-    <w:link w:val="Ttulo1"/>
+  <w:style w:type="character" w:customStyle="1" w:styleId="Heading1Char">
+    <w:name w:val="Heading 1 Char"/>
+    <w:basedOn w:val="DefaultParagraphFont"/>
+    <w:link w:val="Heading1"/>
     <w:uiPriority w:val="9"/>
     <w:rsid w:val="00AB39A2"/>
     <w:rPr>
@@ -7189,10 +7116,10 @@
       <w:szCs w:val="36"/>
     </w:rPr>
   </w:style>
-  <w:style w:type="character" w:customStyle="1" w:styleId="Ttulo2Car">
-    <w:name w:val="Título 2 Car"/>
-    <w:basedOn w:val="Fuentedeprrafopredeter"/>
-    <w:link w:val="Ttulo2"/>
+  <w:style w:type="character" w:customStyle="1" w:styleId="Heading2Char">
+    <w:name w:val="Heading 2 Char"/>
+    <w:basedOn w:val="DefaultParagraphFont"/>
+    <w:link w:val="Heading2"/>
     <w:uiPriority w:val="9"/>
     <w:rsid w:val="00AB39A2"/>
     <w:rPr>
@@ -7202,10 +7129,10 @@
       <w:szCs w:val="32"/>
     </w:rPr>
   </w:style>
-  <w:style w:type="character" w:customStyle="1" w:styleId="Ttulo3Car">
-    <w:name w:val="Título 3 Car"/>
-    <w:basedOn w:val="Fuentedeprrafopredeter"/>
-    <w:link w:val="Ttulo3"/>
+  <w:style w:type="character" w:customStyle="1" w:styleId="Heading3Char">
+    <w:name w:val="Heading 3 Char"/>
+    <w:basedOn w:val="DefaultParagraphFont"/>
+    <w:link w:val="Heading3"/>
     <w:uiPriority w:val="9"/>
     <w:rsid w:val="00AB39A2"/>
     <w:rPr>
@@ -7215,10 +7142,10 @@
       <w:szCs w:val="28"/>
     </w:rPr>
   </w:style>
-  <w:style w:type="character" w:customStyle="1" w:styleId="Ttulo4Car">
-    <w:name w:val="Título 4 Car"/>
-    <w:basedOn w:val="Fuentedeprrafopredeter"/>
-    <w:link w:val="Ttulo4"/>
+  <w:style w:type="character" w:customStyle="1" w:styleId="Heading4Char">
+    <w:name w:val="Heading 4 Char"/>
+    <w:basedOn w:val="DefaultParagraphFont"/>
+    <w:link w:val="Heading4"/>
     <w:uiPriority w:val="9"/>
     <w:rsid w:val="00AB39A2"/>
     <w:rPr>
@@ -7228,10 +7155,10 @@
       <w:szCs w:val="24"/>
     </w:rPr>
   </w:style>
-  <w:style w:type="character" w:customStyle="1" w:styleId="Ttulo5Car">
-    <w:name w:val="Título 5 Car"/>
-    <w:basedOn w:val="Fuentedeprrafopredeter"/>
-    <w:link w:val="Ttulo5"/>
+  <w:style w:type="character" w:customStyle="1" w:styleId="Heading5Char">
+    <w:name w:val="Heading 5 Char"/>
+    <w:basedOn w:val="DefaultParagraphFont"/>
+    <w:link w:val="Heading5"/>
     <w:uiPriority w:val="9"/>
     <w:rsid w:val="00AB39A2"/>
     <w:rPr>
@@ -7240,10 +7167,10 @@
       <w:color w:val="284546" w:themeColor="accent1" w:themeShade="BF"/>
     </w:rPr>
   </w:style>
-  <w:style w:type="character" w:customStyle="1" w:styleId="Ttulo6Car">
-    <w:name w:val="Título 6 Car"/>
-    <w:basedOn w:val="Fuentedeprrafopredeter"/>
-    <w:link w:val="Ttulo6"/>
+  <w:style w:type="character" w:customStyle="1" w:styleId="Heading6Char">
+    <w:name w:val="Heading 6 Char"/>
+    <w:basedOn w:val="DefaultParagraphFont"/>
+    <w:link w:val="Heading6"/>
     <w:uiPriority w:val="9"/>
     <w:rsid w:val="00AB39A2"/>
     <w:rPr>
@@ -7254,10 +7181,10 @@
       <w:color w:val="1B2E2E" w:themeColor="accent1" w:themeShade="80"/>
     </w:rPr>
   </w:style>
-  <w:style w:type="character" w:customStyle="1" w:styleId="Ttulo7Car">
-    <w:name w:val="Título 7 Car"/>
-    <w:basedOn w:val="Fuentedeprrafopredeter"/>
-    <w:link w:val="Ttulo7"/>
+  <w:style w:type="character" w:customStyle="1" w:styleId="Heading7Char">
+    <w:name w:val="Heading 7 Char"/>
+    <w:basedOn w:val="DefaultParagraphFont"/>
+    <w:link w:val="Heading7"/>
     <w:uiPriority w:val="9"/>
     <w:rsid w:val="00AB39A2"/>
     <w:rPr>
@@ -7267,10 +7194,10 @@
       <w:color w:val="1B2E2E" w:themeColor="accent1" w:themeShade="80"/>
     </w:rPr>
   </w:style>
-  <w:style w:type="character" w:customStyle="1" w:styleId="Ttulo8Car">
-    <w:name w:val="Título 8 Car"/>
-    <w:basedOn w:val="Fuentedeprrafopredeter"/>
-    <w:link w:val="Ttulo8"/>
+  <w:style w:type="character" w:customStyle="1" w:styleId="Heading8Char">
+    <w:name w:val="Heading 8 Char"/>
+    <w:basedOn w:val="DefaultParagraphFont"/>
+    <w:link w:val="Heading8"/>
     <w:uiPriority w:val="9"/>
     <w:rsid w:val="00AB39A2"/>
     <w:rPr>
@@ -7282,10 +7209,10 @@
       <w:color w:val="1B2E2E" w:themeColor="accent1" w:themeShade="80"/>
     </w:rPr>
   </w:style>
-  <w:style w:type="character" w:customStyle="1" w:styleId="Ttulo9Car">
-    <w:name w:val="Título 9 Car"/>
-    <w:basedOn w:val="Fuentedeprrafopredeter"/>
-    <w:link w:val="Ttulo9"/>
+  <w:style w:type="character" w:customStyle="1" w:styleId="Heading9Char">
+    <w:name w:val="Heading 9 Char"/>
+    <w:basedOn w:val="DefaultParagraphFont"/>
+    <w:link w:val="Heading9"/>
     <w:uiPriority w:val="9"/>
     <w:semiHidden/>
     <w:rsid w:val="00AB39A2"/>
@@ -7296,11 +7223,11 @@
       <w:color w:val="1B2E2E" w:themeColor="accent1" w:themeShade="80"/>
     </w:rPr>
   </w:style>
-  <w:style w:type="paragraph" w:styleId="Descripcin">
+  <w:style w:type="paragraph" w:styleId="Caption">
     <w:name w:val="caption"/>
     <w:basedOn w:val="Normal"/>
     <w:next w:val="Normal"/>
-    <w:link w:val="DescripcinCar"/>
+    <w:link w:val="CaptionChar"/>
     <w:unhideWhenUsed/>
     <w:qFormat/>
     <w:rsid w:val="00AB39A2"/>
@@ -7314,10 +7241,10 @@
       <w:color w:val="739A8A" w:themeColor="text2"/>
     </w:rPr>
   </w:style>
-  <w:style w:type="character" w:customStyle="1" w:styleId="TtuloCar">
-    <w:name w:val="Título Car"/>
-    <w:basedOn w:val="Fuentedeprrafopredeter"/>
-    <w:link w:val="Ttulo"/>
+  <w:style w:type="character" w:customStyle="1" w:styleId="TitleChar">
+    <w:name w:val="Title Char"/>
+    <w:basedOn w:val="DefaultParagraphFont"/>
+    <w:link w:val="Title"/>
     <w:uiPriority w:val="10"/>
     <w:rsid w:val="00AB39A2"/>
     <w:rPr>
@@ -7329,10 +7256,10 @@
       <w:szCs w:val="72"/>
     </w:rPr>
   </w:style>
-  <w:style w:type="character" w:customStyle="1" w:styleId="SubttuloCar">
-    <w:name w:val="Subtítulo Car"/>
-    <w:basedOn w:val="Fuentedeprrafopredeter"/>
-    <w:link w:val="Subttulo"/>
+  <w:style w:type="character" w:customStyle="1" w:styleId="SubtitleChar">
+    <w:name w:val="Subtitle Char"/>
+    <w:basedOn w:val="DefaultParagraphFont"/>
+    <w:link w:val="Subtitle"/>
     <w:uiPriority w:val="11"/>
     <w:rsid w:val="00AB39A2"/>
     <w:rPr>
@@ -7342,9 +7269,9 @@
       <w:szCs w:val="28"/>
     </w:rPr>
   </w:style>
-  <w:style w:type="character" w:styleId="Fuerte">
+  <w:style w:type="character" w:styleId="Strong">
     <w:name w:val="Strong"/>
-    <w:basedOn w:val="Fuentedeprrafopredeter"/>
+    <w:basedOn w:val="DefaultParagraphFont"/>
     <w:uiPriority w:val="22"/>
     <w:qFormat/>
     <w:rsid w:val="00AB39A2"/>
@@ -7353,9 +7280,9 @@
       <w:bCs/>
     </w:rPr>
   </w:style>
-  <w:style w:type="character" w:styleId="nfasis">
+  <w:style w:type="character" w:styleId="Emphasis">
     <w:name w:val="Emphasis"/>
-    <w:basedOn w:val="Fuentedeprrafopredeter"/>
+    <w:basedOn w:val="DefaultParagraphFont"/>
     <w:uiPriority w:val="20"/>
     <w:qFormat/>
     <w:rsid w:val="00AB39A2"/>
@@ -7364,7 +7291,7 @@
       <w:iCs/>
     </w:rPr>
   </w:style>
-  <w:style w:type="paragraph" w:styleId="Sinespaciado">
+  <w:style w:type="paragraph" w:styleId="NoSpacing">
     <w:name w:val="No Spacing"/>
     <w:uiPriority w:val="1"/>
     <w:qFormat/>
@@ -7373,11 +7300,11 @@
       <w:spacing w:after="0" w:line="240" w:lineRule="auto"/>
     </w:pPr>
   </w:style>
-  <w:style w:type="paragraph" w:styleId="Cita">
+  <w:style w:type="paragraph" w:styleId="Quote">
     <w:name w:val="Quote"/>
     <w:basedOn w:val="Normal"/>
     <w:next w:val="Normal"/>
-    <w:link w:val="CitaCar"/>
+    <w:link w:val="QuoteChar"/>
     <w:uiPriority w:val="29"/>
     <w:qFormat/>
     <w:rsid w:val="00AB39A2"/>
@@ -7391,10 +7318,10 @@
       <w:szCs w:val="24"/>
     </w:rPr>
   </w:style>
-  <w:style w:type="character" w:customStyle="1" w:styleId="CitaCar">
-    <w:name w:val="Cita Car"/>
-    <w:basedOn w:val="Fuentedeprrafopredeter"/>
-    <w:link w:val="Cita"/>
+  <w:style w:type="character" w:customStyle="1" w:styleId="QuoteChar">
+    <w:name w:val="Quote Char"/>
+    <w:basedOn w:val="DefaultParagraphFont"/>
+    <w:link w:val="Quote"/>
     <w:uiPriority w:val="29"/>
     <w:rsid w:val="00AB39A2"/>
     <w:rPr>
@@ -7403,11 +7330,11 @@
       <w:szCs w:val="24"/>
     </w:rPr>
   </w:style>
-  <w:style w:type="paragraph" w:styleId="Citadestacada">
+  <w:style w:type="paragraph" w:styleId="IntenseQuote">
     <w:name w:val="Intense Quote"/>
     <w:basedOn w:val="Normal"/>
     <w:next w:val="Normal"/>
-    <w:link w:val="CitadestacadaCar"/>
+    <w:link w:val="IntenseQuoteChar"/>
     <w:uiPriority w:val="30"/>
     <w:qFormat/>
     <w:rsid w:val="00AB39A2"/>
@@ -7424,10 +7351,10 @@
       <w:szCs w:val="32"/>
     </w:rPr>
   </w:style>
-  <w:style w:type="character" w:customStyle="1" w:styleId="CitadestacadaCar">
-    <w:name w:val="Cita destacada Car"/>
-    <w:basedOn w:val="Fuentedeprrafopredeter"/>
-    <w:link w:val="Citadestacada"/>
+  <w:style w:type="character" w:customStyle="1" w:styleId="IntenseQuoteChar">
+    <w:name w:val="Intense Quote Char"/>
+    <w:basedOn w:val="DefaultParagraphFont"/>
+    <w:link w:val="IntenseQuote"/>
     <w:uiPriority w:val="30"/>
     <w:rsid w:val="00AB39A2"/>
     <w:rPr>
@@ -7438,9 +7365,9 @@
       <w:szCs w:val="32"/>
     </w:rPr>
   </w:style>
-  <w:style w:type="character" w:styleId="nfasissutil">
+  <w:style w:type="character" w:styleId="SubtleEmphasis">
     <w:name w:val="Subtle Emphasis"/>
-    <w:basedOn w:val="Fuentedeprrafopredeter"/>
+    <w:basedOn w:val="DefaultParagraphFont"/>
     <w:uiPriority w:val="19"/>
     <w:qFormat/>
     <w:rsid w:val="00AB39A2"/>
@@ -7450,9 +7377,9 @@
       <w:color w:val="A3BDB2" w:themeColor="text1" w:themeTint="A6"/>
     </w:rPr>
   </w:style>
-  <w:style w:type="character" w:styleId="nfasisintenso">
+  <w:style w:type="character" w:styleId="IntenseEmphasis">
     <w:name w:val="Intense Emphasis"/>
-    <w:basedOn w:val="Fuentedeprrafopredeter"/>
+    <w:basedOn w:val="DefaultParagraphFont"/>
     <w:uiPriority w:val="21"/>
     <w:qFormat/>
     <w:rsid w:val="00AB39A2"/>
@@ -7463,9 +7390,9 @@
       <w:iCs/>
     </w:rPr>
   </w:style>
-  <w:style w:type="character" w:styleId="Referenciasutil">
+  <w:style w:type="character" w:styleId="SubtleReference">
     <w:name w:val="Subtle Reference"/>
-    <w:basedOn w:val="Fuentedeprrafopredeter"/>
+    <w:basedOn w:val="DefaultParagraphFont"/>
     <w:uiPriority w:val="31"/>
     <w:qFormat/>
     <w:rsid w:val="00AB39A2"/>
@@ -7476,9 +7403,9 @@
       <w:bdr w:val="none" w:sz="0" w:space="0" w:color="auto"/>
     </w:rPr>
   </w:style>
-  <w:style w:type="character" w:styleId="Referenciaintensa">
+  <w:style w:type="character" w:styleId="IntenseReference">
     <w:name w:val="Intense Reference"/>
-    <w:basedOn w:val="Fuentedeprrafopredeter"/>
+    <w:basedOn w:val="DefaultParagraphFont"/>
     <w:uiPriority w:val="32"/>
     <w:qFormat/>
     <w:rsid w:val="00AB39A2"/>
@@ -7490,9 +7417,9 @@
       <w:u w:val="single"/>
     </w:rPr>
   </w:style>
-  <w:style w:type="character" w:styleId="Ttulodellibro">
+  <w:style w:type="character" w:styleId="BookTitle">
     <w:name w:val="Book Title"/>
-    <w:basedOn w:val="Fuentedeprrafopredeter"/>
+    <w:basedOn w:val="DefaultParagraphFont"/>
     <w:uiPriority w:val="33"/>
     <w:qFormat/>
     <w:rsid w:val="00AB39A2"/>
@@ -7503,9 +7430,9 @@
       <w:spacing w:val="10"/>
     </w:rPr>
   </w:style>
-  <w:style w:type="paragraph" w:styleId="TtuloTDC">
+  <w:style w:type="paragraph" w:styleId="TOCHeading">
     <w:name w:val="TOC Heading"/>
-    <w:basedOn w:val="Ttulo1"/>
+    <w:basedOn w:val="Heading1"/>
     <w:next w:val="Normal"/>
     <w:uiPriority w:val="39"/>
     <w:unhideWhenUsed/>
@@ -7515,10 +7442,10 @@
       <w:outlineLvl w:val="9"/>
     </w:pPr>
   </w:style>
-  <w:style w:type="paragraph" w:styleId="Encabezado">
+  <w:style w:type="paragraph" w:styleId="Header">
     <w:name w:val="header"/>
     <w:basedOn w:val="Normal"/>
-    <w:link w:val="EncabezadoCar"/>
+    <w:link w:val="HeaderChar"/>
     <w:uiPriority w:val="99"/>
     <w:unhideWhenUsed/>
     <w:rsid w:val="00171F5E"/>
@@ -7530,17 +7457,17 @@
       <w:spacing w:after="0" w:line="240" w:lineRule="auto"/>
     </w:pPr>
   </w:style>
-  <w:style w:type="character" w:customStyle="1" w:styleId="EncabezadoCar">
-    <w:name w:val="Encabezado Car"/>
-    <w:basedOn w:val="Fuentedeprrafopredeter"/>
-    <w:link w:val="Encabezado"/>
+  <w:style w:type="character" w:customStyle="1" w:styleId="HeaderChar">
+    <w:name w:val="Header Char"/>
+    <w:basedOn w:val="DefaultParagraphFont"/>
+    <w:link w:val="Header"/>
     <w:uiPriority w:val="99"/>
     <w:rsid w:val="00171F5E"/>
   </w:style>
-  <w:style w:type="paragraph" w:styleId="Piedepgina">
+  <w:style w:type="paragraph" w:styleId="Footer">
     <w:name w:val="footer"/>
     <w:basedOn w:val="Normal"/>
-    <w:link w:val="PiedepginaCar"/>
+    <w:link w:val="FooterChar"/>
     <w:uiPriority w:val="99"/>
     <w:unhideWhenUsed/>
     <w:rsid w:val="00171F5E"/>
@@ -7552,14 +7479,14 @@
       <w:spacing w:after="0" w:line="240" w:lineRule="auto"/>
     </w:pPr>
   </w:style>
-  <w:style w:type="character" w:customStyle="1" w:styleId="PiedepginaCar">
-    <w:name w:val="Pie de página Car"/>
-    <w:basedOn w:val="Fuentedeprrafopredeter"/>
-    <w:link w:val="Piedepgina"/>
+  <w:style w:type="character" w:customStyle="1" w:styleId="FooterChar">
+    <w:name w:val="Footer Char"/>
+    <w:basedOn w:val="DefaultParagraphFont"/>
+    <w:link w:val="Footer"/>
     <w:uiPriority w:val="99"/>
     <w:rsid w:val="00171F5E"/>
   </w:style>
-  <w:style w:type="paragraph" w:styleId="TDC1">
+  <w:style w:type="paragraph" w:styleId="TOC1">
     <w:name w:val="toc 1"/>
     <w:basedOn w:val="Normal"/>
     <w:next w:val="Normal"/>
@@ -7571,7 +7498,7 @@
       <w:spacing w:after="100"/>
     </w:pPr>
   </w:style>
-  <w:style w:type="paragraph" w:styleId="TDC2">
+  <w:style w:type="paragraph" w:styleId="TOC2">
     <w:name w:val="toc 2"/>
     <w:basedOn w:val="Normal"/>
     <w:next w:val="Normal"/>
@@ -7588,7 +7515,7 @@
       <w:ind w:left="220"/>
     </w:pPr>
   </w:style>
-  <w:style w:type="paragraph" w:styleId="TDC3">
+  <w:style w:type="paragraph" w:styleId="TOC3">
     <w:name w:val="toc 3"/>
     <w:basedOn w:val="Normal"/>
     <w:next w:val="Normal"/>
@@ -7602,10 +7529,10 @@
       <w:ind w:left="440"/>
     </w:pPr>
   </w:style>
-  <w:style w:type="paragraph" w:styleId="Textonotapie">
+  <w:style w:type="paragraph" w:styleId="FootnoteText">
     <w:name w:val="footnote text"/>
     <w:basedOn w:val="Normal"/>
-    <w:link w:val="TextonotapieCar"/>
+    <w:link w:val="FootnoteTextChar"/>
     <w:uiPriority w:val="99"/>
     <w:semiHidden/>
     <w:unhideWhenUsed/>
@@ -7618,10 +7545,10 @@
       <w:szCs w:val="20"/>
     </w:rPr>
   </w:style>
-  <w:style w:type="character" w:customStyle="1" w:styleId="TextonotapieCar">
-    <w:name w:val="Texto nota pie Car"/>
-    <w:basedOn w:val="Fuentedeprrafopredeter"/>
-    <w:link w:val="Textonotapie"/>
+  <w:style w:type="character" w:customStyle="1" w:styleId="FootnoteTextChar">
+    <w:name w:val="Footnote Text Char"/>
+    <w:basedOn w:val="DefaultParagraphFont"/>
+    <w:link w:val="FootnoteText"/>
     <w:uiPriority w:val="99"/>
     <w:semiHidden/>
     <w:rsid w:val="00C81877"/>
@@ -7630,10 +7557,10 @@
       <w:szCs w:val="20"/>
     </w:rPr>
   </w:style>
-  <w:style w:type="paragraph" w:styleId="Textocomentario">
+  <w:style w:type="paragraph" w:styleId="CommentText">
     <w:name w:val="annotation text"/>
     <w:basedOn w:val="Normal"/>
-    <w:link w:val="TextocomentarioCar"/>
+    <w:link w:val="CommentTextChar"/>
     <w:uiPriority w:val="99"/>
     <w:semiHidden/>
     <w:unhideWhenUsed/>
@@ -7650,10 +7577,10 @@
       <w:lang w:val="en-US"/>
     </w:rPr>
   </w:style>
-  <w:style w:type="character" w:customStyle="1" w:styleId="TextocomentarioCar">
-    <w:name w:val="Texto comentario Car"/>
-    <w:basedOn w:val="Fuentedeprrafopredeter"/>
-    <w:link w:val="Textocomentario"/>
+  <w:style w:type="character" w:customStyle="1" w:styleId="CommentTextChar">
+    <w:name w:val="Comment Text Char"/>
+    <w:basedOn w:val="DefaultParagraphFont"/>
+    <w:link w:val="CommentText"/>
     <w:uiPriority w:val="99"/>
     <w:semiHidden/>
     <w:rsid w:val="00C81877"/>
@@ -7664,7 +7591,7 @@
       <w:lang w:val="en-US"/>
     </w:rPr>
   </w:style>
-  <w:style w:type="character" w:styleId="Refdenotaalpie">
+  <w:style w:type="character" w:styleId="FootnoteReference">
     <w:name w:val="footnote reference"/>
     <w:uiPriority w:val="99"/>
     <w:semiHidden/>
@@ -7674,9 +7601,9 @@
       <w:vertAlign w:val="superscript"/>
     </w:rPr>
   </w:style>
-  <w:style w:type="character" w:styleId="Refdecomentario">
+  <w:style w:type="character" w:styleId="CommentReference">
     <w:name w:val="annotation reference"/>
-    <w:basedOn w:val="Fuentedeprrafopredeter"/>
+    <w:basedOn w:val="DefaultParagraphFont"/>
     <w:uiPriority w:val="99"/>
     <w:semiHidden/>
     <w:unhideWhenUsed/>
@@ -7686,9 +7613,9 @@
       <w:szCs w:val="16"/>
     </w:rPr>
   </w:style>
-  <w:style w:type="character" w:styleId="Hipervnculo">
+  <w:style w:type="character" w:styleId="Hyperlink">
     <w:name w:val="Hyperlink"/>
-    <w:basedOn w:val="Fuentedeprrafopredeter"/>
+    <w:basedOn w:val="DefaultParagraphFont"/>
     <w:uiPriority w:val="99"/>
     <w:unhideWhenUsed/>
     <w:rsid w:val="00C81877"/>
@@ -7697,9 +7624,9 @@
       <w:u w:val="single"/>
     </w:rPr>
   </w:style>
-  <w:style w:type="character" w:styleId="Mencinsinresolver">
+  <w:style w:type="character" w:styleId="UnresolvedMention">
     <w:name w:val="Unresolved Mention"/>
-    <w:basedOn w:val="Fuentedeprrafopredeter"/>
+    <w:basedOn w:val="DefaultParagraphFont"/>
     <w:uiPriority w:val="99"/>
     <w:semiHidden/>
     <w:unhideWhenUsed/>
@@ -7709,9 +7636,9 @@
       <w:shd w:val="clear" w:color="auto" w:fill="E1DFDD"/>
     </w:rPr>
   </w:style>
-  <w:style w:type="table" w:styleId="Tablaconcuadrcula">
+  <w:style w:type="table" w:styleId="TableGrid">
     <w:name w:val="Table Grid"/>
-    <w:basedOn w:val="Tablanormal"/>
+    <w:basedOn w:val="TableNormal"/>
     <w:uiPriority w:val="39"/>
     <w:rsid w:val="00292DEB"/>
     <w:pPr>
@@ -7735,7 +7662,7 @@
       </w:tblBorders>
     </w:tblPr>
   </w:style>
-  <w:style w:type="paragraph" w:styleId="Tabladeilustraciones">
+  <w:style w:type="paragraph" w:styleId="TableofFigures">
     <w:name w:val="table of figures"/>
     <w:basedOn w:val="Normal"/>
     <w:next w:val="Normal"/>
@@ -7753,10 +7680,10 @@
       <w:lang w:val="en-US"/>
     </w:rPr>
   </w:style>
-  <w:style w:type="character" w:customStyle="1" w:styleId="DescripcinCar">
-    <w:name w:val="Descripción Car"/>
-    <w:basedOn w:val="Fuentedeprrafopredeter"/>
-    <w:link w:val="Descripcin"/>
+  <w:style w:type="character" w:customStyle="1" w:styleId="CaptionChar">
+    <w:name w:val="Caption Char"/>
+    <w:basedOn w:val="DefaultParagraphFont"/>
+    <w:link w:val="Caption"/>
     <w:locked/>
     <w:rsid w:val="00CE62B2"/>
     <w:rPr>
@@ -7766,11 +7693,11 @@
       <w:color w:val="739A8A" w:themeColor="text2"/>
     </w:rPr>
   </w:style>
-  <w:style w:type="paragraph" w:styleId="Subttulo">
+  <w:style w:type="paragraph" w:styleId="Subtitle">
     <w:name w:val="Subtitle"/>
     <w:basedOn w:val="Normal"/>
     <w:next w:val="Normal"/>
-    <w:link w:val="SubttuloCar"/>
+    <w:link w:val="SubtitleChar"/>
     <w:uiPriority w:val="11"/>
     <w:qFormat/>
     <w:pPr>
@@ -7785,7 +7712,7 @@
     </w:rPr>
   </w:style>
   <w:style w:type="table" w:customStyle="1" w:styleId="a">
-    <w:basedOn w:val="Tablanormal"/>
+    <w:basedOn w:val="TableNormal"/>
     <w:pPr>
       <w:spacing w:after="0" w:line="240" w:lineRule="auto"/>
     </w:pPr>
@@ -7801,7 +7728,7 @@
     </w:tblPr>
   </w:style>
   <w:style w:type="table" w:customStyle="1" w:styleId="a0">
-    <w:basedOn w:val="Tablanormal"/>
+    <w:basedOn w:val="TableNormal"/>
     <w:pPr>
       <w:spacing w:after="0" w:line="240" w:lineRule="auto"/>
     </w:pPr>
@@ -7817,7 +7744,7 @@
     </w:tblPr>
   </w:style>
   <w:style w:type="table" w:customStyle="1" w:styleId="a1">
-    <w:basedOn w:val="Tablanormal"/>
+    <w:basedOn w:val="TableNormal"/>
     <w:pPr>
       <w:spacing w:after="0" w:line="240" w:lineRule="auto"/>
     </w:pPr>
@@ -8037,28 +7964,28 @@
 </file>
 
 <file path=customXml/item1.xml><?xml version="1.0" encoding="utf-8"?>
+<b:Sources xmlns:b="http://schemas.openxmlformats.org/officeDocument/2006/bibliography" xmlns="http://schemas.openxmlformats.org/officeDocument/2006/bibliography" SelectedStyle="\APASixthEditionOfficeOnline.xsl" StyleName="APA" Version="6"/>
+</file>
+
+<file path=customXml/item2.xml><?xml version="1.0" encoding="utf-8"?>
 <go:gDocsCustomXmlDataStorage xmlns:go="http://customooxmlschemas.google.com/" xmlns:r="http://schemas.openxmlformats.org/officeDocument/2006/relationships" uri="GoogleDocsCustomDataVersion2">
   <go:docsCustomData xmlns:go="http://customooxmlschemas.google.com/" roundtripDataSignature="AMtx7mjfZHdsiCvpFOesiH+c3zMFCQ6GYw==">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</go:docsCustomData>
 </go:gDocsCustomXmlDataStorage>
 </file>
 
-<file path=customXml/item2.xml><?xml version="1.0" encoding="utf-8"?>
-<b:Sources xmlns:b="http://schemas.openxmlformats.org/officeDocument/2006/bibliography" xmlns="http://schemas.openxmlformats.org/officeDocument/2006/bibliography" SelectedStyle="\APASixthEditionOfficeOnline.xsl" StyleName="APA" Version="6"/>
+<file path=customXml/itemProps1.xml><?xml version="1.0" encoding="utf-8"?>
+<ds:datastoreItem xmlns:ds="http://schemas.openxmlformats.org/officeDocument/2006/customXml" ds:itemID="{13541E44-53E1-4E1E-8B81-150EFAC17A97}">
+  <ds:schemaRefs>
+    <ds:schemaRef ds:uri="http://schemas.openxmlformats.org/officeDocument/2006/bibliography"/>
+  </ds:schemaRefs>
+</ds:datastoreItem>
 </file>
 
-<file path=customXml/itemProps1.xml><?xml version="1.0" encoding="utf-8"?>
+<file path=customXml/itemProps2.xml><?xml version="1.0" encoding="utf-8"?>
 <ds:datastoreItem xmlns:ds="http://schemas.openxmlformats.org/officeDocument/2006/customXml" ds:itemID="{11111111-1234-1234-1234-123412341234}">
   <ds:schemaRefs>
     <ds:schemaRef ds:uri="http://customooxmlschemas.google.com/"/>
     <ds:schemaRef ds:uri="http://schemas.openxmlformats.org/officeDocument/2006/relationships"/>
   </ds:schemaRefs>
 </ds:datastoreItem>
-</file>
-
-<file path=customXml/itemProps2.xml><?xml version="1.0" encoding="utf-8"?>
-<ds:datastoreItem xmlns:ds="http://schemas.openxmlformats.org/officeDocument/2006/customXml" ds:itemID="{13541E44-53E1-4E1E-8B81-150EFAC17A97}">
-  <ds:schemaRefs>
-    <ds:schemaRef ds:uri="http://schemas.openxmlformats.org/officeDocument/2006/bibliography"/>
-  </ds:schemaRefs>
-</ds:datastoreItem>
 </file>